--- a/cursor/Reviziya_RK_Zakat_na_more_POISK_po_skrinam_2026-08-03.docx
+++ b/cursor/Reviziya_RK_Zakat_na_more_POISK_po_skrinam_2026-08-03.docx
@@ -29,7 +29,7 @@
         </w:rPr>
         <w:t>Яндекс Директ · boat-sochi.ru · 3 августа 2026</w:t>
         <w:br/>
-        <w:t>Версия 2 — анализ по загруженным скринам + статистика 01–03.08.2026</w:t>
+        <w:t>Версия 3 — с учётом корректировок (снимок 05)</w:t>
       </w:r>
     </w:p>
     <w:p>
@@ -42,7 +42,7 @@
           <w:b w:val="0"/>
           <w:sz w:val="22"/>
         </w:rPr>
-        <w:t>Документ заменяет предыдущий аудит без скринов. Ниже — фактические настройки из интерфейса и конкретные правки «что включить / выключить / исправить».</w:t>
+        <w:t>Обновление: добавлен фактический блок корректировок и уточнений со скрина 05. Предыдущая версия ошибочно указывала, что корректировок нет.</w:t>
       </w:r>
     </w:p>
     <w:p>
@@ -60,7 +60,7 @@
     </w:p>
     <w:p>
       <w:pPr>
-        <w:spacing w:after="120"/>
+        <w:pStyle w:val="ListBullet"/>
       </w:pPr>
       <w:r>
         <w:rPr>
@@ -68,13 +68,12 @@
           <w:b w:val="0"/>
           <w:sz w:val="22"/>
         </w:rPr>
-        <w:t>Кампания в целом собрана правильно по креативам (заголовки про закат, фото заката, 8 быстрых ссылок в превью, контакты «Яхты Сириуса»). Но есть несколько настроек, которые будут съедать бюджет или резать спрос:</w:t>
+        <w:t>Креативы и быстрые ссылки — сильные.</w:t>
       </w:r>
     </w:p>
     <w:p>
       <w:pPr>
         <w:pStyle w:val="ListBullet"/>
-        <w:spacing w:after="40"/>
       </w:pPr>
       <w:r>
         <w:rPr>
@@ -82,13 +81,12 @@
           <w:b w:val="0"/>
           <w:sz w:val="22"/>
         </w:rPr>
-        <w:t>КРИТИЧНО: география группы только «Сочи + Сириус» — туристы из Москвы/регионов почти не увидят объявление до приезда (расширенный гео спасает лишь частично).</w:t>
+        <w:t>Корректировки уже настроены разумно: младше 18 −100%, смартфоны +20%, топ 1% платёжеспособности +20%.</w:t>
       </w:r>
     </w:p>
     <w:p>
       <w:pPr>
         <w:pStyle w:val="ListBullet"/>
-        <w:spacing w:after="40"/>
       </w:pPr>
       <w:r>
         <w:rPr>
@@ -96,13 +94,12 @@
           <w:b w:val="0"/>
           <w:sz w:val="22"/>
         </w:rPr>
-        <w:t>КРИТИЧНО: автотаргетинг включён по всем категориям, включая Широкие и Альтернативные — по старым данным альтернативные = 0 конверсий.</w:t>
+        <w:t>Главные риски остаются: узкое гео (Сочи+Сириус), широкий автотаргетинг, ключ с -цена/-яхта.</w:t>
       </w:r>
     </w:p>
     <w:p>
       <w:pPr>
         <w:pStyle w:val="ListBullet"/>
-        <w:spacing w:after="40"/>
       </w:pPr>
       <w:r>
         <w:rPr>
@@ -110,63 +107,7 @@
           <w:b w:val="0"/>
           <w:sz w:val="22"/>
         </w:rPr>
-        <w:t>КРИТИЧНО: в ключе висит «морская прогулка адлер -цена -яхта -2026» — минус «цена» и «яхта» вредят.</w:t>
-      </w:r>
-    </w:p>
-    <w:p>
-      <w:pPr>
-        <w:pStyle w:val="ListBullet"/>
-        <w:spacing w:after="40"/>
-      </w:pPr>
-      <w:r>
-        <w:rPr>
-          <w:rFonts w:ascii="Times New Roman" w:hAnsi="Times New Roman" w:eastAsia="Times New Roman"/>
-          <w:b w:val="0"/>
-          <w:sz w:val="22"/>
-        </w:rPr>
-        <w:t>ВАЖНО: мониторинг сайта выключен.</w:t>
-      </w:r>
-    </w:p>
-    <w:p>
-      <w:pPr>
-        <w:pStyle w:val="ListBullet"/>
-        <w:spacing w:after="40"/>
-      </w:pPr>
-      <w:r>
-        <w:rPr>
-          <w:rFonts w:ascii="Times New Roman" w:hAnsi="Times New Roman" w:eastAsia="Times New Roman"/>
-          <w:b w:val="0"/>
-          <w:sz w:val="22"/>
-        </w:rPr>
-        <w:t>ВАЖНО: нет корректировок по устройствам/возрасту при 100% конверсий со смартфонов и возраста 25–44.</w:t>
-      </w:r>
-    </w:p>
-    <w:p>
-      <w:pPr>
-        <w:pStyle w:val="ListBullet"/>
-        <w:spacing w:after="40"/>
-      </w:pPr>
-      <w:r>
-        <w:rPr>
-          <w:rFonts w:ascii="Times New Roman" w:hAnsi="Times New Roman" w:eastAsia="Times New Roman"/>
-          <w:b w:val="0"/>
-          <w:sz w:val="22"/>
-        </w:rPr>
-        <w:t>ВАЖНО: UTM пустые; сниппет сайта тянет заголовок про дельфинов при оффере заката.</w:t>
-      </w:r>
-    </w:p>
-    <w:p>
-      <w:pPr>
-        <w:pStyle w:val="ListBullet"/>
-        <w:spacing w:after="40"/>
-      </w:pPr>
-      <w:r>
-        <w:rPr>
-          <w:rFonts w:ascii="Times New Roman" w:hAnsi="Times New Roman" w:eastAsia="Times New Roman"/>
-          <w:b w:val="0"/>
-          <w:sz w:val="22"/>
-        </w:rPr>
-        <w:t>СПОРНО: минус «бархатные сезоны» — по статистике с этого запроса уже была конверсия.</w:t>
+        <w:t>Дополнительно можно усилить возраст 25–44 (все 3 конверсии старой группы).</w:t>
       </w:r>
     </w:p>
     <w:p>
@@ -179,20 +120,7 @@
           <w:b/>
           <w:sz w:val="32"/>
         </w:rPr>
-        <w:t>2. Инвентарь настроек со скринов</w:t>
-      </w:r>
-    </w:p>
-    <w:p>
-      <w:pPr>
-        <w:pStyle w:val="Heading2"/>
-      </w:pPr>
-      <w:r>
-        <w:rPr>
-          <w:rFonts w:ascii="Times New Roman" w:hAnsi="Times New Roman" w:eastAsia="Times New Roman"/>
-          <w:b/>
-          <w:sz w:val="26"/>
-        </w:rPr>
-        <w:t>2.1. Группа</w:t>
+        <w:t>2. Корректировки — факт (снимок 05)</w:t>
       </w:r>
     </w:p>
     <w:tbl>
@@ -220,7 +148,7 @@
                 <w:b/>
                 <w:sz w:val="20"/>
               </w:rPr>
-              <w:t>Параметр</w:t>
+              <w:t>Сегмент</w:t>
             </w:r>
           </w:p>
         </w:tc>
@@ -237,7 +165,7 @@
                 <w:b/>
                 <w:sz w:val="20"/>
               </w:rPr>
-              <w:t>Сейчас</w:t>
+              <w:t>Значение</w:t>
             </w:r>
           </w:p>
         </w:tc>
@@ -272,7 +200,7 @@
                 <w:b w:val="0"/>
                 <w:sz w:val="20"/>
               </w:rPr>
-              <w:t>Название группы</w:t>
+              <w:t>Младше 18 (любой пол)</w:t>
             </w:r>
           </w:p>
         </w:tc>
@@ -288,7 +216,7 @@
                 <w:b w:val="0"/>
                 <w:sz w:val="20"/>
               </w:rPr>
-              <w:t>Закат на море № 5779888441</w:t>
+              <w:t>−100%</w:t>
             </w:r>
           </w:p>
         </w:tc>
@@ -304,7 +232,7 @@
                 <w:b w:val="0"/>
                 <w:sz w:val="20"/>
               </w:rPr>
-              <w:t>ОК</w:t>
+              <w:t>Отлично — отсекает нецелевую аудиторию</w:t>
             </w:r>
           </w:p>
         </w:tc>
@@ -322,7 +250,7 @@
                 <w:b w:val="0"/>
                 <w:sz w:val="20"/>
               </w:rPr>
-              <w:t>Статус</w:t>
+              <w:t>Смартфоны (все)</w:t>
             </w:r>
           </w:p>
         </w:tc>
@@ -338,7 +266,7 @@
                 <w:b w:val="0"/>
                 <w:sz w:val="20"/>
               </w:rPr>
-              <w:t>Идут показы</w:t>
+              <w:t>+20%</w:t>
             </w:r>
           </w:p>
         </w:tc>
@@ -354,7 +282,7 @@
                 <w:b w:val="0"/>
                 <w:sz w:val="20"/>
               </w:rPr>
-              <w:t>ОК</w:t>
+              <w:t>Отлично — 100% конверсий заката были со смартфонов</w:t>
             </w:r>
           </w:p>
         </w:tc>
@@ -372,7 +300,7 @@
                 <w:b w:val="0"/>
                 <w:sz w:val="20"/>
               </w:rPr>
-              <w:t>Сценарий группы</w:t>
+              <w:t>Платежеспособность: топ 1%</w:t>
             </w:r>
           </w:p>
         </w:tc>
@@ -388,7 +316,7 @@
                 <w:b w:val="0"/>
                 <w:sz w:val="20"/>
               </w:rPr>
-              <w:t>Вся заинтересованная аудитория</w:t>
+              <w:t>+20%</w:t>
             </w:r>
           </w:p>
         </w:tc>
@@ -404,7 +332,647 @@
                 <w:b w:val="0"/>
                 <w:sz w:val="20"/>
               </w:rPr>
-              <w:t>ОК для старта</w:t>
+              <w:t>Хорошо — премиум-оффер заката на яхте</w:t>
+            </w:r>
+          </w:p>
+        </w:tc>
+      </w:tr>
+      <w:tr>
+        <w:tc>
+          <w:tcPr>
+            <w:tcW w:type="dxa" w:w="3286"/>
+          </w:tcPr>
+          <w:p>
+            <w:r/>
+            <w:r>
+              <w:rPr>
+                <w:rFonts w:ascii="Times New Roman" w:hAnsi="Times New Roman" w:eastAsia="Times New Roman"/>
+                <w:b w:val="0"/>
+                <w:sz w:val="20"/>
+              </w:rPr>
+              <w:t>Автоприменение рекомендаций Директа</w:t>
+            </w:r>
+          </w:p>
+        </w:tc>
+        <w:tc>
+          <w:tcPr>
+            <w:tcW w:type="dxa" w:w="3286"/>
+          </w:tcPr>
+          <w:p>
+            <w:r/>
+            <w:r>
+              <w:rPr>
+                <w:rFonts w:ascii="Times New Roman" w:hAnsi="Times New Roman" w:eastAsia="Times New Roman"/>
+                <w:b w:val="0"/>
+                <w:sz w:val="20"/>
+              </w:rPr>
+              <w:t>ВЫКЛ</w:t>
+            </w:r>
+          </w:p>
+        </w:tc>
+        <w:tc>
+          <w:tcPr>
+            <w:tcW w:type="dxa" w:w="3286"/>
+          </w:tcPr>
+          <w:p>
+            <w:r/>
+            <w:r>
+              <w:rPr>
+                <w:rFonts w:ascii="Times New Roman" w:hAnsi="Times New Roman" w:eastAsia="Times New Roman"/>
+                <w:b w:val="0"/>
+                <w:sz w:val="20"/>
+              </w:rPr>
+              <w:t>Правильно — сохраняете контроль</w:t>
+            </w:r>
+          </w:p>
+        </w:tc>
+      </w:tr>
+    </w:tbl>
+    <w:p/>
+    <w:p>
+      <w:pPr>
+        <w:spacing w:after="120"/>
+      </w:pPr>
+      <w:r>
+        <w:rPr>
+          <w:rFonts w:ascii="Times New Roman" w:hAnsi="Times New Roman" w:eastAsia="Times New Roman"/>
+          <w:b w:val="0"/>
+          <w:sz w:val="22"/>
+        </w:rPr>
+        <w:t>Корректировок по возрасту 25–34 и 35–44 пока нет — это единственное, что стоит добавить по статистике.</w:t>
+      </w:r>
+    </w:p>
+    <w:p>
+      <w:pPr>
+        <w:pStyle w:val="Heading2"/>
+      </w:pPr>
+      <w:r>
+        <w:rPr>
+          <w:rFonts w:ascii="Times New Roman" w:hAnsi="Times New Roman" w:eastAsia="Times New Roman"/>
+          <w:b/>
+          <w:sz w:val="26"/>
+        </w:rPr>
+        <w:t>2.1. Рекомендуемые дополнения к корректировкам</w:t>
+      </w:r>
+    </w:p>
+    <w:tbl>
+      <w:tblPr>
+        <w:tblStyle w:val="TableGrid"/>
+        <w:tblW w:type="auto" w:w="0"/>
+        <w:tblLook w:firstColumn="1" w:firstRow="1" w:lastColumn="0" w:lastRow="0" w:noHBand="0" w:noVBand="1" w:val="04A0"/>
+      </w:tblPr>
+      <w:tblGrid>
+        <w:gridCol w:w="3286"/>
+        <w:gridCol w:w="3286"/>
+        <w:gridCol w:w="3286"/>
+      </w:tblGrid>
+      <w:tr>
+        <w:tc>
+          <w:tcPr>
+            <w:tcW w:type="dxa" w:w="3286"/>
+            <w:shd w:fill="D9E2F3" w:val="clear"/>
+          </w:tcPr>
+          <w:p>
+            <w:r/>
+            <w:r>
+              <w:rPr>
+                <w:rFonts w:ascii="Times New Roman" w:hAnsi="Times New Roman" w:eastAsia="Times New Roman"/>
+                <w:b/>
+                <w:sz w:val="20"/>
+              </w:rPr>
+              <w:t>Сегмент</w:t>
+            </w:r>
+          </w:p>
+        </w:tc>
+        <w:tc>
+          <w:tcPr>
+            <w:tcW w:type="dxa" w:w="3286"/>
+            <w:shd w:fill="D9E2F3" w:val="clear"/>
+          </w:tcPr>
+          <w:p>
+            <w:r/>
+            <w:r>
+              <w:rPr>
+                <w:rFonts w:ascii="Times New Roman" w:hAnsi="Times New Roman" w:eastAsia="Times New Roman"/>
+                <w:b/>
+                <w:sz w:val="20"/>
+              </w:rPr>
+              <w:t>Рекомендация</w:t>
+            </w:r>
+          </w:p>
+        </w:tc>
+        <w:tc>
+          <w:tcPr>
+            <w:tcW w:type="dxa" w:w="3286"/>
+            <w:shd w:fill="D9E2F3" w:val="clear"/>
+          </w:tcPr>
+          <w:p>
+            <w:r/>
+            <w:r>
+              <w:rPr>
+                <w:rFonts w:ascii="Times New Roman" w:hAnsi="Times New Roman" w:eastAsia="Times New Roman"/>
+                <w:b/>
+                <w:sz w:val="20"/>
+              </w:rPr>
+              <w:t>Основание</w:t>
+            </w:r>
+          </w:p>
+        </w:tc>
+      </w:tr>
+      <w:tr>
+        <w:tc>
+          <w:tcPr>
+            <w:tcW w:type="dxa" w:w="3286"/>
+          </w:tcPr>
+          <w:p>
+            <w:r/>
+            <w:r>
+              <w:rPr>
+                <w:rFonts w:ascii="Times New Roman" w:hAnsi="Times New Roman" w:eastAsia="Times New Roman"/>
+                <w:b w:val="0"/>
+                <w:sz w:val="20"/>
+              </w:rPr>
+              <w:t>25–34 года</w:t>
+            </w:r>
+          </w:p>
+        </w:tc>
+        <w:tc>
+          <w:tcPr>
+            <w:tcW w:type="dxa" w:w="3286"/>
+          </w:tcPr>
+          <w:p>
+            <w:r/>
+            <w:r>
+              <w:rPr>
+                <w:rFonts w:ascii="Times New Roman" w:hAnsi="Times New Roman" w:eastAsia="Times New Roman"/>
+                <w:b w:val="0"/>
+                <w:sz w:val="20"/>
+              </w:rPr>
+              <w:t>+15…+20%</w:t>
+            </w:r>
+          </w:p>
+        </w:tc>
+        <w:tc>
+          <w:tcPr>
+            <w:tcW w:type="dxa" w:w="3286"/>
+          </w:tcPr>
+          <w:p>
+            <w:r/>
+            <w:r>
+              <w:rPr>
+                <w:rFonts w:ascii="Times New Roman" w:hAnsi="Times New Roman" w:eastAsia="Times New Roman"/>
+                <w:b w:val="0"/>
+                <w:sz w:val="20"/>
+              </w:rPr>
+              <w:t>1 конверсия из 3 в старой группе «Закат»</w:t>
+            </w:r>
+          </w:p>
+        </w:tc>
+      </w:tr>
+      <w:tr>
+        <w:tc>
+          <w:tcPr>
+            <w:tcW w:type="dxa" w:w="3286"/>
+          </w:tcPr>
+          <w:p>
+            <w:r/>
+            <w:r>
+              <w:rPr>
+                <w:rFonts w:ascii="Times New Roman" w:hAnsi="Times New Roman" w:eastAsia="Times New Roman"/>
+                <w:b w:val="0"/>
+                <w:sz w:val="20"/>
+              </w:rPr>
+              <w:t>35–44 года</w:t>
+            </w:r>
+          </w:p>
+        </w:tc>
+        <w:tc>
+          <w:tcPr>
+            <w:tcW w:type="dxa" w:w="3286"/>
+          </w:tcPr>
+          <w:p>
+            <w:r/>
+            <w:r>
+              <w:rPr>
+                <w:rFonts w:ascii="Times New Roman" w:hAnsi="Times New Roman" w:eastAsia="Times New Roman"/>
+                <w:b w:val="0"/>
+                <w:sz w:val="20"/>
+              </w:rPr>
+              <w:t>+15…+20%</w:t>
+            </w:r>
+          </w:p>
+        </w:tc>
+        <w:tc>
+          <w:tcPr>
+            <w:tcW w:type="dxa" w:w="3286"/>
+          </w:tcPr>
+          <w:p>
+            <w:r/>
+            <w:r>
+              <w:rPr>
+                <w:rFonts w:ascii="Times New Roman" w:hAnsi="Times New Roman" w:eastAsia="Times New Roman"/>
+                <w:b w:val="0"/>
+                <w:sz w:val="20"/>
+              </w:rPr>
+              <w:t>2 конверсии из 3</w:t>
+            </w:r>
+          </w:p>
+        </w:tc>
+      </w:tr>
+      <w:tr>
+        <w:tc>
+          <w:tcPr>
+            <w:tcW w:type="dxa" w:w="3286"/>
+          </w:tcPr>
+          <w:p>
+            <w:r/>
+            <w:r>
+              <w:rPr>
+                <w:rFonts w:ascii="Times New Roman" w:hAnsi="Times New Roman" w:eastAsia="Times New Roman"/>
+                <w:b w:val="0"/>
+                <w:sz w:val="20"/>
+              </w:rPr>
+              <w:t>Десктопы</w:t>
+            </w:r>
+          </w:p>
+        </w:tc>
+        <w:tc>
+          <w:tcPr>
+            <w:tcW w:type="dxa" w:w="3286"/>
+          </w:tcPr>
+          <w:p>
+            <w:r/>
+            <w:r>
+              <w:rPr>
+                <w:rFonts w:ascii="Times New Roman" w:hAnsi="Times New Roman" w:eastAsia="Times New Roman"/>
+                <w:b w:val="0"/>
+                <w:sz w:val="20"/>
+              </w:rPr>
+              <w:t>−20…−30%</w:t>
+            </w:r>
+          </w:p>
+        </w:tc>
+        <w:tc>
+          <w:tcPr>
+            <w:tcW w:type="dxa" w:w="3286"/>
+          </w:tcPr>
+          <w:p>
+            <w:r/>
+            <w:r>
+              <w:rPr>
+                <w:rFonts w:ascii="Times New Roman" w:hAnsi="Times New Roman" w:eastAsia="Times New Roman"/>
+                <w:b w:val="0"/>
+                <w:sz w:val="20"/>
+              </w:rPr>
+              <w:t>0 конверсий; трафика мало — не отключать полностью</w:t>
+            </w:r>
+          </w:p>
+        </w:tc>
+      </w:tr>
+      <w:tr>
+        <w:tc>
+          <w:tcPr>
+            <w:tcW w:type="dxa" w:w="3286"/>
+          </w:tcPr>
+          <w:p>
+            <w:r/>
+            <w:r>
+              <w:rPr>
+                <w:rFonts w:ascii="Times New Roman" w:hAnsi="Times New Roman" w:eastAsia="Times New Roman"/>
+                <w:b w:val="0"/>
+                <w:sz w:val="20"/>
+              </w:rPr>
+              <w:t>Планшеты</w:t>
+            </w:r>
+          </w:p>
+        </w:tc>
+        <w:tc>
+          <w:tcPr>
+            <w:tcW w:type="dxa" w:w="3286"/>
+          </w:tcPr>
+          <w:p>
+            <w:r/>
+            <w:r>
+              <w:rPr>
+                <w:rFonts w:ascii="Times New Roman" w:hAnsi="Times New Roman" w:eastAsia="Times New Roman"/>
+                <w:b w:val="0"/>
+                <w:sz w:val="20"/>
+              </w:rPr>
+              <w:t>0% или −10%</w:t>
+            </w:r>
+          </w:p>
+        </w:tc>
+        <w:tc>
+          <w:tcPr>
+            <w:tcW w:type="dxa" w:w="3286"/>
+          </w:tcPr>
+          <w:p>
+            <w:r/>
+            <w:r>
+              <w:rPr>
+                <w:rFonts w:ascii="Times New Roman" w:hAnsi="Times New Roman" w:eastAsia="Times New Roman"/>
+                <w:b w:val="0"/>
+                <w:sz w:val="20"/>
+              </w:rPr>
+              <w:t>Нет данных по конверсиям</w:t>
+            </w:r>
+          </w:p>
+        </w:tc>
+      </w:tr>
+      <w:tr>
+        <w:tc>
+          <w:tcPr>
+            <w:tcW w:type="dxa" w:w="3286"/>
+          </w:tcPr>
+          <w:p>
+            <w:r/>
+            <w:r>
+              <w:rPr>
+                <w:rFonts w:ascii="Times New Roman" w:hAnsi="Times New Roman" w:eastAsia="Times New Roman"/>
+                <w:b w:val="0"/>
+                <w:sz w:val="20"/>
+              </w:rPr>
+              <w:t>45–54 / старше 55</w:t>
+            </w:r>
+          </w:p>
+        </w:tc>
+        <w:tc>
+          <w:tcPr>
+            <w:tcW w:type="dxa" w:w="3286"/>
+          </w:tcPr>
+          <w:p>
+            <w:r/>
+            <w:r>
+              <w:rPr>
+                <w:rFonts w:ascii="Times New Roman" w:hAnsi="Times New Roman" w:eastAsia="Times New Roman"/>
+                <w:b w:val="0"/>
+                <w:sz w:val="20"/>
+              </w:rPr>
+              <w:t>0% или −10%</w:t>
+            </w:r>
+          </w:p>
+        </w:tc>
+        <w:tc>
+          <w:tcPr>
+            <w:tcW w:type="dxa" w:w="3286"/>
+          </w:tcPr>
+          <w:p>
+            <w:r/>
+            <w:r>
+              <w:rPr>
+                <w:rFonts w:ascii="Times New Roman" w:hAnsi="Times New Roman" w:eastAsia="Times New Roman"/>
+                <w:b w:val="0"/>
+                <w:sz w:val="20"/>
+              </w:rPr>
+              <w:t>Нет конверсий в выборке</w:t>
+            </w:r>
+          </w:p>
+        </w:tc>
+      </w:tr>
+    </w:tbl>
+    <w:p/>
+    <w:p>
+      <w:pPr>
+        <w:spacing w:after="120"/>
+      </w:pPr>
+      <w:r>
+        <w:rPr>
+          <w:rFonts w:ascii="Times New Roman" w:hAnsi="Times New Roman" w:eastAsia="Times New Roman"/>
+          <w:b w:val="0"/>
+          <w:sz w:val="22"/>
+        </w:rPr>
+        <w:t>Текущие корректировки менять не нужно — только дополнить возрастные.</w:t>
+      </w:r>
+    </w:p>
+    <w:p>
+      <w:pPr>
+        <w:pStyle w:val="Heading2"/>
+      </w:pPr>
+      <w:r>
+        <w:rPr>
+          <w:rFonts w:ascii="Times New Roman" w:hAnsi="Times New Roman" w:eastAsia="Times New Roman"/>
+          <w:b/>
+          <w:sz w:val="26"/>
+        </w:rPr>
+        <w:t>2.2. Уточнения — факт (снимок 05)</w:t>
+      </w:r>
+    </w:p>
+    <w:p>
+      <w:pPr>
+        <w:spacing w:after="120"/>
+      </w:pPr>
+      <w:r>
+        <w:rPr>
+          <w:rFonts w:ascii="Times New Roman" w:hAnsi="Times New Roman" w:eastAsia="Times New Roman"/>
+          <w:b w:val="0"/>
+          <w:sz w:val="22"/>
+        </w:rPr>
+        <w:t>В объявлении 9 уточнений (159 символов):</w:t>
+      </w:r>
+    </w:p>
+    <w:p>
+      <w:pPr>
+        <w:pStyle w:val="ListBullet"/>
+      </w:pPr>
+      <w:r>
+        <w:rPr>
+          <w:rFonts w:ascii="Times New Roman" w:hAnsi="Times New Roman" w:eastAsia="Times New Roman"/>
+          <w:b w:val="0"/>
+          <w:sz w:val="22"/>
+        </w:rPr>
+        <w:t>закат на море</w:t>
+      </w:r>
+    </w:p>
+    <w:p>
+      <w:pPr>
+        <w:pStyle w:val="ListBullet"/>
+      </w:pPr>
+      <w:r>
+        <w:rPr>
+          <w:rFonts w:ascii="Times New Roman" w:hAnsi="Times New Roman" w:eastAsia="Times New Roman"/>
+          <w:b w:val="0"/>
+          <w:sz w:val="22"/>
+        </w:rPr>
+        <w:t>ужин на двоих</w:t>
+      </w:r>
+    </w:p>
+    <w:p>
+      <w:pPr>
+        <w:pStyle w:val="ListBullet"/>
+      </w:pPr>
+      <w:r>
+        <w:rPr>
+          <w:rFonts w:ascii="Times New Roman" w:hAnsi="Times New Roman" w:eastAsia="Times New Roman"/>
+          <w:b w:val="0"/>
+          <w:sz w:val="22"/>
+        </w:rPr>
+        <w:t>панорама Сириуса</w:t>
+      </w:r>
+    </w:p>
+    <w:p>
+      <w:pPr>
+        <w:pStyle w:val="ListBullet"/>
+      </w:pPr>
+      <w:r>
+        <w:rPr>
+          <w:rFonts w:ascii="Times New Roman" w:hAnsi="Times New Roman" w:eastAsia="Times New Roman"/>
+          <w:b w:val="0"/>
+          <w:sz w:val="22"/>
+        </w:rPr>
+        <w:t>купание в открытом море</w:t>
+      </w:r>
+    </w:p>
+    <w:p>
+      <w:pPr>
+        <w:pStyle w:val="ListBullet"/>
+      </w:pPr>
+      <w:r>
+        <w:rPr>
+          <w:rFonts w:ascii="Times New Roman" w:hAnsi="Times New Roman" w:eastAsia="Times New Roman"/>
+          <w:b w:val="0"/>
+          <w:sz w:val="22"/>
+        </w:rPr>
+        <w:t>работаем с 6 до 20 часов</w:t>
+      </w:r>
+    </w:p>
+    <w:p>
+      <w:pPr>
+        <w:pStyle w:val="ListBullet"/>
+      </w:pPr>
+      <w:r>
+        <w:rPr>
+          <w:rFonts w:ascii="Times New Roman" w:hAnsi="Times New Roman" w:eastAsia="Times New Roman"/>
+          <w:b w:val="0"/>
+          <w:sz w:val="22"/>
+        </w:rPr>
+        <w:t>чистая прозрачная вода</w:t>
+      </w:r>
+    </w:p>
+    <w:p>
+      <w:pPr>
+        <w:pStyle w:val="ListBullet"/>
+      </w:pPr>
+      <w:r>
+        <w:rPr>
+          <w:rFonts w:ascii="Times New Roman" w:hAnsi="Times New Roman" w:eastAsia="Times New Roman"/>
+          <w:b w:val="0"/>
+          <w:sz w:val="22"/>
+        </w:rPr>
+        <w:t>Wi-Fi на яхте</w:t>
+      </w:r>
+    </w:p>
+    <w:p>
+      <w:pPr>
+        <w:pStyle w:val="ListBullet"/>
+      </w:pPr>
+      <w:r>
+        <w:rPr>
+          <w:rFonts w:ascii="Times New Roman" w:hAnsi="Times New Roman" w:eastAsia="Times New Roman"/>
+          <w:b w:val="0"/>
+          <w:sz w:val="22"/>
+        </w:rPr>
+        <w:t>вид Олимпийского парка</w:t>
+      </w:r>
+    </w:p>
+    <w:p>
+      <w:pPr>
+        <w:pStyle w:val="ListBullet"/>
+      </w:pPr>
+      <w:r>
+        <w:rPr>
+          <w:rFonts w:ascii="Times New Roman" w:hAnsi="Times New Roman" w:eastAsia="Times New Roman"/>
+          <w:b w:val="0"/>
+          <w:sz w:val="22"/>
+        </w:rPr>
+        <w:t>бронь заранее</w:t>
+      </w:r>
+    </w:p>
+    <w:p>
+      <w:pPr>
+        <w:spacing w:after="120"/>
+      </w:pPr>
+      <w:r>
+        <w:rPr>
+          <w:rFonts w:ascii="Times New Roman" w:hAnsi="Times New Roman" w:eastAsia="Times New Roman"/>
+          <w:b w:val="0"/>
+          <w:sz w:val="22"/>
+        </w:rPr>
+        <w:t>Проверить честность: «ужин на двоих» и «Wi-Fi» — только если реально на всех судах. Часы работы унифицировать с контактами (08:00–23:00 в превью).</w:t>
+      </w:r>
+    </w:p>
+    <w:p>
+      <w:pPr>
+        <w:pStyle w:val="Heading1"/>
+      </w:pPr>
+      <w:r>
+        <w:rPr>
+          <w:rFonts w:ascii="Times New Roman" w:hAnsi="Times New Roman" w:eastAsia="Times New Roman"/>
+          <w:b/>
+          <w:sz w:val="32"/>
+        </w:rPr>
+        <w:t>3. Остальные настройки (кратко)</w:t>
+      </w:r>
+    </w:p>
+    <w:tbl>
+      <w:tblPr>
+        <w:tblStyle w:val="TableGrid"/>
+        <w:tblW w:type="auto" w:w="0"/>
+        <w:tblLook w:firstColumn="1" w:firstRow="1" w:lastColumn="0" w:lastRow="0" w:noHBand="0" w:noVBand="1" w:val="04A0"/>
+      </w:tblPr>
+      <w:tblGrid>
+        <w:gridCol w:w="3286"/>
+        <w:gridCol w:w="3286"/>
+        <w:gridCol w:w="3286"/>
+      </w:tblGrid>
+      <w:tr>
+        <w:tc>
+          <w:tcPr>
+            <w:tcW w:type="dxa" w:w="3286"/>
+            <w:shd w:fill="D9E2F3" w:val="clear"/>
+          </w:tcPr>
+          <w:p>
+            <w:r/>
+            <w:r>
+              <w:rPr>
+                <w:rFonts w:ascii="Times New Roman" w:hAnsi="Times New Roman" w:eastAsia="Times New Roman"/>
+                <w:b/>
+                <w:sz w:val="20"/>
+              </w:rPr>
+              <w:t>Блок</w:t>
+            </w:r>
+          </w:p>
+        </w:tc>
+        <w:tc>
+          <w:tcPr>
+            <w:tcW w:type="dxa" w:w="3286"/>
+            <w:shd w:fill="D9E2F3" w:val="clear"/>
+          </w:tcPr>
+          <w:p>
+            <w:r/>
+            <w:r>
+              <w:rPr>
+                <w:rFonts w:ascii="Times New Roman" w:hAnsi="Times New Roman" w:eastAsia="Times New Roman"/>
+                <w:b/>
+                <w:sz w:val="20"/>
+              </w:rPr>
+              <w:t>Сейчас</w:t>
+            </w:r>
+          </w:p>
+        </w:tc>
+        <w:tc>
+          <w:tcPr>
+            <w:tcW w:type="dxa" w:w="3286"/>
+            <w:shd w:fill="D9E2F3" w:val="clear"/>
+          </w:tcPr>
+          <w:p>
+            <w:r/>
+            <w:r>
+              <w:rPr>
+                <w:rFonts w:ascii="Times New Roman" w:hAnsi="Times New Roman" w:eastAsia="Times New Roman"/>
+                <w:b/>
+                <w:sz w:val="20"/>
+              </w:rPr>
+              <w:t>Действие</w:t>
             </w:r>
           </w:p>
         </w:tc>
@@ -438,7 +1006,7 @@
                 <w:b w:val="0"/>
                 <w:sz w:val="20"/>
               </w:rPr>
-              <w:t>Сочи + Федеральная территория Сириус</w:t>
+              <w:t>Сочи + Сириус</w:t>
             </w:r>
           </w:p>
         </w:tc>
@@ -454,7 +1022,7 @@
                 <w:b w:val="0"/>
                 <w:sz w:val="20"/>
               </w:rPr>
-              <w:t>ПЛОХО — слишком узко</w:t>
+              <w:t>Расширить до России</w:t>
             </w:r>
           </w:p>
         </w:tc>
@@ -472,7 +1040,7 @@
                 <w:b w:val="0"/>
                 <w:sz w:val="20"/>
               </w:rPr>
-              <w:t>Сегменты аудитории</w:t>
+              <w:t>Автотаргетинг</w:t>
             </w:r>
           </w:p>
         </w:tc>
@@ -488,7 +1056,7 @@
                 <w:b w:val="0"/>
                 <w:sz w:val="20"/>
               </w:rPr>
-              <w:t>Пусто</w:t>
+              <w:t>Все категории ВКЛ</w:t>
             </w:r>
           </w:p>
         </w:tc>
@@ -504,7 +1072,7 @@
                 <w:b w:val="0"/>
                 <w:sz w:val="20"/>
               </w:rPr>
-              <w:t>ОК на старте; позже ретаргет</w:t>
+              <w:t>Выкл Широкие и Альтернативные</w:t>
             </w:r>
           </w:p>
         </w:tc>
@@ -522,7 +1090,7 @@
                 <w:b w:val="0"/>
                 <w:sz w:val="20"/>
               </w:rPr>
-              <w:t>Логика на Поиске</w:t>
+              <w:t>Ключ адлер</w:t>
             </w:r>
           </w:p>
         </w:tc>
@@ -538,7 +1106,7 @@
                 <w:b w:val="0"/>
                 <w:sz w:val="20"/>
               </w:rPr>
-              <w:t>Гео И (Автотаргетинг ИЛИ ключи) И сегменты</w:t>
+              <w:t>-цена -яхта -2026</w:t>
             </w:r>
           </w:p>
         </w:tc>
@@ -554,667 +1122,7 @@
                 <w:b w:val="0"/>
                 <w:sz w:val="20"/>
               </w:rPr>
-              <w:t>ОК</w:t>
-            </w:r>
-          </w:p>
-        </w:tc>
-      </w:tr>
-    </w:tbl>
-    <w:p/>
-    <w:p>
-      <w:pPr>
-        <w:pStyle w:val="Heading2"/>
-      </w:pPr>
-      <w:r>
-        <w:rPr>
-          <w:rFonts w:ascii="Times New Roman" w:hAnsi="Times New Roman" w:eastAsia="Times New Roman"/>
-          <w:b/>
-          <w:sz w:val="26"/>
-        </w:rPr>
-        <w:t>2.2. Автотаргетинг</w:t>
-      </w:r>
-    </w:p>
-    <w:tbl>
-      <w:tblPr>
-        <w:tblStyle w:val="TableGrid"/>
-        <w:tblW w:type="auto" w:w="0"/>
-        <w:tblLook w:firstColumn="1" w:firstRow="1" w:lastColumn="0" w:lastRow="0" w:noHBand="0" w:noVBand="1" w:val="04A0"/>
-      </w:tblPr>
-      <w:tblGrid>
-        <w:gridCol w:w="3286"/>
-        <w:gridCol w:w="3286"/>
-        <w:gridCol w:w="3286"/>
-      </w:tblGrid>
-      <w:tr>
-        <w:tc>
-          <w:tcPr>
-            <w:tcW w:type="dxa" w:w="3286"/>
-            <w:shd w:fill="D9E2F3" w:val="clear"/>
-          </w:tcPr>
-          <w:p>
-            <w:r/>
-            <w:r>
-              <w:rPr>
-                <w:rFonts w:ascii="Times New Roman" w:hAnsi="Times New Roman" w:eastAsia="Times New Roman"/>
-                <w:b/>
-                <w:sz w:val="20"/>
-              </w:rPr>
-              <w:t>Категория / опция</w:t>
-            </w:r>
-          </w:p>
-        </w:tc>
-        <w:tc>
-          <w:tcPr>
-            <w:tcW w:type="dxa" w:w="3286"/>
-            <w:shd w:fill="D9E2F3" w:val="clear"/>
-          </w:tcPr>
-          <w:p>
-            <w:r/>
-            <w:r>
-              <w:rPr>
-                <w:rFonts w:ascii="Times New Roman" w:hAnsi="Times New Roman" w:eastAsia="Times New Roman"/>
-                <w:b/>
-                <w:sz w:val="20"/>
-              </w:rPr>
-              <w:t>Сейчас</w:t>
-            </w:r>
-          </w:p>
-        </w:tc>
-        <w:tc>
-          <w:tcPr>
-            <w:tcW w:type="dxa" w:w="3286"/>
-            <w:shd w:fill="D9E2F3" w:val="clear"/>
-          </w:tcPr>
-          <w:p>
-            <w:r/>
-            <w:r>
-              <w:rPr>
-                <w:rFonts w:ascii="Times New Roman" w:hAnsi="Times New Roman" w:eastAsia="Times New Roman"/>
-                <w:b/>
-                <w:sz w:val="20"/>
-              </w:rPr>
-              <w:t>Рекомендация</w:t>
-            </w:r>
-          </w:p>
-        </w:tc>
-      </w:tr>
-      <w:tr>
-        <w:tc>
-          <w:tcPr>
-            <w:tcW w:type="dxa" w:w="3286"/>
-          </w:tcPr>
-          <w:p>
-            <w:r/>
-            <w:r>
-              <w:rPr>
-                <w:rFonts w:ascii="Times New Roman" w:hAnsi="Times New Roman" w:eastAsia="Times New Roman"/>
-                <w:b w:val="0"/>
-                <w:sz w:val="20"/>
-              </w:rPr>
-              <w:t>Целевые запросы</w:t>
-            </w:r>
-          </w:p>
-        </w:tc>
-        <w:tc>
-          <w:tcPr>
-            <w:tcW w:type="dxa" w:w="3286"/>
-          </w:tcPr>
-          <w:p>
-            <w:r/>
-            <w:r>
-              <w:rPr>
-                <w:rFonts w:ascii="Times New Roman" w:hAnsi="Times New Roman" w:eastAsia="Times New Roman"/>
-                <w:b w:val="0"/>
-                <w:sz w:val="20"/>
-              </w:rPr>
-              <w:t>ВКЛ</w:t>
-            </w:r>
-          </w:p>
-        </w:tc>
-        <w:tc>
-          <w:tcPr>
-            <w:tcW w:type="dxa" w:w="3286"/>
-          </w:tcPr>
-          <w:p>
-            <w:r/>
-            <w:r>
-              <w:rPr>
-                <w:rFonts w:ascii="Times New Roman" w:hAnsi="Times New Roman" w:eastAsia="Times New Roman"/>
-                <w:b w:val="0"/>
-                <w:sz w:val="20"/>
-              </w:rPr>
-              <w:t>Оставить ВКЛ</w:t>
-            </w:r>
-          </w:p>
-        </w:tc>
-      </w:tr>
-      <w:tr>
-        <w:tc>
-          <w:tcPr>
-            <w:tcW w:type="dxa" w:w="3286"/>
-          </w:tcPr>
-          <w:p>
-            <w:r/>
-            <w:r>
-              <w:rPr>
-                <w:rFonts w:ascii="Times New Roman" w:hAnsi="Times New Roman" w:eastAsia="Times New Roman"/>
-                <w:b w:val="0"/>
-                <w:sz w:val="20"/>
-              </w:rPr>
-              <w:t>Узкие запросы</w:t>
-            </w:r>
-          </w:p>
-        </w:tc>
-        <w:tc>
-          <w:tcPr>
-            <w:tcW w:type="dxa" w:w="3286"/>
-          </w:tcPr>
-          <w:p>
-            <w:r/>
-            <w:r>
-              <w:rPr>
-                <w:rFonts w:ascii="Times New Roman" w:hAnsi="Times New Roman" w:eastAsia="Times New Roman"/>
-                <w:b w:val="0"/>
-                <w:sz w:val="20"/>
-              </w:rPr>
-              <w:t>ВКЛ</w:t>
-            </w:r>
-          </w:p>
-        </w:tc>
-        <w:tc>
-          <w:tcPr>
-            <w:tcW w:type="dxa" w:w="3286"/>
-          </w:tcPr>
-          <w:p>
-            <w:r/>
-            <w:r>
-              <w:rPr>
-                <w:rFonts w:ascii="Times New Roman" w:hAnsi="Times New Roman" w:eastAsia="Times New Roman"/>
-                <w:b w:val="0"/>
-                <w:sz w:val="20"/>
-              </w:rPr>
-              <w:t>Оставить ВКЛ</w:t>
-            </w:r>
-          </w:p>
-        </w:tc>
-      </w:tr>
-      <w:tr>
-        <w:tc>
-          <w:tcPr>
-            <w:tcW w:type="dxa" w:w="3286"/>
-          </w:tcPr>
-          <w:p>
-            <w:r/>
-            <w:r>
-              <w:rPr>
-                <w:rFonts w:ascii="Times New Roman" w:hAnsi="Times New Roman" w:eastAsia="Times New Roman"/>
-                <w:b w:val="0"/>
-                <w:sz w:val="20"/>
-              </w:rPr>
-              <w:t>Широкие запросы</w:t>
-            </w:r>
-          </w:p>
-        </w:tc>
-        <w:tc>
-          <w:tcPr>
-            <w:tcW w:type="dxa" w:w="3286"/>
-          </w:tcPr>
-          <w:p>
-            <w:r/>
-            <w:r>
-              <w:rPr>
-                <w:rFonts w:ascii="Times New Roman" w:hAnsi="Times New Roman" w:eastAsia="Times New Roman"/>
-                <w:b w:val="0"/>
-                <w:sz w:val="20"/>
-              </w:rPr>
-              <w:t>ВКЛ</w:t>
-            </w:r>
-          </w:p>
-        </w:tc>
-        <w:tc>
-          <w:tcPr>
-            <w:tcW w:type="dxa" w:w="3286"/>
-          </w:tcPr>
-          <w:p>
-            <w:r/>
-            <w:r>
-              <w:rPr>
-                <w:rFonts w:ascii="Times New Roman" w:hAnsi="Times New Roman" w:eastAsia="Times New Roman"/>
-                <w:b w:val="0"/>
-                <w:sz w:val="20"/>
-              </w:rPr>
-              <w:t>ВЫКЛ (съедают бюджет: экскурсии Сочи и т.п.)</w:t>
-            </w:r>
-          </w:p>
-        </w:tc>
-      </w:tr>
-      <w:tr>
-        <w:tc>
-          <w:tcPr>
-            <w:tcW w:type="dxa" w:w="3286"/>
-          </w:tcPr>
-          <w:p>
-            <w:r/>
-            <w:r>
-              <w:rPr>
-                <w:rFonts w:ascii="Times New Roman" w:hAnsi="Times New Roman" w:eastAsia="Times New Roman"/>
-                <w:b w:val="0"/>
-                <w:sz w:val="20"/>
-              </w:rPr>
-              <w:t>Сопутствующие запросы</w:t>
-            </w:r>
-          </w:p>
-        </w:tc>
-        <w:tc>
-          <w:tcPr>
-            <w:tcW w:type="dxa" w:w="3286"/>
-          </w:tcPr>
-          <w:p>
-            <w:r/>
-            <w:r>
-              <w:rPr>
-                <w:rFonts w:ascii="Times New Roman" w:hAnsi="Times New Roman" w:eastAsia="Times New Roman"/>
-                <w:b w:val="0"/>
-                <w:sz w:val="20"/>
-              </w:rPr>
-              <w:t>ВКЛ</w:t>
-            </w:r>
-          </w:p>
-        </w:tc>
-        <w:tc>
-          <w:tcPr>
-            <w:tcW w:type="dxa" w:w="3286"/>
-          </w:tcPr>
-          <w:p>
-            <w:r/>
-            <w:r>
-              <w:rPr>
-                <w:rFonts w:ascii="Times New Roman" w:hAnsi="Times New Roman" w:eastAsia="Times New Roman"/>
-                <w:b w:val="0"/>
-                <w:sz w:val="20"/>
-              </w:rPr>
-              <w:t>Оставить ВКЛ (раньше дали 2 из 3 конверсий)</w:t>
-            </w:r>
-          </w:p>
-        </w:tc>
-      </w:tr>
-      <w:tr>
-        <w:tc>
-          <w:tcPr>
-            <w:tcW w:type="dxa" w:w="3286"/>
-          </w:tcPr>
-          <w:p>
-            <w:r/>
-            <w:r>
-              <w:rPr>
-                <w:rFonts w:ascii="Times New Roman" w:hAnsi="Times New Roman" w:eastAsia="Times New Roman"/>
-                <w:b w:val="0"/>
-                <w:sz w:val="20"/>
-              </w:rPr>
-              <w:t>Альтернативные запросы</w:t>
-            </w:r>
-          </w:p>
-        </w:tc>
-        <w:tc>
-          <w:tcPr>
-            <w:tcW w:type="dxa" w:w="3286"/>
-          </w:tcPr>
-          <w:p>
-            <w:r/>
-            <w:r>
-              <w:rPr>
-                <w:rFonts w:ascii="Times New Roman" w:hAnsi="Times New Roman" w:eastAsia="Times New Roman"/>
-                <w:b w:val="0"/>
-                <w:sz w:val="20"/>
-              </w:rPr>
-              <w:t>ВКЛ</w:t>
-            </w:r>
-          </w:p>
-        </w:tc>
-        <w:tc>
-          <w:tcPr>
-            <w:tcW w:type="dxa" w:w="3286"/>
-          </w:tcPr>
-          <w:p>
-            <w:r/>
-            <w:r>
-              <w:rPr>
-                <w:rFonts w:ascii="Times New Roman" w:hAnsi="Times New Roman" w:eastAsia="Times New Roman"/>
-                <w:b w:val="0"/>
-                <w:sz w:val="20"/>
-              </w:rPr>
-              <w:t>ВЫКЛ (0 конверсий / 51 ₽ в старой группе)</w:t>
-            </w:r>
-          </w:p>
-        </w:tc>
-      </w:tr>
-      <w:tr>
-        <w:tc>
-          <w:tcPr>
-            <w:tcW w:type="dxa" w:w="3286"/>
-          </w:tcPr>
-          <w:p>
-            <w:r/>
-            <w:r>
-              <w:rPr>
-                <w:rFonts w:ascii="Times New Roman" w:hAnsi="Times New Roman" w:eastAsia="Times New Roman"/>
-                <w:b w:val="0"/>
-                <w:sz w:val="20"/>
-              </w:rPr>
-              <w:t>Бренд свой</w:t>
-            </w:r>
-          </w:p>
-        </w:tc>
-        <w:tc>
-          <w:tcPr>
-            <w:tcW w:type="dxa" w:w="3286"/>
-          </w:tcPr>
-          <w:p>
-            <w:r/>
-            <w:r>
-              <w:rPr>
-                <w:rFonts w:ascii="Times New Roman" w:hAnsi="Times New Roman" w:eastAsia="Times New Roman"/>
-                <w:b w:val="0"/>
-                <w:sz w:val="20"/>
-              </w:rPr>
-              <w:t>ВКЛ</w:t>
-            </w:r>
-          </w:p>
-        </w:tc>
-        <w:tc>
-          <w:tcPr>
-            <w:tcW w:type="dxa" w:w="3286"/>
-          </w:tcPr>
-          <w:p>
-            <w:r/>
-            <w:r>
-              <w:rPr>
-                <w:rFonts w:ascii="Times New Roman" w:hAnsi="Times New Roman" w:eastAsia="Times New Roman"/>
-                <w:b w:val="0"/>
-                <w:sz w:val="20"/>
-              </w:rPr>
-              <w:t>Оставить</w:t>
-            </w:r>
-          </w:p>
-        </w:tc>
-      </w:tr>
-      <w:tr>
-        <w:tc>
-          <w:tcPr>
-            <w:tcW w:type="dxa" w:w="3286"/>
-          </w:tcPr>
-          <w:p>
-            <w:r/>
-            <w:r>
-              <w:rPr>
-                <w:rFonts w:ascii="Times New Roman" w:hAnsi="Times New Roman" w:eastAsia="Times New Roman"/>
-                <w:b w:val="0"/>
-                <w:sz w:val="20"/>
-              </w:rPr>
-              <w:t>Бренды конкурентов</w:t>
-            </w:r>
-          </w:p>
-        </w:tc>
-        <w:tc>
-          <w:tcPr>
-            <w:tcW w:type="dxa" w:w="3286"/>
-          </w:tcPr>
-          <w:p>
-            <w:r/>
-            <w:r>
-              <w:rPr>
-                <w:rFonts w:ascii="Times New Roman" w:hAnsi="Times New Roman" w:eastAsia="Times New Roman"/>
-                <w:b w:val="0"/>
-                <w:sz w:val="20"/>
-              </w:rPr>
-              <w:t>ВКЛ</w:t>
-            </w:r>
-          </w:p>
-        </w:tc>
-        <w:tc>
-          <w:tcPr>
-            <w:tcW w:type="dxa" w:w="3286"/>
-          </w:tcPr>
-          <w:p>
-            <w:r/>
-            <w:r>
-              <w:rPr>
-                <w:rFonts w:ascii="Times New Roman" w:hAnsi="Times New Roman" w:eastAsia="Times New Roman"/>
-                <w:b w:val="0"/>
-                <w:sz w:val="20"/>
-              </w:rPr>
-              <w:t>Оставить на тесте 7 дней, потом решить</w:t>
-            </w:r>
-          </w:p>
-        </w:tc>
-      </w:tr>
-      <w:tr>
-        <w:tc>
-          <w:tcPr>
-            <w:tcW w:type="dxa" w:w="3286"/>
-          </w:tcPr>
-          <w:p>
-            <w:r/>
-            <w:r>
-              <w:rPr>
-                <w:rFonts w:ascii="Times New Roman" w:hAnsi="Times New Roman" w:eastAsia="Times New Roman"/>
-                <w:b w:val="0"/>
-                <w:sz w:val="20"/>
-              </w:rPr>
-              <w:t>Без брендов</w:t>
-            </w:r>
-          </w:p>
-        </w:tc>
-        <w:tc>
-          <w:tcPr>
-            <w:tcW w:type="dxa" w:w="3286"/>
-          </w:tcPr>
-          <w:p>
-            <w:r/>
-            <w:r>
-              <w:rPr>
-                <w:rFonts w:ascii="Times New Roman" w:hAnsi="Times New Roman" w:eastAsia="Times New Roman"/>
-                <w:b w:val="0"/>
-                <w:sz w:val="20"/>
-              </w:rPr>
-              <w:t>ВКЛ</w:t>
-            </w:r>
-          </w:p>
-        </w:tc>
-        <w:tc>
-          <w:tcPr>
-            <w:tcW w:type="dxa" w:w="3286"/>
-          </w:tcPr>
-          <w:p>
-            <w:r/>
-            <w:r>
-              <w:rPr>
-                <w:rFonts w:ascii="Times New Roman" w:hAnsi="Times New Roman" w:eastAsia="Times New Roman"/>
-                <w:b w:val="0"/>
-                <w:sz w:val="20"/>
-              </w:rPr>
-              <w:t>Оставить</w:t>
-            </w:r>
-          </w:p>
-        </w:tc>
-      </w:tr>
-    </w:tbl>
-    <w:p/>
-    <w:p>
-      <w:pPr>
-        <w:pStyle w:val="Heading2"/>
-      </w:pPr>
-      <w:r>
-        <w:rPr>
-          <w:rFonts w:ascii="Times New Roman" w:hAnsi="Times New Roman" w:eastAsia="Times New Roman"/>
-          <w:b/>
-          <w:sz w:val="26"/>
-        </w:rPr>
-        <w:t>2.3. Ключи и минус-фразы</w:t>
-      </w:r>
-    </w:p>
-    <w:p>
-      <w:pPr>
-        <w:spacing w:after="120"/>
-      </w:pPr>
-      <w:r>
-        <w:rPr>
-          <w:rFonts w:ascii="Times New Roman" w:hAnsi="Times New Roman" w:eastAsia="Times New Roman"/>
-          <w:b w:val="0"/>
-          <w:sz w:val="22"/>
-        </w:rPr>
-        <w:t>Ключей в группе: 39 из 200. Видны, в т.ч.: закат в море сириус/адлер; морская прогулка адлер -цена -яхта -2026 (прогноз ~359–372 показов — самый жирный и одновременно самый опасный); морская прогулка сириус; точные фразы в кавычках.</w:t>
-      </w:r>
-    </w:p>
-    <w:p>
-      <w:pPr>
-        <w:spacing w:after="120"/>
-      </w:pPr>
-      <w:r>
-        <w:rPr>
-          <w:rFonts w:ascii="Times New Roman" w:hAnsi="Times New Roman" w:eastAsia="Times New Roman"/>
-          <w:b w:val="0"/>
-          <w:sz w:val="22"/>
-        </w:rPr>
-        <w:t>Минус-фразы группы: короткий список (на крыше, аквапарк, Анапа, без экипажа, вакансия… — как вы присылали).</w:t>
-      </w:r>
-    </w:p>
-    <w:p>
-      <w:pPr>
-        <w:spacing w:after="120"/>
-      </w:pPr>
-      <w:r>
-        <w:rPr>
-          <w:rFonts w:ascii="Times New Roman" w:hAnsi="Times New Roman" w:eastAsia="Times New Roman"/>
-          <w:b w:val="0"/>
-          <w:sz w:val="22"/>
-        </w:rPr>
-        <w:t>Минус-фразы кампании: большой алфавитный список (surf, абрау, авито, адмирал, аквапарк, анапа, арабелла, архипо, аттракцион, афиша, балаклава, бархатные сезоны, билеты, вилла, витязево…). Это хорошо — кампанийный уровень шире группового.</w:t>
-      </w:r>
-    </w:p>
-    <w:p>
-      <w:pPr>
-        <w:pStyle w:val="Heading2"/>
-      </w:pPr>
-      <w:r>
-        <w:rPr>
-          <w:rFonts w:ascii="Times New Roman" w:hAnsi="Times New Roman" w:eastAsia="Times New Roman"/>
-          <w:b/>
-          <w:sz w:val="26"/>
-        </w:rPr>
-        <w:t>2.4. Доп. настройки кампании</w:t>
-      </w:r>
-    </w:p>
-    <w:tbl>
-      <w:tblPr>
-        <w:tblStyle w:val="TableGrid"/>
-        <w:tblW w:type="auto" w:w="0"/>
-        <w:tblLook w:firstColumn="1" w:firstRow="1" w:lastColumn="0" w:lastRow="0" w:noHBand="0" w:noVBand="1" w:val="04A0"/>
-      </w:tblPr>
-      <w:tblGrid>
-        <w:gridCol w:w="3286"/>
-        <w:gridCol w:w="3286"/>
-        <w:gridCol w:w="3286"/>
-      </w:tblGrid>
-      <w:tr>
-        <w:tc>
-          <w:tcPr>
-            <w:tcW w:type="dxa" w:w="3286"/>
-            <w:shd w:fill="D9E2F3" w:val="clear"/>
-          </w:tcPr>
-          <w:p>
-            <w:r/>
-            <w:r>
-              <w:rPr>
-                <w:rFonts w:ascii="Times New Roman" w:hAnsi="Times New Roman" w:eastAsia="Times New Roman"/>
-                <w:b/>
-                <w:sz w:val="20"/>
-              </w:rPr>
-              <w:t>Параметр</w:t>
-            </w:r>
-          </w:p>
-        </w:tc>
-        <w:tc>
-          <w:tcPr>
-            <w:tcW w:type="dxa" w:w="3286"/>
-            <w:shd w:fill="D9E2F3" w:val="clear"/>
-          </w:tcPr>
-          <w:p>
-            <w:r/>
-            <w:r>
-              <w:rPr>
-                <w:rFonts w:ascii="Times New Roman" w:hAnsi="Times New Roman" w:eastAsia="Times New Roman"/>
-                <w:b/>
-                <w:sz w:val="20"/>
-              </w:rPr>
-              <w:t>Сейчас</w:t>
-            </w:r>
-          </w:p>
-        </w:tc>
-        <w:tc>
-          <w:tcPr>
-            <w:tcW w:type="dxa" w:w="3286"/>
-            <w:shd w:fill="D9E2F3" w:val="clear"/>
-          </w:tcPr>
-          <w:p>
-            <w:r/>
-            <w:r>
-              <w:rPr>
-                <w:rFonts w:ascii="Times New Roman" w:hAnsi="Times New Roman" w:eastAsia="Times New Roman"/>
-                <w:b/>
-                <w:sz w:val="20"/>
-              </w:rPr>
-              <w:t>Рекомендация</w:t>
-            </w:r>
-          </w:p>
-        </w:tc>
-      </w:tr>
-      <w:tr>
-        <w:tc>
-          <w:tcPr>
-            <w:tcW w:type="dxa" w:w="3286"/>
-          </w:tcPr>
-          <w:p>
-            <w:r/>
-            <w:r>
-              <w:rPr>
-                <w:rFonts w:ascii="Times New Roman" w:hAnsi="Times New Roman" w:eastAsia="Times New Roman"/>
-                <w:b w:val="0"/>
-                <w:sz w:val="20"/>
-              </w:rPr>
-              <w:t>Яндекс Нейрообъявления</w:t>
-            </w:r>
-          </w:p>
-        </w:tc>
-        <w:tc>
-          <w:tcPr>
-            <w:tcW w:type="dxa" w:w="3286"/>
-          </w:tcPr>
-          <w:p>
-            <w:r/>
-            <w:r>
-              <w:rPr>
-                <w:rFonts w:ascii="Times New Roman" w:hAnsi="Times New Roman" w:eastAsia="Times New Roman"/>
-                <w:b w:val="0"/>
-                <w:sz w:val="20"/>
-              </w:rPr>
-              <w:t>ВЫКЛ</w:t>
-            </w:r>
-          </w:p>
-        </w:tc>
-        <w:tc>
-          <w:tcPr>
-            <w:tcW w:type="dxa" w:w="3286"/>
-          </w:tcPr>
-          <w:p>
-            <w:r/>
-            <w:r>
-              <w:rPr>
-                <w:rFonts w:ascii="Times New Roman" w:hAnsi="Times New Roman" w:eastAsia="Times New Roman"/>
-                <w:b w:val="0"/>
-                <w:sz w:val="20"/>
-              </w:rPr>
-              <w:t>Пока оставить ВЫКЛ (нужен контроль текстов); через 2 недели можно тест</w:t>
+              <w:t>Убрать минусы</w:t>
             </w:r>
           </w:p>
         </w:tc>
@@ -1264,7 +1172,7 @@
                 <w:b w:val="0"/>
                 <w:sz w:val="20"/>
               </w:rPr>
-              <w:t>ВКЛ — обязательно</w:t>
+              <w:t>ВКЛ</w:t>
             </w:r>
           </w:p>
         </w:tc>
@@ -1282,7 +1190,7 @@
                 <w:b w:val="0"/>
                 <w:sz w:val="20"/>
               </w:rPr>
-              <w:t>Расширенный геотаргетинг</w:t>
+              <w:t>Минус бархатные сезоны</w:t>
             </w:r>
           </w:p>
         </w:tc>
@@ -1298,7 +1206,7 @@
                 <w:b w:val="0"/>
                 <w:sz w:val="20"/>
               </w:rPr>
-              <w:t>ВКЛ</w:t>
+              <w:t>Есть</w:t>
             </w:r>
           </w:p>
         </w:tc>
@@ -1314,7 +1222,7 @@
                 <w:b w:val="0"/>
                 <w:sz w:val="20"/>
               </w:rPr>
-              <w:t>Оставить ВКЛ (критично при узком гео)</w:t>
+              <w:t>Убрать (была конверсия)</w:t>
             </w:r>
           </w:p>
         </w:tc>
@@ -1332,407 +1240,7 @@
                 <w:b w:val="0"/>
                 <w:sz w:val="20"/>
               </w:rPr>
-              <w:t>Персональные скидки Яндекса</w:t>
-            </w:r>
-          </w:p>
-        </w:tc>
-        <w:tc>
-          <w:tcPr>
-            <w:tcW w:type="dxa" w:w="3286"/>
-          </w:tcPr>
-          <w:p>
-            <w:r/>
-            <w:r>
-              <w:rPr>
-                <w:rFonts w:ascii="Times New Roman" w:hAnsi="Times New Roman" w:eastAsia="Times New Roman"/>
-                <w:b w:val="0"/>
-                <w:sz w:val="20"/>
-              </w:rPr>
-              <w:t>Недоступно</w:t>
-            </w:r>
-          </w:p>
-        </w:tc>
-        <w:tc>
-          <w:tcPr>
-            <w:tcW w:type="dxa" w:w="3286"/>
-          </w:tcPr>
-          <w:p>
-            <w:r/>
-            <w:r>
-              <w:rPr>
-                <w:rFonts w:ascii="Times New Roman" w:hAnsi="Times New Roman" w:eastAsia="Times New Roman"/>
-                <w:b w:val="0"/>
-                <w:sz w:val="20"/>
-              </w:rPr>
-              <w:t>Игнор</w:t>
-            </w:r>
-          </w:p>
-        </w:tc>
-      </w:tr>
-      <w:tr>
-        <w:tc>
-          <w:tcPr>
-            <w:tcW w:type="dxa" w:w="3286"/>
-          </w:tcPr>
-          <w:p>
-            <w:r/>
-            <w:r>
-              <w:rPr>
-                <w:rFonts w:ascii="Times New Roman" w:hAnsi="Times New Roman" w:eastAsia="Times New Roman"/>
-                <w:b w:val="0"/>
-                <w:sz w:val="20"/>
-              </w:rPr>
-              <w:t>A/B эксперименты</w:t>
-            </w:r>
-          </w:p>
-        </w:tc>
-        <w:tc>
-          <w:tcPr>
-            <w:tcW w:type="dxa" w:w="3286"/>
-          </w:tcPr>
-          <w:p>
-            <w:r/>
-            <w:r>
-              <w:rPr>
-                <w:rFonts w:ascii="Times New Roman" w:hAnsi="Times New Roman" w:eastAsia="Times New Roman"/>
-                <w:b w:val="0"/>
-                <w:sz w:val="20"/>
-              </w:rPr>
-              <w:t>Нет</w:t>
-            </w:r>
-          </w:p>
-        </w:tc>
-        <w:tc>
-          <w:tcPr>
-            <w:tcW w:type="dxa" w:w="3286"/>
-          </w:tcPr>
-          <w:p>
-            <w:r/>
-            <w:r>
-              <w:rPr>
-                <w:rFonts w:ascii="Times New Roman" w:hAnsi="Times New Roman" w:eastAsia="Times New Roman"/>
-                <w:b w:val="0"/>
-                <w:sz w:val="20"/>
-              </w:rPr>
-              <w:t>ОК</w:t>
-            </w:r>
-          </w:p>
-        </w:tc>
-      </w:tr>
-      <w:tr>
-        <w:tc>
-          <w:tcPr>
-            <w:tcW w:type="dxa" w:w="3286"/>
-          </w:tcPr>
-          <w:p>
-            <w:r/>
-            <w:r>
-              <w:rPr>
-                <w:rFonts w:ascii="Times New Roman" w:hAnsi="Times New Roman" w:eastAsia="Times New Roman"/>
-                <w:b w:val="0"/>
-                <w:sz w:val="20"/>
-              </w:rPr>
-              <w:t>Запрет показов (приложения)</w:t>
-            </w:r>
-          </w:p>
-        </w:tc>
-        <w:tc>
-          <w:tcPr>
-            <w:tcW w:type="dxa" w:w="3286"/>
-          </w:tcPr>
-          <w:p>
-            <w:r/>
-            <w:r>
-              <w:rPr>
-                <w:rFonts w:ascii="Times New Roman" w:hAnsi="Times New Roman" w:eastAsia="Times New Roman"/>
-                <w:b w:val="0"/>
-                <w:sz w:val="20"/>
-              </w:rPr>
-              <w:t>Длинный список игр</w:t>
-            </w:r>
-          </w:p>
-        </w:tc>
-        <w:tc>
-          <w:tcPr>
-            <w:tcW w:type="dxa" w:w="3286"/>
-          </w:tcPr>
-          <w:p>
-            <w:r/>
-            <w:r>
-              <w:rPr>
-                <w:rFonts w:ascii="Times New Roman" w:hAnsi="Times New Roman" w:eastAsia="Times New Roman"/>
-                <w:b w:val="0"/>
-                <w:sz w:val="20"/>
-              </w:rPr>
-              <w:t>Для чистого Поиска почти не влияет; не мешает</w:t>
-            </w:r>
-          </w:p>
-        </w:tc>
-      </w:tr>
-      <w:tr>
-        <w:tc>
-          <w:tcPr>
-            <w:tcW w:type="dxa" w:w="3286"/>
-          </w:tcPr>
-          <w:p>
-            <w:r/>
-            <w:r>
-              <w:rPr>
-                <w:rFonts w:ascii="Times New Roman" w:hAnsi="Times New Roman" w:eastAsia="Times New Roman"/>
-                <w:b w:val="0"/>
-                <w:sz w:val="20"/>
-              </w:rPr>
-              <w:t>IP-исключения</w:t>
-            </w:r>
-          </w:p>
-        </w:tc>
-        <w:tc>
-          <w:tcPr>
-            <w:tcW w:type="dxa" w:w="3286"/>
-          </w:tcPr>
-          <w:p>
-            <w:r/>
-            <w:r>
-              <w:rPr>
-                <w:rFonts w:ascii="Times New Roman" w:hAnsi="Times New Roman" w:eastAsia="Times New Roman"/>
-                <w:b w:val="0"/>
-                <w:sz w:val="20"/>
-              </w:rPr>
-              <w:t>Пусто</w:t>
-            </w:r>
-          </w:p>
-        </w:tc>
-        <w:tc>
-          <w:tcPr>
-            <w:tcW w:type="dxa" w:w="3286"/>
-          </w:tcPr>
-          <w:p>
-            <w:r/>
-            <w:r>
-              <w:rPr>
-                <w:rFonts w:ascii="Times New Roman" w:hAnsi="Times New Roman" w:eastAsia="Times New Roman"/>
-                <w:b w:val="0"/>
-                <w:sz w:val="20"/>
-              </w:rPr>
-              <w:t>ОК</w:t>
-            </w:r>
-          </w:p>
-        </w:tc>
-      </w:tr>
-      <w:tr>
-        <w:tc>
-          <w:tcPr>
-            <w:tcW w:type="dxa" w:w="3286"/>
-          </w:tcPr>
-          <w:p>
-            <w:r/>
-            <w:r>
-              <w:rPr>
-                <w:rFonts w:ascii="Times New Roman" w:hAnsi="Times New Roman" w:eastAsia="Times New Roman"/>
-                <w:b w:val="0"/>
-                <w:sz w:val="20"/>
-              </w:rPr>
-              <w:t>Приоритизация объявлений</w:t>
-            </w:r>
-          </w:p>
-        </w:tc>
-        <w:tc>
-          <w:tcPr>
-            <w:tcW w:type="dxa" w:w="3286"/>
-          </w:tcPr>
-          <w:p>
-            <w:r/>
-            <w:r>
-              <w:rPr>
-                <w:rFonts w:ascii="Times New Roman" w:hAnsi="Times New Roman" w:eastAsia="Times New Roman"/>
-                <w:b w:val="0"/>
-                <w:sz w:val="20"/>
-              </w:rPr>
-              <w:t>С лучшим сочетанием показателей</w:t>
-            </w:r>
-          </w:p>
-        </w:tc>
-        <w:tc>
-          <w:tcPr>
-            <w:tcW w:type="dxa" w:w="3286"/>
-          </w:tcPr>
-          <w:p>
-            <w:r/>
-            <w:r>
-              <w:rPr>
-                <w:rFonts w:ascii="Times New Roman" w:hAnsi="Times New Roman" w:eastAsia="Times New Roman"/>
-                <w:b w:val="0"/>
-                <w:sz w:val="20"/>
-              </w:rPr>
-              <w:t>ОК</w:t>
-            </w:r>
-          </w:p>
-        </w:tc>
-      </w:tr>
-      <w:tr>
-        <w:tc>
-          <w:tcPr>
-            <w:tcW w:type="dxa" w:w="3286"/>
-          </w:tcPr>
-          <w:p>
-            <w:r/>
-            <w:r>
-              <w:rPr>
-                <w:rFonts w:ascii="Times New Roman" w:hAnsi="Times New Roman" w:eastAsia="Times New Roman"/>
-                <w:b w:val="0"/>
-                <w:sz w:val="20"/>
-              </w:rPr>
-              <w:t>Расширенное сопоставление URL</w:t>
-            </w:r>
-          </w:p>
-        </w:tc>
-        <w:tc>
-          <w:tcPr>
-            <w:tcW w:type="dxa" w:w="3286"/>
-          </w:tcPr>
-          <w:p>
-            <w:r/>
-            <w:r>
-              <w:rPr>
-                <w:rFonts w:ascii="Times New Roman" w:hAnsi="Times New Roman" w:eastAsia="Times New Roman"/>
-                <w:b w:val="0"/>
-                <w:sz w:val="20"/>
-              </w:rPr>
-              <w:t>Пусто</w:t>
-            </w:r>
-          </w:p>
-        </w:tc>
-        <w:tc>
-          <w:tcPr>
-            <w:tcW w:type="dxa" w:w="3286"/>
-          </w:tcPr>
-          <w:p>
-            <w:r/>
-            <w:r>
-              <w:rPr>
-                <w:rFonts w:ascii="Times New Roman" w:hAnsi="Times New Roman" w:eastAsia="Times New Roman"/>
-                <w:b w:val="0"/>
-                <w:sz w:val="20"/>
-              </w:rPr>
-              <w:t>ОК</w:t>
-            </w:r>
-          </w:p>
-        </w:tc>
-      </w:tr>
-      <w:tr>
-        <w:tc>
-          <w:tcPr>
-            <w:tcW w:type="dxa" w:w="3286"/>
-          </w:tcPr>
-          <w:p>
-            <w:r/>
-            <w:r>
-              <w:rPr>
-                <w:rFonts w:ascii="Times New Roman" w:hAnsi="Times New Roman" w:eastAsia="Times New Roman"/>
-                <w:b w:val="0"/>
-                <w:sz w:val="20"/>
-              </w:rPr>
-              <w:t>Уведомления</w:t>
-            </w:r>
-          </w:p>
-        </w:tc>
-        <w:tc>
-          <w:tcPr>
-            <w:tcW w:type="dxa" w:w="3286"/>
-          </w:tcPr>
-          <w:p>
-            <w:r/>
-            <w:r>
-              <w:rPr>
-                <w:rFonts w:ascii="Times New Roman" w:hAnsi="Times New Roman" w:eastAsia="Times New Roman"/>
-                <w:b w:val="0"/>
-                <w:sz w:val="20"/>
-              </w:rPr>
-              <w:t>sochiy1300@gmail.com</w:t>
-            </w:r>
-          </w:p>
-        </w:tc>
-        <w:tc>
-          <w:tcPr>
-            <w:tcW w:type="dxa" w:w="3286"/>
-          </w:tcPr>
-          <w:p>
-            <w:r/>
-            <w:r>
-              <w:rPr>
-                <w:rFonts w:ascii="Times New Roman" w:hAnsi="Times New Roman" w:eastAsia="Times New Roman"/>
-                <w:b w:val="0"/>
-                <w:sz w:val="20"/>
-              </w:rPr>
-              <w:t>ОК</w:t>
-            </w:r>
-          </w:p>
-        </w:tc>
-      </w:tr>
-      <w:tr>
-        <w:tc>
-          <w:tcPr>
-            <w:tcW w:type="dxa" w:w="3286"/>
-          </w:tcPr>
-          <w:p>
-            <w:r/>
-            <w:r>
-              <w:rPr>
-                <w:rFonts w:ascii="Times New Roman" w:hAnsi="Times New Roman" w:eastAsia="Times New Roman"/>
-                <w:b w:val="0"/>
-                <w:sz w:val="20"/>
-              </w:rPr>
-              <w:t>Корректировки</w:t>
-            </w:r>
-          </w:p>
-        </w:tc>
-        <w:tc>
-          <w:tcPr>
-            <w:tcW w:type="dxa" w:w="3286"/>
-          </w:tcPr>
-          <w:p>
-            <w:r/>
-            <w:r>
-              <w:rPr>
-                <w:rFonts w:ascii="Times New Roman" w:hAnsi="Times New Roman" w:eastAsia="Times New Roman"/>
-                <w:b w:val="0"/>
-                <w:sz w:val="20"/>
-              </w:rPr>
-              <w:t>Нет</w:t>
-            </w:r>
-          </w:p>
-        </w:tc>
-        <w:tc>
-          <w:tcPr>
-            <w:tcW w:type="dxa" w:w="3286"/>
-          </w:tcPr>
-          <w:p>
-            <w:r/>
-            <w:r>
-              <w:rPr>
-                <w:rFonts w:ascii="Times New Roman" w:hAnsi="Times New Roman" w:eastAsia="Times New Roman"/>
-                <w:b w:val="0"/>
-                <w:sz w:val="20"/>
-              </w:rPr>
-              <w:t>Добавить (см. ниже)</w:t>
-            </w:r>
-          </w:p>
-        </w:tc>
-      </w:tr>
-      <w:tr>
-        <w:tc>
-          <w:tcPr>
-            <w:tcW w:type="dxa" w:w="3286"/>
-          </w:tcPr>
-          <w:p>
-            <w:r/>
-            <w:r>
-              <w:rPr>
-                <w:rFonts w:ascii="Times New Roman" w:hAnsi="Times New Roman" w:eastAsia="Times New Roman"/>
-                <w:b w:val="0"/>
-                <w:sz w:val="20"/>
-              </w:rPr>
-              <w:t>Параметры URL / UTM</w:t>
+              <w:t>UTM</w:t>
             </w:r>
           </w:p>
         </w:tc>
@@ -1814,7 +1322,7 @@
                 <w:b w:val="0"/>
                 <w:sz w:val="20"/>
               </w:rPr>
-              <w:t>ВКЛ: от 8 000 ₽</w:t>
+              <w:t>ВКЛ от 8 000 ₽</w:t>
             </w:r>
           </w:p>
         </w:tc>
@@ -1832,7 +1340,7 @@
                 <w:b w:val="0"/>
                 <w:sz w:val="20"/>
               </w:rPr>
-              <w:t>Промоакция</w:t>
+              <w:t>Старая группа в ЕПК</w:t>
             </w:r>
           </w:p>
         </w:tc>
@@ -1848,7 +1356,7 @@
                 <w:b w:val="0"/>
                 <w:sz w:val="20"/>
               </w:rPr>
-              <w:t>Не заполнена</w:t>
+              <w:t>Активна?</w:t>
             </w:r>
           </w:p>
         </w:tc>
@@ -1864,1656 +1372,7 @@
                 <w:b w:val="0"/>
                 <w:sz w:val="20"/>
               </w:rPr>
-              <w:t>Опционально: «Бронь заранее / выход с 18:00»</w:t>
-            </w:r>
-          </w:p>
-        </w:tc>
-      </w:tr>
-    </w:tbl>
-    <w:p/>
-    <w:p>
-      <w:pPr>
-        <w:pStyle w:val="Heading2"/>
-      </w:pPr>
-      <w:r>
-        <w:rPr>
-          <w:rFonts w:ascii="Times New Roman" w:hAnsi="Times New Roman" w:eastAsia="Times New Roman"/>
-          <w:b/>
-          <w:sz w:val="26"/>
-        </w:rPr>
-        <w:t>2.5. Объявление (комбинаторное)</w:t>
-      </w:r>
-    </w:p>
-    <w:tbl>
-      <w:tblPr>
-        <w:tblStyle w:val="TableGrid"/>
-        <w:tblW w:type="auto" w:w="0"/>
-        <w:tblLook w:firstColumn="1" w:firstRow="1" w:lastColumn="0" w:lastRow="0" w:noHBand="0" w:noVBand="1" w:val="04A0"/>
-      </w:tblPr>
-      <w:tblGrid>
-        <w:gridCol w:w="3286"/>
-        <w:gridCol w:w="3286"/>
-        <w:gridCol w:w="3286"/>
-      </w:tblGrid>
-      <w:tr>
-        <w:tc>
-          <w:tcPr>
-            <w:tcW w:type="dxa" w:w="3286"/>
-            <w:shd w:fill="D9E2F3" w:val="clear"/>
-          </w:tcPr>
-          <w:p>
-            <w:r/>
-            <w:r>
-              <w:rPr>
-                <w:rFonts w:ascii="Times New Roman" w:hAnsi="Times New Roman" w:eastAsia="Times New Roman"/>
-                <w:b/>
-                <w:sz w:val="20"/>
-              </w:rPr>
-              <w:t>Параметр</w:t>
-            </w:r>
-          </w:p>
-        </w:tc>
-        <w:tc>
-          <w:tcPr>
-            <w:tcW w:type="dxa" w:w="3286"/>
-            <w:shd w:fill="D9E2F3" w:val="clear"/>
-          </w:tcPr>
-          <w:p>
-            <w:r/>
-            <w:r>
-              <w:rPr>
-                <w:rFonts w:ascii="Times New Roman" w:hAnsi="Times New Roman" w:eastAsia="Times New Roman"/>
-                <w:b/>
-                <w:sz w:val="20"/>
-              </w:rPr>
-              <w:t>Сейчас</w:t>
-            </w:r>
-          </w:p>
-        </w:tc>
-        <w:tc>
-          <w:tcPr>
-            <w:tcW w:type="dxa" w:w="3286"/>
-            <w:shd w:fill="D9E2F3" w:val="clear"/>
-          </w:tcPr>
-          <w:p>
-            <w:r/>
-            <w:r>
-              <w:rPr>
-                <w:rFonts w:ascii="Times New Roman" w:hAnsi="Times New Roman" w:eastAsia="Times New Roman"/>
-                <w:b/>
-                <w:sz w:val="20"/>
-              </w:rPr>
-              <w:t>Оценка</w:t>
-            </w:r>
-          </w:p>
-        </w:tc>
-      </w:tr>
-      <w:tr>
-        <w:tc>
-          <w:tcPr>
-            <w:tcW w:type="dxa" w:w="3286"/>
-          </w:tcPr>
-          <w:p>
-            <w:r/>
-            <w:r>
-              <w:rPr>
-                <w:rFonts w:ascii="Times New Roman" w:hAnsi="Times New Roman" w:eastAsia="Times New Roman"/>
-                <w:b w:val="0"/>
-                <w:sz w:val="20"/>
-              </w:rPr>
-              <w:t>Ссылка</w:t>
-            </w:r>
-          </w:p>
-        </w:tc>
-        <w:tc>
-          <w:tcPr>
-            <w:tcW w:type="dxa" w:w="3286"/>
-          </w:tcPr>
-          <w:p>
-            <w:r/>
-            <w:r>
-              <w:rPr>
-                <w:rFonts w:ascii="Times New Roman" w:hAnsi="Times New Roman" w:eastAsia="Times New Roman"/>
-                <w:b w:val="0"/>
-                <w:sz w:val="20"/>
-              </w:rPr>
-              <w:t>https://boat-sochi.ru#services</w:t>
-            </w:r>
-          </w:p>
-        </w:tc>
-        <w:tc>
-          <w:tcPr>
-            <w:tcW w:type="dxa" w:w="3286"/>
-          </w:tcPr>
-          <w:p>
-            <w:r/>
-            <w:r>
-              <w:rPr>
-                <w:rFonts w:ascii="Times New Roman" w:hAnsi="Times New Roman" w:eastAsia="Times New Roman"/>
-                <w:b w:val="0"/>
-                <w:sz w:val="20"/>
-              </w:rPr>
-              <w:t>ОК для блока услуг; лучше #zakaz2 или якорь заката, если есть</w:t>
-            </w:r>
-          </w:p>
-        </w:tc>
-      </w:tr>
-      <w:tr>
-        <w:tc>
-          <w:tcPr>
-            <w:tcW w:type="dxa" w:w="3286"/>
-          </w:tcPr>
-          <w:p>
-            <w:r/>
-            <w:r>
-              <w:rPr>
-                <w:rFonts w:ascii="Times New Roman" w:hAnsi="Times New Roman" w:eastAsia="Times New Roman"/>
-                <w:b w:val="0"/>
-                <w:sz w:val="20"/>
-              </w:rPr>
-              <w:t>Отображаемая ссылка</w:t>
-            </w:r>
-          </w:p>
-        </w:tc>
-        <w:tc>
-          <w:tcPr>
-            <w:tcW w:type="dxa" w:w="3286"/>
-          </w:tcPr>
-          <w:p>
-            <w:r/>
-            <w:r>
-              <w:rPr>
-                <w:rFonts w:ascii="Times New Roman" w:hAnsi="Times New Roman" w:eastAsia="Times New Roman"/>
-                <w:b w:val="0"/>
-                <w:sz w:val="20"/>
-              </w:rPr>
-              <w:t>Закат-на-море</w:t>
-            </w:r>
-          </w:p>
-        </w:tc>
-        <w:tc>
-          <w:tcPr>
-            <w:tcW w:type="dxa" w:w="3286"/>
-          </w:tcPr>
-          <w:p>
-            <w:r/>
-            <w:r>
-              <w:rPr>
-                <w:rFonts w:ascii="Times New Roman" w:hAnsi="Times New Roman" w:eastAsia="Times New Roman"/>
-                <w:b w:val="0"/>
-                <w:sz w:val="20"/>
-              </w:rPr>
-              <w:t>ОК</w:t>
-            </w:r>
-          </w:p>
-        </w:tc>
-      </w:tr>
-      <w:tr>
-        <w:tc>
-          <w:tcPr>
-            <w:tcW w:type="dxa" w:w="3286"/>
-          </w:tcPr>
-          <w:p>
-            <w:r/>
-            <w:r>
-              <w:rPr>
-                <w:rFonts w:ascii="Times New Roman" w:hAnsi="Times New Roman" w:eastAsia="Times New Roman"/>
-                <w:b w:val="0"/>
-                <w:sz w:val="20"/>
-              </w:rPr>
-              <w:t>Сниппет/title сайта</w:t>
-            </w:r>
-          </w:p>
-        </w:tc>
-        <w:tc>
-          <w:tcPr>
-            <w:tcW w:type="dxa" w:w="3286"/>
-          </w:tcPr>
-          <w:p>
-            <w:r/>
-            <w:r>
-              <w:rPr>
-                <w:rFonts w:ascii="Times New Roman" w:hAnsi="Times New Roman" w:eastAsia="Times New Roman"/>
-                <w:b w:val="0"/>
-                <w:sz w:val="20"/>
-              </w:rPr>
-              <w:t>«…прогулки с дельфинами»</w:t>
-            </w:r>
-          </w:p>
-        </w:tc>
-        <w:tc>
-          <w:tcPr>
-            <w:tcW w:type="dxa" w:w="3286"/>
-          </w:tcPr>
-          <w:p>
-            <w:r/>
-            <w:r>
-              <w:rPr>
-                <w:rFonts w:ascii="Times New Roman" w:hAnsi="Times New Roman" w:eastAsia="Times New Roman"/>
-                <w:b w:val="0"/>
-                <w:sz w:val="20"/>
-              </w:rPr>
-              <w:t>ПЛОХО для оффера заката — править title страницы или посадочный URL</w:t>
-            </w:r>
-          </w:p>
-        </w:tc>
-      </w:tr>
-      <w:tr>
-        <w:tc>
-          <w:tcPr>
-            <w:tcW w:type="dxa" w:w="3286"/>
-          </w:tcPr>
-          <w:p>
-            <w:r/>
-            <w:r>
-              <w:rPr>
-                <w:rFonts w:ascii="Times New Roman" w:hAnsi="Times New Roman" w:eastAsia="Times New Roman"/>
-                <w:b w:val="0"/>
-                <w:sz w:val="20"/>
-              </w:rPr>
-              <w:t>Заголовки</w:t>
-            </w:r>
-          </w:p>
-        </w:tc>
-        <w:tc>
-          <w:tcPr>
-            <w:tcW w:type="dxa" w:w="3286"/>
-          </w:tcPr>
-          <w:p>
-            <w:r/>
-            <w:r>
-              <w:rPr>
-                <w:rFonts w:ascii="Times New Roman" w:hAnsi="Times New Roman" w:eastAsia="Times New Roman"/>
-                <w:b w:val="0"/>
-                <w:sz w:val="20"/>
-              </w:rPr>
-              <w:t>7 шт., все про закат/Сириус/18:00</w:t>
-            </w:r>
-          </w:p>
-        </w:tc>
-        <w:tc>
-          <w:tcPr>
-            <w:tcW w:type="dxa" w:w="3286"/>
-          </w:tcPr>
-          <w:p>
-            <w:r/>
-            <w:r>
-              <w:rPr>
-                <w:rFonts w:ascii="Times New Roman" w:hAnsi="Times New Roman" w:eastAsia="Times New Roman"/>
-                <w:b w:val="0"/>
-                <w:sz w:val="20"/>
-              </w:rPr>
-              <w:t>ХОРОШО</w:t>
-            </w:r>
-          </w:p>
-        </w:tc>
-      </w:tr>
-      <w:tr>
-        <w:tc>
-          <w:tcPr>
-            <w:tcW w:type="dxa" w:w="3286"/>
-          </w:tcPr>
-          <w:p>
-            <w:r/>
-            <w:r>
-              <w:rPr>
-                <w:rFonts w:ascii="Times New Roman" w:hAnsi="Times New Roman" w:eastAsia="Times New Roman"/>
-                <w:b w:val="0"/>
-                <w:sz w:val="20"/>
-              </w:rPr>
-              <w:t>Тексты</w:t>
-            </w:r>
-          </w:p>
-        </w:tc>
-        <w:tc>
-          <w:tcPr>
-            <w:tcW w:type="dxa" w:w="3286"/>
-          </w:tcPr>
-          <w:p>
-            <w:r/>
-            <w:r>
-              <w:rPr>
-                <w:rFonts w:ascii="Times New Roman" w:hAnsi="Times New Roman" w:eastAsia="Times New Roman"/>
-                <w:b w:val="0"/>
-                <w:sz w:val="20"/>
-              </w:rPr>
-              <w:t>3 шт., вечер/порт/бронь</w:t>
-            </w:r>
-          </w:p>
-        </w:tc>
-        <w:tc>
-          <w:tcPr>
-            <w:tcW w:type="dxa" w:w="3286"/>
-          </w:tcPr>
-          <w:p>
-            <w:r/>
-            <w:r>
-              <w:rPr>
-                <w:rFonts w:ascii="Times New Roman" w:hAnsi="Times New Roman" w:eastAsia="Times New Roman"/>
-                <w:b w:val="0"/>
-                <w:sz w:val="20"/>
-              </w:rPr>
-              <w:t>ХОРОШО</w:t>
-            </w:r>
-          </w:p>
-        </w:tc>
-      </w:tr>
-      <w:tr>
-        <w:tc>
-          <w:tcPr>
-            <w:tcW w:type="dxa" w:w="3286"/>
-          </w:tcPr>
-          <w:p>
-            <w:r/>
-            <w:r>
-              <w:rPr>
-                <w:rFonts w:ascii="Times New Roman" w:hAnsi="Times New Roman" w:eastAsia="Times New Roman"/>
-                <w:b w:val="0"/>
-                <w:sz w:val="20"/>
-              </w:rPr>
-              <w:t>Картинки</w:t>
-            </w:r>
-          </w:p>
-        </w:tc>
-        <w:tc>
-          <w:tcPr>
-            <w:tcW w:type="dxa" w:w="3286"/>
-          </w:tcPr>
-          <w:p>
-            <w:r/>
-            <w:r>
-              <w:rPr>
-                <w:rFonts w:ascii="Times New Roman" w:hAnsi="Times New Roman" w:eastAsia="Times New Roman"/>
-                <w:b w:val="0"/>
-                <w:sz w:val="20"/>
-              </w:rPr>
-              <w:t>4 фото заката / романтика / ужин</w:t>
-            </w:r>
-          </w:p>
-        </w:tc>
-        <w:tc>
-          <w:tcPr>
-            <w:tcW w:type="dxa" w:w="3286"/>
-          </w:tcPr>
-          <w:p>
-            <w:r/>
-            <w:r>
-              <w:rPr>
-                <w:rFonts w:ascii="Times New Roman" w:hAnsi="Times New Roman" w:eastAsia="Times New Roman"/>
-                <w:b w:val="0"/>
-                <w:sz w:val="20"/>
-              </w:rPr>
-              <w:t>ХОРОШО</w:t>
-            </w:r>
-          </w:p>
-        </w:tc>
-      </w:tr>
-      <w:tr>
-        <w:tc>
-          <w:tcPr>
-            <w:tcW w:type="dxa" w:w="3286"/>
-          </w:tcPr>
-          <w:p>
-            <w:r/>
-            <w:r>
-              <w:rPr>
-                <w:rFonts w:ascii="Times New Roman" w:hAnsi="Times New Roman" w:eastAsia="Times New Roman"/>
-                <w:b w:val="0"/>
-                <w:sz w:val="20"/>
-              </w:rPr>
-              <w:t>Видео</w:t>
-            </w:r>
-          </w:p>
-        </w:tc>
-        <w:tc>
-          <w:tcPr>
-            <w:tcW w:type="dxa" w:w="3286"/>
-          </w:tcPr>
-          <w:p>
-            <w:r/>
-            <w:r>
-              <w:rPr>
-                <w:rFonts w:ascii="Times New Roman" w:hAnsi="Times New Roman" w:eastAsia="Times New Roman"/>
-                <w:b w:val="0"/>
-                <w:sz w:val="20"/>
-              </w:rPr>
-              <w:t>Только 1×1 квадрат</w:t>
-            </w:r>
-          </w:p>
-        </w:tc>
-        <w:tc>
-          <w:tcPr>
-            <w:tcW w:type="dxa" w:w="3286"/>
-          </w:tcPr>
-          <w:p>
-            <w:r/>
-            <w:r>
-              <w:rPr>
-                <w:rFonts w:ascii="Times New Roman" w:hAnsi="Times New Roman" w:eastAsia="Times New Roman"/>
-                <w:b w:val="0"/>
-                <w:sz w:val="20"/>
-              </w:rPr>
-              <w:t>Добавить 16:9 и 9:16</w:t>
-            </w:r>
-          </w:p>
-        </w:tc>
-      </w:tr>
-      <w:tr>
-        <w:tc>
-          <w:tcPr>
-            <w:tcW w:type="dxa" w:w="3286"/>
-          </w:tcPr>
-          <w:p>
-            <w:r/>
-            <w:r>
-              <w:rPr>
-                <w:rFonts w:ascii="Times New Roman" w:hAnsi="Times New Roman" w:eastAsia="Times New Roman"/>
-                <w:b w:val="0"/>
-                <w:sz w:val="20"/>
-              </w:rPr>
-              <w:t>Карусель</w:t>
-            </w:r>
-          </w:p>
-        </w:tc>
-        <w:tc>
-          <w:tcPr>
-            <w:tcW w:type="dxa" w:w="3286"/>
-          </w:tcPr>
-          <w:p>
-            <w:r/>
-            <w:r>
-              <w:rPr>
-                <w:rFonts w:ascii="Times New Roman" w:hAnsi="Times New Roman" w:eastAsia="Times New Roman"/>
-                <w:b w:val="0"/>
-                <w:sz w:val="20"/>
-              </w:rPr>
-              <w:t>Пусто</w:t>
-            </w:r>
-          </w:p>
-        </w:tc>
-        <w:tc>
-          <w:tcPr>
-            <w:tcW w:type="dxa" w:w="3286"/>
-          </w:tcPr>
-          <w:p>
-            <w:r/>
-            <w:r>
-              <w:rPr>
-                <w:rFonts w:ascii="Times New Roman" w:hAnsi="Times New Roman" w:eastAsia="Times New Roman"/>
-                <w:b w:val="0"/>
-                <w:sz w:val="20"/>
-              </w:rPr>
-              <w:t>Для Поиска не критично</w:t>
-            </w:r>
-          </w:p>
-        </w:tc>
-      </w:tr>
-      <w:tr>
-        <w:tc>
-          <w:tcPr>
-            <w:tcW w:type="dxa" w:w="3286"/>
-          </w:tcPr>
-          <w:p>
-            <w:r/>
-            <w:r>
-              <w:rPr>
-                <w:rFonts w:ascii="Times New Roman" w:hAnsi="Times New Roman" w:eastAsia="Times New Roman"/>
-                <w:b w:val="0"/>
-                <w:sz w:val="20"/>
-              </w:rPr>
-              <w:t>Кнопка РСЯ</w:t>
-            </w:r>
-          </w:p>
-        </w:tc>
-        <w:tc>
-          <w:tcPr>
-            <w:tcW w:type="dxa" w:w="3286"/>
-          </w:tcPr>
-          <w:p>
-            <w:r/>
-            <w:r>
-              <w:rPr>
-                <w:rFonts w:ascii="Times New Roman" w:hAnsi="Times New Roman" w:eastAsia="Times New Roman"/>
-                <w:b w:val="0"/>
-                <w:sz w:val="20"/>
-              </w:rPr>
-              <w:t>Перейти на сайт → boat-sochi.ru</w:t>
-            </w:r>
-          </w:p>
-        </w:tc>
-        <w:tc>
-          <w:tcPr>
-            <w:tcW w:type="dxa" w:w="3286"/>
-          </w:tcPr>
-          <w:p>
-            <w:r/>
-            <w:r>
-              <w:rPr>
-                <w:rFonts w:ascii="Times New Roman" w:hAnsi="Times New Roman" w:eastAsia="Times New Roman"/>
-                <w:b w:val="0"/>
-                <w:sz w:val="20"/>
-              </w:rPr>
-              <w:t>ОК</w:t>
-            </w:r>
-          </w:p>
-        </w:tc>
-      </w:tr>
-      <w:tr>
-        <w:tc>
-          <w:tcPr>
-            <w:tcW w:type="dxa" w:w="3286"/>
-          </w:tcPr>
-          <w:p>
-            <w:r/>
-            <w:r>
-              <w:rPr>
-                <w:rFonts w:ascii="Times New Roman" w:hAnsi="Times New Roman" w:eastAsia="Times New Roman"/>
-                <w:b w:val="0"/>
-                <w:sz w:val="20"/>
-              </w:rPr>
-              <w:t>Организация</w:t>
-            </w:r>
-          </w:p>
-        </w:tc>
-        <w:tc>
-          <w:tcPr>
-            <w:tcW w:type="dxa" w:w="3286"/>
-          </w:tcPr>
-          <w:p>
-            <w:r/>
-            <w:r>
-              <w:rPr>
-                <w:rFonts w:ascii="Times New Roman" w:hAnsi="Times New Roman" w:eastAsia="Times New Roman"/>
-                <w:b w:val="0"/>
-                <w:sz w:val="20"/>
-              </w:rPr>
-              <w:t>Яхты Сириуса, Морской бульвар 1В/3</w:t>
-            </w:r>
-          </w:p>
-        </w:tc>
-        <w:tc>
-          <w:tcPr>
-            <w:tcW w:type="dxa" w:w="3286"/>
-          </w:tcPr>
-          <w:p>
-            <w:r/>
-            <w:r>
-              <w:rPr>
-                <w:rFonts w:ascii="Times New Roman" w:hAnsi="Times New Roman" w:eastAsia="Times New Roman"/>
-                <w:b w:val="0"/>
-                <w:sz w:val="20"/>
-              </w:rPr>
-              <w:t>ОК</w:t>
-            </w:r>
-          </w:p>
-        </w:tc>
-      </w:tr>
-      <w:tr>
-        <w:tc>
-          <w:tcPr>
-            <w:tcW w:type="dxa" w:w="3286"/>
-          </w:tcPr>
-          <w:p>
-            <w:r/>
-            <w:r>
-              <w:rPr>
-                <w:rFonts w:ascii="Times New Roman" w:hAnsi="Times New Roman" w:eastAsia="Times New Roman"/>
-                <w:b w:val="0"/>
-                <w:sz w:val="20"/>
-              </w:rPr>
-              <w:t>Телефон</w:t>
-            </w:r>
-          </w:p>
-        </w:tc>
-        <w:tc>
-          <w:tcPr>
-            <w:tcW w:type="dxa" w:w="3286"/>
-          </w:tcPr>
-          <w:p>
-            <w:r/>
-            <w:r>
-              <w:rPr>
-                <w:rFonts w:ascii="Times New Roman" w:hAnsi="Times New Roman" w:eastAsia="Times New Roman"/>
-                <w:b w:val="0"/>
-                <w:sz w:val="20"/>
-              </w:rPr>
-              <w:t>+7 (918) 304-40-00</w:t>
-            </w:r>
-          </w:p>
-        </w:tc>
-        <w:tc>
-          <w:tcPr>
-            <w:tcW w:type="dxa" w:w="3286"/>
-          </w:tcPr>
-          <w:p>
-            <w:r/>
-            <w:r>
-              <w:rPr>
-                <w:rFonts w:ascii="Times New Roman" w:hAnsi="Times New Roman" w:eastAsia="Times New Roman"/>
-                <w:b w:val="0"/>
-                <w:sz w:val="20"/>
-              </w:rPr>
-              <w:t>ОК</w:t>
-            </w:r>
-          </w:p>
-        </w:tc>
-      </w:tr>
-      <w:tr>
-        <w:tc>
-          <w:tcPr>
-            <w:tcW w:type="dxa" w:w="3286"/>
-          </w:tcPr>
-          <w:p>
-            <w:r/>
-            <w:r>
-              <w:rPr>
-                <w:rFonts w:ascii="Times New Roman" w:hAnsi="Times New Roman" w:eastAsia="Times New Roman"/>
-                <w:b w:val="0"/>
-                <w:sz w:val="20"/>
-              </w:rPr>
-              <w:t>ЕРИР</w:t>
-            </w:r>
-          </w:p>
-        </w:tc>
-        <w:tc>
-          <w:tcPr>
-            <w:tcW w:type="dxa" w:w="3286"/>
-          </w:tcPr>
-          <w:p>
-            <w:r/>
-            <w:r>
-              <w:rPr>
-                <w:rFonts w:ascii="Times New Roman" w:hAnsi="Times New Roman" w:eastAsia="Times New Roman"/>
-                <w:b w:val="0"/>
-                <w:sz w:val="20"/>
-              </w:rPr>
-              <w:t>Автоописание ВКЛ</w:t>
-            </w:r>
-          </w:p>
-        </w:tc>
-        <w:tc>
-          <w:tcPr>
-            <w:tcW w:type="dxa" w:w="3286"/>
-          </w:tcPr>
-          <w:p>
-            <w:r/>
-            <w:r>
-              <w:rPr>
-                <w:rFonts w:ascii="Times New Roman" w:hAnsi="Times New Roman" w:eastAsia="Times New Roman"/>
-                <w:b w:val="0"/>
-                <w:sz w:val="20"/>
-              </w:rPr>
-              <w:t>ОК</w:t>
-            </w:r>
-          </w:p>
-        </w:tc>
-      </w:tr>
-    </w:tbl>
-    <w:p/>
-    <w:p>
-      <w:pPr>
-        <w:spacing w:after="120"/>
-      </w:pPr>
-      <w:r>
-        <w:rPr>
-          <w:rFonts w:ascii="Times New Roman" w:hAnsi="Times New Roman" w:eastAsia="Times New Roman"/>
-          <w:b w:val="0"/>
-          <w:sz w:val="22"/>
-        </w:rPr>
-        <w:t>Заголовки (факт):</w:t>
-      </w:r>
-    </w:p>
-    <w:p>
-      <w:pPr>
-        <w:pStyle w:val="ListBullet"/>
-        <w:spacing w:after="40"/>
-      </w:pPr>
-      <w:r>
-        <w:rPr>
-          <w:rFonts w:ascii="Times New Roman" w:hAnsi="Times New Roman" w:eastAsia="Times New Roman"/>
-          <w:b w:val="0"/>
-          <w:sz w:val="22"/>
-        </w:rPr>
-        <w:t>Прогулка на закат в море - Сириус</w:t>
-      </w:r>
-    </w:p>
-    <w:p>
-      <w:pPr>
-        <w:pStyle w:val="ListBullet"/>
-        <w:spacing w:after="40"/>
-      </w:pPr>
-      <w:r>
-        <w:rPr>
-          <w:rFonts w:ascii="Times New Roman" w:hAnsi="Times New Roman" w:eastAsia="Times New Roman"/>
-          <w:b w:val="0"/>
-          <w:sz w:val="22"/>
-        </w:rPr>
-        <w:t>Закажите яхту на закат в море - Сириус</w:t>
-      </w:r>
-    </w:p>
-    <w:p>
-      <w:pPr>
-        <w:pStyle w:val="ListBullet"/>
-        <w:spacing w:after="40"/>
-      </w:pPr>
-      <w:r>
-        <w:rPr>
-          <w:rFonts w:ascii="Times New Roman" w:hAnsi="Times New Roman" w:eastAsia="Times New Roman"/>
-          <w:b w:val="0"/>
-          <w:sz w:val="22"/>
-        </w:rPr>
-        <w:t>Закат в море на яхте в Сириусе</w:t>
-      </w:r>
-    </w:p>
-    <w:p>
-      <w:pPr>
-        <w:pStyle w:val="ListBullet"/>
-        <w:spacing w:after="40"/>
-      </w:pPr>
-      <w:r>
-        <w:rPr>
-          <w:rFonts w:ascii="Times New Roman" w:hAnsi="Times New Roman" w:eastAsia="Times New Roman"/>
-          <w:b w:val="0"/>
-          <w:sz w:val="22"/>
-        </w:rPr>
-        <w:t>Закат в море - выход с 18:00 часов. Сириус</w:t>
-      </w:r>
-    </w:p>
-    <w:p>
-      <w:pPr>
-        <w:pStyle w:val="ListBullet"/>
-        <w:spacing w:after="40"/>
-      </w:pPr>
-      <w:r>
-        <w:rPr>
-          <w:rFonts w:ascii="Times New Roman" w:hAnsi="Times New Roman" w:eastAsia="Times New Roman"/>
-          <w:b w:val="0"/>
-          <w:sz w:val="22"/>
-        </w:rPr>
-        <w:t>Яхта на закат в море. Сириус. Выход с 18 часов</w:t>
-      </w:r>
-    </w:p>
-    <w:p>
-      <w:pPr>
-        <w:pStyle w:val="ListBullet"/>
-        <w:spacing w:after="40"/>
-      </w:pPr>
-      <w:r>
-        <w:rPr>
-          <w:rFonts w:ascii="Times New Roman" w:hAnsi="Times New Roman" w:eastAsia="Times New Roman"/>
-          <w:b w:val="0"/>
-          <w:sz w:val="22"/>
-        </w:rPr>
-        <w:t>Закат в море. Бронируете заранее, яхт вечером немного</w:t>
-      </w:r>
-    </w:p>
-    <w:p>
-      <w:pPr>
-        <w:pStyle w:val="ListBullet"/>
-        <w:spacing w:after="40"/>
-      </w:pPr>
-      <w:r>
-        <w:rPr>
-          <w:rFonts w:ascii="Times New Roman" w:hAnsi="Times New Roman" w:eastAsia="Times New Roman"/>
-          <w:b w:val="0"/>
-          <w:sz w:val="22"/>
-        </w:rPr>
-        <w:t>Бронируйте катер на закат в море. Сириус, выход с 18 час</w:t>
-      </w:r>
-    </w:p>
-    <w:p>
-      <w:pPr>
-        <w:spacing w:after="120"/>
-      </w:pPr>
-      <w:r>
-        <w:rPr>
-          <w:rFonts w:ascii="Times New Roman" w:hAnsi="Times New Roman" w:eastAsia="Times New Roman"/>
-          <w:b w:val="0"/>
-          <w:sz w:val="22"/>
-        </w:rPr>
-        <w:t>По старой статистике конверсии давали №2, №4 и №7. №1 («Прогулка на закат…») — 19 кликов / 0 конв. — слабее.</w:t>
-      </w:r>
-    </w:p>
-    <w:p>
-      <w:pPr>
-        <w:pStyle w:val="Heading2"/>
-      </w:pPr>
-      <w:r>
-        <w:rPr>
-          <w:rFonts w:ascii="Times New Roman" w:hAnsi="Times New Roman" w:eastAsia="Times New Roman"/>
-          <w:b/>
-          <w:sz w:val="26"/>
-        </w:rPr>
-        <w:t>2.6. Быстрые ссылки и уточнения</w:t>
-      </w:r>
-    </w:p>
-    <w:p>
-      <w:pPr>
-        <w:spacing w:after="120"/>
-      </w:pPr>
-      <w:r>
-        <w:rPr>
-          <w:rFonts w:ascii="Times New Roman" w:hAnsi="Times New Roman" w:eastAsia="Times New Roman"/>
-          <w:b w:val="0"/>
-          <w:sz w:val="22"/>
-        </w:rPr>
-        <w:t>В превью мобильного поиска видны все 8 быстрых ссылок — хорошо. На части экранов редактирования отображалось 6 или меньше — убедитесь, что сохранены все 8 на уровне группы.</w:t>
-      </w:r>
-    </w:p>
-    <w:tbl>
-      <w:tblPr>
-        <w:tblStyle w:val="TableGrid"/>
-        <w:tblW w:type="auto" w:w="0"/>
-        <w:tblLook w:firstColumn="1" w:firstRow="1" w:lastColumn="0" w:lastRow="0" w:noHBand="0" w:noVBand="1" w:val="04A0"/>
-      </w:tblPr>
-      <w:tblGrid>
-        <w:gridCol w:w="3286"/>
-        <w:gridCol w:w="3286"/>
-        <w:gridCol w:w="3286"/>
-      </w:tblGrid>
-      <w:tr>
-        <w:tc>
-          <w:tcPr>
-            <w:tcW w:type="dxa" w:w="3286"/>
-            <w:shd w:fill="D9E2F3" w:val="clear"/>
-          </w:tcPr>
-          <w:p>
-            <w:r/>
-            <w:r>
-              <w:rPr>
-                <w:rFonts w:ascii="Times New Roman" w:hAnsi="Times New Roman" w:eastAsia="Times New Roman"/>
-                <w:b/>
-                <w:sz w:val="20"/>
-              </w:rPr>
-              <w:t>#</w:t>
-            </w:r>
-          </w:p>
-        </w:tc>
-        <w:tc>
-          <w:tcPr>
-            <w:tcW w:type="dxa" w:w="3286"/>
-            <w:shd w:fill="D9E2F3" w:val="clear"/>
-          </w:tcPr>
-          <w:p>
-            <w:r/>
-            <w:r>
-              <w:rPr>
-                <w:rFonts w:ascii="Times New Roman" w:hAnsi="Times New Roman" w:eastAsia="Times New Roman"/>
-                <w:b/>
-                <w:sz w:val="20"/>
-              </w:rPr>
-              <w:t>Быстрая ссылка</w:t>
-            </w:r>
-          </w:p>
-        </w:tc>
-        <w:tc>
-          <w:tcPr>
-            <w:tcW w:type="dxa" w:w="3286"/>
-            <w:shd w:fill="D9E2F3" w:val="clear"/>
-          </w:tcPr>
-          <w:p>
-            <w:r/>
-            <w:r>
-              <w:rPr>
-                <w:rFonts w:ascii="Times New Roman" w:hAnsi="Times New Roman" w:eastAsia="Times New Roman"/>
-                <w:b/>
-                <w:sz w:val="20"/>
-              </w:rPr>
-              <w:t>Комментарий</w:t>
-            </w:r>
-          </w:p>
-        </w:tc>
-      </w:tr>
-      <w:tr>
-        <w:tc>
-          <w:tcPr>
-            <w:tcW w:type="dxa" w:w="3286"/>
-          </w:tcPr>
-          <w:p>
-            <w:r/>
-            <w:r>
-              <w:rPr>
-                <w:rFonts w:ascii="Times New Roman" w:hAnsi="Times New Roman" w:eastAsia="Times New Roman"/>
-                <w:b w:val="0"/>
-                <w:sz w:val="20"/>
-              </w:rPr>
-              <w:t>1</w:t>
-            </w:r>
-          </w:p>
-        </w:tc>
-        <w:tc>
-          <w:tcPr>
-            <w:tcW w:type="dxa" w:w="3286"/>
-          </w:tcPr>
-          <w:p>
-            <w:r/>
-            <w:r>
-              <w:rPr>
-                <w:rFonts w:ascii="Times New Roman" w:hAnsi="Times New Roman" w:eastAsia="Times New Roman"/>
-                <w:b w:val="0"/>
-                <w:sz w:val="20"/>
-              </w:rPr>
-              <w:t>Забронировать закат</w:t>
-            </w:r>
-          </w:p>
-        </w:tc>
-        <w:tc>
-          <w:tcPr>
-            <w:tcW w:type="dxa" w:w="3286"/>
-          </w:tcPr>
-          <w:p>
-            <w:r/>
-            <w:r>
-              <w:rPr>
-                <w:rFonts w:ascii="Times New Roman" w:hAnsi="Times New Roman" w:eastAsia="Times New Roman"/>
-                <w:b w:val="0"/>
-                <w:sz w:val="20"/>
-              </w:rPr>
-              <w:t>Оставить (главная)</w:t>
-            </w:r>
-          </w:p>
-        </w:tc>
-      </w:tr>
-      <w:tr>
-        <w:tc>
-          <w:tcPr>
-            <w:tcW w:type="dxa" w:w="3286"/>
-          </w:tcPr>
-          <w:p>
-            <w:r/>
-            <w:r>
-              <w:rPr>
-                <w:rFonts w:ascii="Times New Roman" w:hAnsi="Times New Roman" w:eastAsia="Times New Roman"/>
-                <w:b w:val="0"/>
-                <w:sz w:val="20"/>
-              </w:rPr>
-              <w:t>2</w:t>
-            </w:r>
-          </w:p>
-        </w:tc>
-        <w:tc>
-          <w:tcPr>
-            <w:tcW w:type="dxa" w:w="3286"/>
-          </w:tcPr>
-          <w:p>
-            <w:r/>
-            <w:r>
-              <w:rPr>
-                <w:rFonts w:ascii="Times New Roman" w:hAnsi="Times New Roman" w:eastAsia="Times New Roman"/>
-                <w:b w:val="0"/>
-                <w:sz w:val="20"/>
-              </w:rPr>
-              <w:t>AI - помощник капитана</w:t>
-            </w:r>
-          </w:p>
-        </w:tc>
-        <w:tc>
-          <w:tcPr>
-            <w:tcW w:type="dxa" w:w="3286"/>
-          </w:tcPr>
-          <w:p>
-            <w:r/>
-            <w:r>
-              <w:rPr>
-                <w:rFonts w:ascii="Times New Roman" w:hAnsi="Times New Roman" w:eastAsia="Times New Roman"/>
-                <w:b w:val="0"/>
-                <w:sz w:val="20"/>
-              </w:rPr>
-              <w:t>Слабо для конверсии — заменить на «Задать вопрос» / WhatsApp / «Как добраться»</w:t>
-            </w:r>
-          </w:p>
-        </w:tc>
-      </w:tr>
-      <w:tr>
-        <w:tc>
-          <w:tcPr>
-            <w:tcW w:type="dxa" w:w="3286"/>
-          </w:tcPr>
-          <w:p>
-            <w:r/>
-            <w:r>
-              <w:rPr>
-                <w:rFonts w:ascii="Times New Roman" w:hAnsi="Times New Roman" w:eastAsia="Times New Roman"/>
-                <w:b w:val="0"/>
-                <w:sz w:val="20"/>
-              </w:rPr>
-              <w:t>3</w:t>
-            </w:r>
-          </w:p>
-        </w:tc>
-        <w:tc>
-          <w:tcPr>
-            <w:tcW w:type="dxa" w:w="3286"/>
-          </w:tcPr>
-          <w:p>
-            <w:r/>
-            <w:r>
-              <w:rPr>
-                <w:rFonts w:ascii="Times New Roman" w:hAnsi="Times New Roman" w:eastAsia="Times New Roman"/>
-                <w:b w:val="0"/>
-                <w:sz w:val="20"/>
-              </w:rPr>
-              <w:t>Катер «Сириус»</w:t>
-            </w:r>
-          </w:p>
-        </w:tc>
-        <w:tc>
-          <w:tcPr>
-            <w:tcW w:type="dxa" w:w="3286"/>
-          </w:tcPr>
-          <w:p>
-            <w:r/>
-            <w:r>
-              <w:rPr>
-                <w:rFonts w:ascii="Times New Roman" w:hAnsi="Times New Roman" w:eastAsia="Times New Roman"/>
-                <w:b w:val="0"/>
-                <w:sz w:val="20"/>
-              </w:rPr>
-              <w:t>Оставить</w:t>
-            </w:r>
-          </w:p>
-        </w:tc>
-      </w:tr>
-      <w:tr>
-        <w:tc>
-          <w:tcPr>
-            <w:tcW w:type="dxa" w:w="3286"/>
-          </w:tcPr>
-          <w:p>
-            <w:r/>
-            <w:r>
-              <w:rPr>
-                <w:rFonts w:ascii="Times New Roman" w:hAnsi="Times New Roman" w:eastAsia="Times New Roman"/>
-                <w:b w:val="0"/>
-                <w:sz w:val="20"/>
-              </w:rPr>
-              <w:t>4</w:t>
-            </w:r>
-          </w:p>
-        </w:tc>
-        <w:tc>
-          <w:tcPr>
-            <w:tcW w:type="dxa" w:w="3286"/>
-          </w:tcPr>
-          <w:p>
-            <w:r/>
-            <w:r>
-              <w:rPr>
-                <w:rFonts w:ascii="Times New Roman" w:hAnsi="Times New Roman" w:eastAsia="Times New Roman"/>
-                <w:b w:val="0"/>
-                <w:sz w:val="20"/>
-              </w:rPr>
-              <w:t>Парусная яхта «Лилу»</w:t>
-            </w:r>
-          </w:p>
-        </w:tc>
-        <w:tc>
-          <w:tcPr>
-            <w:tcW w:type="dxa" w:w="3286"/>
-          </w:tcPr>
-          <w:p>
-            <w:r/>
-            <w:r>
-              <w:rPr>
-                <w:rFonts w:ascii="Times New Roman" w:hAnsi="Times New Roman" w:eastAsia="Times New Roman"/>
-                <w:b w:val="0"/>
-                <w:sz w:val="20"/>
-              </w:rPr>
-              <w:t>Оставить</w:t>
-            </w:r>
-          </w:p>
-        </w:tc>
-      </w:tr>
-      <w:tr>
-        <w:tc>
-          <w:tcPr>
-            <w:tcW w:type="dxa" w:w="3286"/>
-          </w:tcPr>
-          <w:p>
-            <w:r/>
-            <w:r>
-              <w:rPr>
-                <w:rFonts w:ascii="Times New Roman" w:hAnsi="Times New Roman" w:eastAsia="Times New Roman"/>
-                <w:b w:val="0"/>
-                <w:sz w:val="20"/>
-              </w:rPr>
-              <w:t>5</w:t>
-            </w:r>
-          </w:p>
-        </w:tc>
-        <w:tc>
-          <w:tcPr>
-            <w:tcW w:type="dxa" w:w="3286"/>
-          </w:tcPr>
-          <w:p>
-            <w:r/>
-            <w:r>
-              <w:rPr>
-                <w:rFonts w:ascii="Times New Roman" w:hAnsi="Times New Roman" w:eastAsia="Times New Roman"/>
-                <w:b w:val="0"/>
-                <w:sz w:val="20"/>
-              </w:rPr>
-              <w:t>Катера и яхты</w:t>
-            </w:r>
-          </w:p>
-        </w:tc>
-        <w:tc>
-          <w:tcPr>
-            <w:tcW w:type="dxa" w:w="3286"/>
-          </w:tcPr>
-          <w:p>
-            <w:r/>
-            <w:r>
-              <w:rPr>
-                <w:rFonts w:ascii="Times New Roman" w:hAnsi="Times New Roman" w:eastAsia="Times New Roman"/>
-                <w:b w:val="0"/>
-                <w:sz w:val="20"/>
-              </w:rPr>
-              <w:t>Оставить</w:t>
-            </w:r>
-          </w:p>
-        </w:tc>
-      </w:tr>
-      <w:tr>
-        <w:tc>
-          <w:tcPr>
-            <w:tcW w:type="dxa" w:w="3286"/>
-          </w:tcPr>
-          <w:p>
-            <w:r/>
-            <w:r>
-              <w:rPr>
-                <w:rFonts w:ascii="Times New Roman" w:hAnsi="Times New Roman" w:eastAsia="Times New Roman"/>
-                <w:b w:val="0"/>
-                <w:sz w:val="20"/>
-              </w:rPr>
-              <w:t>6</w:t>
-            </w:r>
-          </w:p>
-        </w:tc>
-        <w:tc>
-          <w:tcPr>
-            <w:tcW w:type="dxa" w:w="3286"/>
-          </w:tcPr>
-          <w:p>
-            <w:r/>
-            <w:r>
-              <w:rPr>
-                <w:rFonts w:ascii="Times New Roman" w:hAnsi="Times New Roman" w:eastAsia="Times New Roman"/>
-                <w:b w:val="0"/>
-                <w:sz w:val="20"/>
-              </w:rPr>
-              <w:t>Выход 18:00–20:00, закат 19:30</w:t>
-            </w:r>
-          </w:p>
-        </w:tc>
-        <w:tc>
-          <w:tcPr>
-            <w:tcW w:type="dxa" w:w="3286"/>
-          </w:tcPr>
-          <w:p>
-            <w:r/>
-            <w:r>
-              <w:rPr>
-                <w:rFonts w:ascii="Times New Roman" w:hAnsi="Times New Roman" w:eastAsia="Times New Roman"/>
-                <w:b w:val="0"/>
-                <w:sz w:val="20"/>
-              </w:rPr>
-              <w:t>Оставить</w:t>
-            </w:r>
-          </w:p>
-        </w:tc>
-      </w:tr>
-      <w:tr>
-        <w:tc>
-          <w:tcPr>
-            <w:tcW w:type="dxa" w:w="3286"/>
-          </w:tcPr>
-          <w:p>
-            <w:r/>
-            <w:r>
-              <w:rPr>
-                <w:rFonts w:ascii="Times New Roman" w:hAnsi="Times New Roman" w:eastAsia="Times New Roman"/>
-                <w:b w:val="0"/>
-                <w:sz w:val="20"/>
-              </w:rPr>
-              <w:t>7</w:t>
-            </w:r>
-          </w:p>
-        </w:tc>
-        <w:tc>
-          <w:tcPr>
-            <w:tcW w:type="dxa" w:w="3286"/>
-          </w:tcPr>
-          <w:p>
-            <w:r/>
-            <w:r>
-              <w:rPr>
-                <w:rFonts w:ascii="Times New Roman" w:hAnsi="Times New Roman" w:eastAsia="Times New Roman"/>
-                <w:b w:val="0"/>
-                <w:sz w:val="20"/>
-              </w:rPr>
-              <w:t>Имеретинский порт</w:t>
-            </w:r>
-          </w:p>
-        </w:tc>
-        <w:tc>
-          <w:tcPr>
-            <w:tcW w:type="dxa" w:w="3286"/>
-          </w:tcPr>
-          <w:p>
-            <w:r/>
-            <w:r>
-              <w:rPr>
-                <w:rFonts w:ascii="Times New Roman" w:hAnsi="Times New Roman" w:eastAsia="Times New Roman"/>
-                <w:b w:val="0"/>
-                <w:sz w:val="20"/>
-              </w:rPr>
-              <w:t>Оставить</w:t>
-            </w:r>
-          </w:p>
-        </w:tc>
-      </w:tr>
-      <w:tr>
-        <w:tc>
-          <w:tcPr>
-            <w:tcW w:type="dxa" w:w="3286"/>
-          </w:tcPr>
-          <w:p>
-            <w:r/>
-            <w:r>
-              <w:rPr>
-                <w:rFonts w:ascii="Times New Roman" w:hAnsi="Times New Roman" w:eastAsia="Times New Roman"/>
-                <w:b w:val="0"/>
-                <w:sz w:val="20"/>
-              </w:rPr>
-              <w:t>8</w:t>
-            </w:r>
-          </w:p>
-        </w:tc>
-        <w:tc>
-          <w:tcPr>
-            <w:tcW w:type="dxa" w:w="3286"/>
-          </w:tcPr>
-          <w:p>
-            <w:r/>
-            <w:r>
-              <w:rPr>
-                <w:rFonts w:ascii="Times New Roman" w:hAnsi="Times New Roman" w:eastAsia="Times New Roman"/>
-                <w:b w:val="0"/>
-                <w:sz w:val="20"/>
-              </w:rPr>
-              <w:t>Отзывы гостей</w:t>
-            </w:r>
-          </w:p>
-        </w:tc>
-        <w:tc>
-          <w:tcPr>
-            <w:tcW w:type="dxa" w:w="3286"/>
-          </w:tcPr>
-          <w:p>
-            <w:r/>
-            <w:r>
-              <w:rPr>
-                <w:rFonts w:ascii="Times New Roman" w:hAnsi="Times New Roman" w:eastAsia="Times New Roman"/>
-                <w:b w:val="0"/>
-                <w:sz w:val="20"/>
-              </w:rPr>
-              <w:t>Оставить</w:t>
-            </w:r>
-          </w:p>
-        </w:tc>
-      </w:tr>
-    </w:tbl>
-    <w:p/>
-    <w:p>
-      <w:pPr>
-        <w:spacing w:after="120"/>
-      </w:pPr>
-      <w:r>
-        <w:rPr>
-          <w:rFonts w:ascii="Times New Roman" w:hAnsi="Times New Roman" w:eastAsia="Times New Roman"/>
-          <w:b w:val="0"/>
-          <w:sz w:val="22"/>
-        </w:rPr>
-        <w:t>Уточнения сейчас: закат на море; ужин на двоих; панорама Сириуса; купание в открытом море; работаем с 6 до 20 часов; чистая прозрачная вода; Wi-Fi на яхте; вид Олимпийского парка; бронь заранее.</w:t>
-      </w:r>
-    </w:p>
-    <w:p>
-      <w:pPr>
-        <w:pStyle w:val="ListBullet"/>
-        <w:spacing w:after="40"/>
-      </w:pPr>
-      <w:r>
-        <w:rPr>
-          <w:rFonts w:ascii="Times New Roman" w:hAnsi="Times New Roman" w:eastAsia="Times New Roman"/>
-          <w:b w:val="0"/>
-          <w:sz w:val="22"/>
-        </w:rPr>
-        <w:t>«ужин на двоих» — оставить только если реально входит/организуете. Иначе снять (риск жалоб/модерации).</w:t>
-      </w:r>
-    </w:p>
-    <w:p>
-      <w:pPr>
-        <w:pStyle w:val="ListBullet"/>
-        <w:spacing w:after="40"/>
-      </w:pPr>
-      <w:r>
-        <w:rPr>
-          <w:rFonts w:ascii="Times New Roman" w:hAnsi="Times New Roman" w:eastAsia="Times New Roman"/>
-          <w:b w:val="0"/>
-          <w:sz w:val="22"/>
-        </w:rPr>
-        <w:t>«работаем с 6 до 20» конфликтует с часами в контактах 08:00–23:00. Унифицировать.</w:t>
-      </w:r>
-    </w:p>
-    <w:p>
-      <w:pPr>
-        <w:pStyle w:val="ListBullet"/>
-        <w:spacing w:after="40"/>
-      </w:pPr>
-      <w:r>
-        <w:rPr>
-          <w:rFonts w:ascii="Times New Roman" w:hAnsi="Times New Roman" w:eastAsia="Times New Roman"/>
-          <w:b w:val="0"/>
-          <w:sz w:val="22"/>
-        </w:rPr>
-        <w:t>«Wi-Fi на яхте» — только если правда на всех выводимых судах.</w:t>
-      </w:r>
-    </w:p>
-    <w:p>
-      <w:pPr>
-        <w:pStyle w:val="Heading1"/>
-      </w:pPr>
-      <w:r>
-        <w:rPr>
-          <w:rFonts w:ascii="Times New Roman" w:hAnsi="Times New Roman" w:eastAsia="Times New Roman"/>
-          <w:b/>
-          <w:sz w:val="32"/>
-        </w:rPr>
-        <w:t>3. Сверка со статистикой 01–03.08 (старая группа «Закат»)</w:t>
-      </w:r>
-    </w:p>
-    <w:tbl>
-      <w:tblPr>
-        <w:tblStyle w:val="TableGrid"/>
-        <w:tblW w:type="auto" w:w="0"/>
-        <w:tblLook w:firstColumn="1" w:firstRow="1" w:lastColumn="0" w:lastRow="0" w:noHBand="0" w:noVBand="1" w:val="04A0"/>
-      </w:tblPr>
-      <w:tblGrid>
-        <w:gridCol w:w="4929"/>
-        <w:gridCol w:w="4929"/>
-      </w:tblGrid>
-      <w:tr>
-        <w:tc>
-          <w:tcPr>
-            <w:tcW w:type="dxa" w:w="4929"/>
-            <w:shd w:fill="D9E2F3" w:val="clear"/>
-          </w:tcPr>
-          <w:p>
-            <w:r/>
-            <w:r>
-              <w:rPr>
-                <w:rFonts w:ascii="Times New Roman" w:hAnsi="Times New Roman" w:eastAsia="Times New Roman"/>
-                <w:b/>
-                <w:sz w:val="20"/>
-              </w:rPr>
-              <w:t>Факт из данных</w:t>
-            </w:r>
-          </w:p>
-        </w:tc>
-        <w:tc>
-          <w:tcPr>
-            <w:tcW w:type="dxa" w:w="4929"/>
-            <w:shd w:fill="D9E2F3" w:val="clear"/>
-          </w:tcPr>
-          <w:p>
-            <w:r/>
-            <w:r>
-              <w:rPr>
-                <w:rFonts w:ascii="Times New Roman" w:hAnsi="Times New Roman" w:eastAsia="Times New Roman"/>
-                <w:b/>
-                <w:sz w:val="20"/>
-              </w:rPr>
-              <w:t>Как влияет на новые настройки</w:t>
-            </w:r>
-          </w:p>
-        </w:tc>
-      </w:tr>
-      <w:tr>
-        <w:tc>
-          <w:tcPr>
-            <w:tcW w:type="dxa" w:w="4929"/>
-          </w:tcPr>
-          <w:p>
-            <w:r/>
-            <w:r>
-              <w:rPr>
-                <w:rFonts w:ascii="Times New Roman" w:hAnsi="Times New Roman" w:eastAsia="Times New Roman"/>
-                <w:b w:val="0"/>
-                <w:sz w:val="20"/>
-              </w:rPr>
-              <w:t>Поиск: 3 конв. / CPA 112 ₽; Сети: 0 конв.</w:t>
-            </w:r>
-          </w:p>
-        </w:tc>
-        <w:tc>
-          <w:tcPr>
-            <w:tcW w:type="dxa" w:w="4929"/>
-          </w:tcPr>
-          <w:p>
-            <w:r/>
-            <w:r>
-              <w:rPr>
-                <w:rFonts w:ascii="Times New Roman" w:hAnsi="Times New Roman" w:eastAsia="Times New Roman"/>
-                <w:b w:val="0"/>
-                <w:sz w:val="20"/>
-              </w:rPr>
-              <w:t>Кампания должна быть только Поиск (проверьте места показа на скрине стратегии)</w:t>
-            </w:r>
-          </w:p>
-        </w:tc>
-      </w:tr>
-      <w:tr>
-        <w:tc>
-          <w:tcPr>
-            <w:tcW w:type="dxa" w:w="4929"/>
-          </w:tcPr>
-          <w:p>
-            <w:r/>
-            <w:r>
-              <w:rPr>
-                <w:rFonts w:ascii="Times New Roman" w:hAnsi="Times New Roman" w:eastAsia="Times New Roman"/>
-                <w:b w:val="0"/>
-                <w:sz w:val="20"/>
-              </w:rPr>
-              <w:t>100% трафика старой группы = автотаргетинг</w:t>
-            </w:r>
-          </w:p>
-        </w:tc>
-        <w:tc>
-          <w:tcPr>
-            <w:tcW w:type="dxa" w:w="4929"/>
-          </w:tcPr>
-          <w:p>
-            <w:r/>
-            <w:r>
-              <w:rPr>
-                <w:rFonts w:ascii="Times New Roman" w:hAnsi="Times New Roman" w:eastAsia="Times New Roman"/>
-                <w:b w:val="0"/>
-                <w:sz w:val="20"/>
-              </w:rPr>
-              <w:t>Ключи обязательны; автотаргетинг сузить</w:t>
-            </w:r>
-          </w:p>
-        </w:tc>
-      </w:tr>
-      <w:tr>
-        <w:tc>
-          <w:tcPr>
-            <w:tcW w:type="dxa" w:w="4929"/>
-          </w:tcPr>
-          <w:p>
-            <w:r/>
-            <w:r>
-              <w:rPr>
-                <w:rFonts w:ascii="Times New Roman" w:hAnsi="Times New Roman" w:eastAsia="Times New Roman"/>
-                <w:b w:val="0"/>
-                <w:sz w:val="20"/>
-              </w:rPr>
-              <w:t>Альтернативные = 0 конв.; Сопутствующие = 2 конв.</w:t>
-            </w:r>
-          </w:p>
-        </w:tc>
-        <w:tc>
-          <w:tcPr>
-            <w:tcW w:type="dxa" w:w="4929"/>
-          </w:tcPr>
-          <w:p>
-            <w:r/>
-            <w:r>
-              <w:rPr>
-                <w:rFonts w:ascii="Times New Roman" w:hAnsi="Times New Roman" w:eastAsia="Times New Roman"/>
-                <w:b w:val="0"/>
-                <w:sz w:val="20"/>
-              </w:rPr>
-              <w:t>Альтернативные ВЫКЛ; сопутствующие ВКЛ</w:t>
-            </w:r>
-          </w:p>
-        </w:tc>
-      </w:tr>
-      <w:tr>
-        <w:tc>
-          <w:tcPr>
-            <w:tcW w:type="dxa" w:w="4929"/>
-          </w:tcPr>
-          <w:p>
-            <w:r/>
-            <w:r>
-              <w:rPr>
-                <w:rFonts w:ascii="Times New Roman" w:hAnsi="Times New Roman" w:eastAsia="Times New Roman"/>
-                <w:b w:val="0"/>
-                <w:sz w:val="20"/>
-              </w:rPr>
-              <w:t>Мусорные запросы: банан, роупджампинг, без капитана, комета…</w:t>
-            </w:r>
-          </w:p>
-        </w:tc>
-        <w:tc>
-          <w:tcPr>
-            <w:tcW w:type="dxa" w:w="4929"/>
-          </w:tcPr>
-          <w:p>
-            <w:r/>
-            <w:r>
-              <w:rPr>
-                <w:rFonts w:ascii="Times New Roman" w:hAnsi="Times New Roman" w:eastAsia="Times New Roman"/>
-                <w:b w:val="0"/>
-                <w:sz w:val="20"/>
-              </w:rPr>
-              <w:t>Дописать в минус-фразы кампании</w:t>
-            </w:r>
-          </w:p>
-        </w:tc>
-      </w:tr>
-      <w:tr>
-        <w:tc>
-          <w:tcPr>
-            <w:tcW w:type="dxa" w:w="4929"/>
-          </w:tcPr>
-          <w:p>
-            <w:r/>
-            <w:r>
-              <w:rPr>
-                <w:rFonts w:ascii="Times New Roman" w:hAnsi="Times New Roman" w:eastAsia="Times New Roman"/>
-                <w:b w:val="0"/>
-                <w:sz w:val="20"/>
-              </w:rPr>
-              <w:t>Конверсия с «бархатные сезоны»</w:t>
-            </w:r>
-          </w:p>
-        </w:tc>
-        <w:tc>
-          <w:tcPr>
-            <w:tcW w:type="dxa" w:w="4929"/>
-          </w:tcPr>
-          <w:p>
-            <w:r/>
-            <w:r>
-              <w:rPr>
-                <w:rFonts w:ascii="Times New Roman" w:hAnsi="Times New Roman" w:eastAsia="Times New Roman"/>
-                <w:b w:val="0"/>
-                <w:sz w:val="20"/>
-              </w:rPr>
-              <w:t>Убрать минус «-бархатные сезоны»</w:t>
-            </w:r>
-          </w:p>
-        </w:tc>
-      </w:tr>
-      <w:tr>
-        <w:tc>
-          <w:tcPr>
-            <w:tcW w:type="dxa" w:w="4929"/>
-          </w:tcPr>
-          <w:p>
-            <w:r/>
-            <w:r>
-              <w:rPr>
-                <w:rFonts w:ascii="Times New Roman" w:hAnsi="Times New Roman" w:eastAsia="Times New Roman"/>
-                <w:b w:val="0"/>
-                <w:sz w:val="20"/>
-              </w:rPr>
-              <w:t>100% конв. со смартфонов; возраст 25–44</w:t>
-            </w:r>
-          </w:p>
-        </w:tc>
-        <w:tc>
-          <w:tcPr>
-            <w:tcW w:type="dxa" w:w="4929"/>
-          </w:tcPr>
-          <w:p>
-            <w:r/>
-            <w:r>
-              <w:rPr>
-                <w:rFonts w:ascii="Times New Roman" w:hAnsi="Times New Roman" w:eastAsia="Times New Roman"/>
-                <w:b w:val="0"/>
-                <w:sz w:val="20"/>
-              </w:rPr>
-              <w:t>Корректировки: смартфоны +/десктоп −; 25–44 +; &lt;18 −100%</w:t>
-            </w:r>
-          </w:p>
-        </w:tc>
-      </w:tr>
-      <w:tr>
-        <w:tc>
-          <w:tcPr>
-            <w:tcW w:type="dxa" w:w="4929"/>
-          </w:tcPr>
-          <w:p>
-            <w:r/>
-            <w:r>
-              <w:rPr>
-                <w:rFonts w:ascii="Times New Roman" w:hAnsi="Times New Roman" w:eastAsia="Times New Roman"/>
-                <w:b w:val="0"/>
-                <w:sz w:val="20"/>
-              </w:rPr>
-              <w:t>Заголовок «Прогулка на закат…» — 0 конв. при 19 кликах</w:t>
-            </w:r>
-          </w:p>
-        </w:tc>
-        <w:tc>
-          <w:tcPr>
-            <w:tcW w:type="dxa" w:w="4929"/>
-          </w:tcPr>
-          <w:p>
-            <w:r/>
-            <w:r>
-              <w:rPr>
-                <w:rFonts w:ascii="Times New Roman" w:hAnsi="Times New Roman" w:eastAsia="Times New Roman"/>
-                <w:b w:val="0"/>
-                <w:sz w:val="20"/>
-              </w:rPr>
-              <w:t>Понизить/заменить в комбинаторе</w:t>
+              <w:t>Остановить</w:t>
             </w:r>
           </w:p>
         </w:tc>
@@ -3530,20 +1389,7 @@
           <w:b/>
           <w:sz w:val="32"/>
         </w:rPr>
-        <w:t>4. Что исправить прямо сейчас (чеклист)</w:t>
-      </w:r>
-    </w:p>
-    <w:p>
-      <w:pPr>
-        <w:pStyle w:val="Heading2"/>
-      </w:pPr>
-      <w:r>
-        <w:rPr>
-          <w:rFonts w:ascii="Times New Roman" w:hAnsi="Times New Roman" w:eastAsia="Times New Roman"/>
-          <w:b/>
-          <w:sz w:val="26"/>
-        </w:rPr>
-        <w:t>4.1. Критично (сегодня)</w:t>
+        <w:t>4. Чеклист на сегодня</w:t>
       </w:r>
     </w:p>
     <w:tbl>
@@ -3605,7 +1451,7 @@
                 <w:b/>
                 <w:sz w:val="20"/>
               </w:rPr>
-              <w:t>Где</w:t>
+              <w:t>Статус</w:t>
             </w:r>
           </w:p>
         </w:tc>
@@ -3639,7 +1485,7 @@
                 <w:b w:val="0"/>
                 <w:sz w:val="20"/>
               </w:rPr>
-              <w:t>Расширить гео: Россия (или хотя бы Москва + ЮФО + Сочи/Сириус). Не оставлять только Сочи+Сириус</w:t>
+              <w:t>Корректировки: младше 18 −100%</w:t>
             </w:r>
           </w:p>
         </w:tc>
@@ -3655,7 +1501,7 @@
                 <w:b w:val="0"/>
                 <w:sz w:val="20"/>
               </w:rPr>
-              <w:t>Группа → География</w:t>
+              <w:t>УЖЕ СДЕЛАНО</w:t>
             </w:r>
           </w:p>
         </w:tc>
@@ -3689,7 +1535,7 @@
                 <w:b w:val="0"/>
                 <w:sz w:val="20"/>
               </w:rPr>
-              <w:t>Автотаргетинг: выключить Широкие и Альтернативные</w:t>
+              <w:t>Корректировки: смартфоны +20%</w:t>
             </w:r>
           </w:p>
         </w:tc>
@@ -3705,7 +1551,7 @@
                 <w:b w:val="0"/>
                 <w:sz w:val="20"/>
               </w:rPr>
-              <w:t>Группа → Автотаргетинг</w:t>
+              <w:t>УЖЕ СДЕЛАНО</w:t>
             </w:r>
           </w:p>
         </w:tc>
@@ -3739,7 +1585,7 @@
                 <w:b w:val="0"/>
                 <w:sz w:val="20"/>
               </w:rPr>
-              <w:t>Исправить ключ: убрать -цена -яхта (и лучше -2026) из «морская прогулка адлер…»</w:t>
+              <w:t>Корректировки: топ 1% +20%</w:t>
             </w:r>
           </w:p>
         </w:tc>
@@ -3755,7 +1601,7 @@
                 <w:b w:val="0"/>
                 <w:sz w:val="20"/>
               </w:rPr>
-              <w:t>Тематические слова</w:t>
+              <w:t>УЖЕ СДЕЛАНО</w:t>
             </w:r>
           </w:p>
         </w:tc>
@@ -3789,7 +1635,7 @@
                 <w:b w:val="0"/>
                 <w:sz w:val="20"/>
               </w:rPr>
-              <w:t>Исправить опечатку «сочi» → «сочи» в ключе аренды</w:t>
+              <w:t>Добавить 25–34 и 35–44 +15…+20%</w:t>
             </w:r>
           </w:p>
         </w:tc>
@@ -3805,7 +1651,7 @@
                 <w:b w:val="0"/>
                 <w:sz w:val="20"/>
               </w:rPr>
-              <w:t>Тематические слова</w:t>
+              <w:t>СДЕЛАТЬ</w:t>
             </w:r>
           </w:p>
         </w:tc>
@@ -3839,7 +1685,7 @@
                 <w:b w:val="0"/>
                 <w:sz w:val="20"/>
               </w:rPr>
-              <w:t>Включить мониторинг сайта</w:t>
+              <w:t>Гео → Россия</w:t>
             </w:r>
           </w:p>
         </w:tc>
@@ -3855,7 +1701,7 @@
                 <w:b w:val="0"/>
                 <w:sz w:val="20"/>
               </w:rPr>
-              <w:t>Доп. настройки кампании</w:t>
+              <w:t>СДЕЛАТЬ</w:t>
             </w:r>
           </w:p>
         </w:tc>
@@ -3889,7 +1735,7 @@
                 <w:b w:val="0"/>
                 <w:sz w:val="20"/>
               </w:rPr>
-              <w:t>Убрать минус «-бархатные сезоны» (была конверсия)</w:t>
+              <w:t>Автотаргетинг: выкл Широкие + Альтернативные</w:t>
             </w:r>
           </w:p>
         </w:tc>
@@ -3905,7 +1751,7 @@
                 <w:b w:val="0"/>
                 <w:sz w:val="20"/>
               </w:rPr>
-              <w:t>Минус-фразы кампании</w:t>
+              <w:t>СДЕЛАТЬ</w:t>
             </w:r>
           </w:p>
         </w:tc>
@@ -3939,7 +1785,7 @@
                 <w:b w:val="0"/>
                 <w:sz w:val="20"/>
               </w:rPr>
-              <w:t>Остановить старую группу «Закат на море» в ЕПК «Морские прогулки…»</w:t>
+              <w:t>Ключ адлер: убрать -цена -яхта</w:t>
             </w:r>
           </w:p>
         </w:tc>
@@ -3955,86 +1801,7 @@
                 <w:b w:val="0"/>
                 <w:sz w:val="20"/>
               </w:rPr>
-              <w:t>Старая кампания</w:t>
-            </w:r>
-          </w:p>
-        </w:tc>
-      </w:tr>
-    </w:tbl>
-    <w:p/>
-    <w:p>
-      <w:pPr>
-        <w:pStyle w:val="Heading2"/>
-      </w:pPr>
-      <w:r>
-        <w:rPr>
-          <w:rFonts w:ascii="Times New Roman" w:hAnsi="Times New Roman" w:eastAsia="Times New Roman"/>
-          <w:b/>
-          <w:sz w:val="26"/>
-        </w:rPr>
-        <w:t>4.2. Важно (1–2 дня)</w:t>
-      </w:r>
-    </w:p>
-    <w:tbl>
-      <w:tblPr>
-        <w:tblStyle w:val="TableGrid"/>
-        <w:tblW w:type="auto" w:w="0"/>
-        <w:tblLook w:firstColumn="1" w:firstRow="1" w:lastColumn="0" w:lastRow="0" w:noHBand="0" w:noVBand="1" w:val="04A0"/>
-      </w:tblPr>
-      <w:tblGrid>
-        <w:gridCol w:w="3286"/>
-        <w:gridCol w:w="3286"/>
-        <w:gridCol w:w="3286"/>
-      </w:tblGrid>
-      <w:tr>
-        <w:tc>
-          <w:tcPr>
-            <w:tcW w:type="dxa" w:w="3286"/>
-            <w:shd w:fill="D9E2F3" w:val="clear"/>
-          </w:tcPr>
-          <w:p>
-            <w:r/>
-            <w:r>
-              <w:rPr>
-                <w:rFonts w:ascii="Times New Roman" w:hAnsi="Times New Roman" w:eastAsia="Times New Roman"/>
-                <w:b/>
-                <w:sz w:val="20"/>
-              </w:rPr>
-              <w:t>#</w:t>
-            </w:r>
-          </w:p>
-        </w:tc>
-        <w:tc>
-          <w:tcPr>
-            <w:tcW w:type="dxa" w:w="3286"/>
-            <w:shd w:fill="D9E2F3" w:val="clear"/>
-          </w:tcPr>
-          <w:p>
-            <w:r/>
-            <w:r>
-              <w:rPr>
-                <w:rFonts w:ascii="Times New Roman" w:hAnsi="Times New Roman" w:eastAsia="Times New Roman"/>
-                <w:b/>
-                <w:sz w:val="20"/>
-              </w:rPr>
-              <w:t>Действие</w:t>
-            </w:r>
-          </w:p>
-        </w:tc>
-        <w:tc>
-          <w:tcPr>
-            <w:tcW w:type="dxa" w:w="3286"/>
-            <w:shd w:fill="D9E2F3" w:val="clear"/>
-          </w:tcPr>
-          <w:p>
-            <w:r/>
-            <w:r>
-              <w:rPr>
-                <w:rFonts w:ascii="Times New Roman" w:hAnsi="Times New Roman" w:eastAsia="Times New Roman"/>
-                <w:b/>
-                <w:sz w:val="20"/>
-              </w:rPr>
-              <w:t>Где</w:t>
+              <w:t>СДЕЛАТЬ</w:t>
             </w:r>
           </w:p>
         </w:tc>
@@ -4068,7 +1835,7 @@
                 <w:b w:val="0"/>
                 <w:sz w:val="20"/>
               </w:rPr>
-              <w:t>Добавить корректировки: смартфоны +10%; десктоп −30%; 25–34 и 35–44 +20%; младше 18 −100%</w:t>
+              <w:t>Мониторинг сайта → Вкл</w:t>
             </w:r>
           </w:p>
         </w:tc>
@@ -4084,7 +1851,7 @@
                 <w:b w:val="0"/>
                 <w:sz w:val="20"/>
               </w:rPr>
-              <w:t>Корректировки</w:t>
+              <w:t>СДЕЛАТЬ</w:t>
             </w:r>
           </w:p>
         </w:tc>
@@ -4118,7 +1885,7 @@
                 <w:b w:val="0"/>
                 <w:sz w:val="20"/>
               </w:rPr>
-              <w:t>UTM: utm_source=yandex&amp;utm_medium=cpc&amp;utm_campaign=zakat_search&amp;utm_content={campaignid}&amp;utm_term={keyword}</w:t>
+              <w:t>Убрать минус бархатные сезоны</w:t>
             </w:r>
           </w:p>
         </w:tc>
@@ -4134,7 +1901,7 @@
                 <w:b w:val="0"/>
                 <w:sz w:val="20"/>
               </w:rPr>
-              <w:t>Параметры URL</w:t>
+              <w:t>СДЕЛАТЬ</w:t>
             </w:r>
           </w:p>
         </w:tc>
@@ -4168,7 +1935,7 @@
                 <w:b w:val="0"/>
                 <w:sz w:val="20"/>
               </w:rPr>
-              <w:t>Включить «Цену»: от 8 000 ₽ (как просит Директ)</w:t>
+              <w:t>Остановить старую группу Закат в ЕПК</w:t>
             </w:r>
           </w:p>
         </w:tc>
@@ -4184,754 +1951,7 @@
                 <w:b w:val="0"/>
                 <w:sz w:val="20"/>
               </w:rPr>
-              <w:t>Объявление → Цена</w:t>
-            </w:r>
-          </w:p>
-        </w:tc>
-      </w:tr>
-      <w:tr>
-        <w:tc>
-          <w:tcPr>
-            <w:tcW w:type="dxa" w:w="3286"/>
-          </w:tcPr>
-          <w:p>
-            <w:r/>
-            <w:r>
-              <w:rPr>
-                <w:rFonts w:ascii="Times New Roman" w:hAnsi="Times New Roman" w:eastAsia="Times New Roman"/>
-                <w:b w:val="0"/>
-                <w:sz w:val="20"/>
-              </w:rPr>
-              <w:t>11</w:t>
-            </w:r>
-          </w:p>
-        </w:tc>
-        <w:tc>
-          <w:tcPr>
-            <w:tcW w:type="dxa" w:w="3286"/>
-          </w:tcPr>
-          <w:p>
-            <w:r/>
-            <w:r>
-              <w:rPr>
-                <w:rFonts w:ascii="Times New Roman" w:hAnsi="Times New Roman" w:eastAsia="Times New Roman"/>
-                <w:b w:val="0"/>
-                <w:sz w:val="20"/>
-              </w:rPr>
-              <w:t>Заменить быструю ссылку «AI-помощник» на «Задать вопрос» / «Написать в MAX»</w:t>
-            </w:r>
-          </w:p>
-        </w:tc>
-        <w:tc>
-          <w:tcPr>
-            <w:tcW w:type="dxa" w:w="3286"/>
-          </w:tcPr>
-          <w:p>
-            <w:r/>
-            <w:r>
-              <w:rPr>
-                <w:rFonts w:ascii="Times New Roman" w:hAnsi="Times New Roman" w:eastAsia="Times New Roman"/>
-                <w:b w:val="0"/>
-                <w:sz w:val="20"/>
-              </w:rPr>
-              <w:t>Быстрые ссылки</w:t>
-            </w:r>
-          </w:p>
-        </w:tc>
-      </w:tr>
-      <w:tr>
-        <w:tc>
-          <w:tcPr>
-            <w:tcW w:type="dxa" w:w="3286"/>
-          </w:tcPr>
-          <w:p>
-            <w:r/>
-            <w:r>
-              <w:rPr>
-                <w:rFonts w:ascii="Times New Roman" w:hAnsi="Times New Roman" w:eastAsia="Times New Roman"/>
-                <w:b w:val="0"/>
-                <w:sz w:val="20"/>
-              </w:rPr>
-              <w:t>12</w:t>
-            </w:r>
-          </w:p>
-        </w:tc>
-        <w:tc>
-          <w:tcPr>
-            <w:tcW w:type="dxa" w:w="3286"/>
-          </w:tcPr>
-          <w:p>
-            <w:r/>
-            <w:r>
-              <w:rPr>
-                <w:rFonts w:ascii="Times New Roman" w:hAnsi="Times New Roman" w:eastAsia="Times New Roman"/>
-                <w:b w:val="0"/>
-                <w:sz w:val="20"/>
-              </w:rPr>
-              <w:t>Посадочная: лучше якорь заказа/заката, не общий title про дельфинов</w:t>
-            </w:r>
-          </w:p>
-        </w:tc>
-        <w:tc>
-          <w:tcPr>
-            <w:tcW w:type="dxa" w:w="3286"/>
-          </w:tcPr>
-          <w:p>
-            <w:r/>
-            <w:r>
-              <w:rPr>
-                <w:rFonts w:ascii="Times New Roman" w:hAnsi="Times New Roman" w:eastAsia="Times New Roman"/>
-                <w:b w:val="0"/>
-                <w:sz w:val="20"/>
-              </w:rPr>
-              <w:t>Ссылка объявления</w:t>
-            </w:r>
-          </w:p>
-        </w:tc>
-      </w:tr>
-      <w:tr>
-        <w:tc>
-          <w:tcPr>
-            <w:tcW w:type="dxa" w:w="3286"/>
-          </w:tcPr>
-          <w:p>
-            <w:r/>
-            <w:r>
-              <w:rPr>
-                <w:rFonts w:ascii="Times New Roman" w:hAnsi="Times New Roman" w:eastAsia="Times New Roman"/>
-                <w:b w:val="0"/>
-                <w:sz w:val="20"/>
-              </w:rPr>
-              <w:t>13</w:t>
-            </w:r>
-          </w:p>
-        </w:tc>
-        <w:tc>
-          <w:tcPr>
-            <w:tcW w:type="dxa" w:w="3286"/>
-          </w:tcPr>
-          <w:p>
-            <w:r/>
-            <w:r>
-              <w:rPr>
-                <w:rFonts w:ascii="Times New Roman" w:hAnsi="Times New Roman" w:eastAsia="Times New Roman"/>
-                <w:b w:val="0"/>
-                <w:sz w:val="20"/>
-              </w:rPr>
-              <w:t>Добавить минуса: без капитана, банан, роупджампинг, комета, теплоход, паром, билет, бесплатно, туапсе, лазаревское, хоста, дагомыс, дельфинарий, обучение, права</w:t>
-            </w:r>
-          </w:p>
-        </w:tc>
-        <w:tc>
-          <w:tcPr>
-            <w:tcW w:type="dxa" w:w="3286"/>
-          </w:tcPr>
-          <w:p>
-            <w:r/>
-            <w:r>
-              <w:rPr>
-                <w:rFonts w:ascii="Times New Roman" w:hAnsi="Times New Roman" w:eastAsia="Times New Roman"/>
-                <w:b w:val="0"/>
-                <w:sz w:val="20"/>
-              </w:rPr>
-              <w:t>Минус-фразы кампании</w:t>
-            </w:r>
-          </w:p>
-        </w:tc>
-      </w:tr>
-      <w:tr>
-        <w:tc>
-          <w:tcPr>
-            <w:tcW w:type="dxa" w:w="3286"/>
-          </w:tcPr>
-          <w:p>
-            <w:r/>
-            <w:r>
-              <w:rPr>
-                <w:rFonts w:ascii="Times New Roman" w:hAnsi="Times New Roman" w:eastAsia="Times New Roman"/>
-                <w:b w:val="0"/>
-                <w:sz w:val="20"/>
-              </w:rPr>
-              <w:t>14</w:t>
-            </w:r>
-          </w:p>
-        </w:tc>
-        <w:tc>
-          <w:tcPr>
-            <w:tcW w:type="dxa" w:w="3286"/>
-          </w:tcPr>
-          <w:p>
-            <w:r/>
-            <w:r>
-              <w:rPr>
-                <w:rFonts w:ascii="Times New Roman" w:hAnsi="Times New Roman" w:eastAsia="Times New Roman"/>
-                <w:b w:val="0"/>
-                <w:sz w:val="20"/>
-              </w:rPr>
-              <w:t>Унифицировать часы работы в уточнениях и контактах</w:t>
-            </w:r>
-          </w:p>
-        </w:tc>
-        <w:tc>
-          <w:tcPr>
-            <w:tcW w:type="dxa" w:w="3286"/>
-          </w:tcPr>
-          <w:p>
-            <w:r/>
-            <w:r>
-              <w:rPr>
-                <w:rFonts w:ascii="Times New Roman" w:hAnsi="Times New Roman" w:eastAsia="Times New Roman"/>
-                <w:b w:val="0"/>
-                <w:sz w:val="20"/>
-              </w:rPr>
-              <w:t>Уточнения / орг.</w:t>
-            </w:r>
-          </w:p>
-        </w:tc>
-      </w:tr>
-      <w:tr>
-        <w:tc>
-          <w:tcPr>
-            <w:tcW w:type="dxa" w:w="3286"/>
-          </w:tcPr>
-          <w:p>
-            <w:r/>
-            <w:r>
-              <w:rPr>
-                <w:rFonts w:ascii="Times New Roman" w:hAnsi="Times New Roman" w:eastAsia="Times New Roman"/>
-                <w:b w:val="0"/>
-                <w:sz w:val="20"/>
-              </w:rPr>
-              <w:t>15</w:t>
-            </w:r>
-          </w:p>
-        </w:tc>
-        <w:tc>
-          <w:tcPr>
-            <w:tcW w:type="dxa" w:w="3286"/>
-          </w:tcPr>
-          <w:p>
-            <w:r/>
-            <w:r>
-              <w:rPr>
-                <w:rFonts w:ascii="Times New Roman" w:hAnsi="Times New Roman" w:eastAsia="Times New Roman"/>
-                <w:b w:val="0"/>
-                <w:sz w:val="20"/>
-              </w:rPr>
-              <w:t>Проверить честность уточнений «ужин на двоих» и «Wi-Fi»</w:t>
-            </w:r>
-          </w:p>
-        </w:tc>
-        <w:tc>
-          <w:tcPr>
-            <w:tcW w:type="dxa" w:w="3286"/>
-          </w:tcPr>
-          <w:p>
-            <w:r/>
-            <w:r>
-              <w:rPr>
-                <w:rFonts w:ascii="Times New Roman" w:hAnsi="Times New Roman" w:eastAsia="Times New Roman"/>
-                <w:b w:val="0"/>
-                <w:sz w:val="20"/>
-              </w:rPr>
-              <w:t>Уточнения</w:t>
-            </w:r>
-          </w:p>
-        </w:tc>
-      </w:tr>
-    </w:tbl>
-    <w:p/>
-    <w:p>
-      <w:pPr>
-        <w:pStyle w:val="Heading2"/>
-      </w:pPr>
-      <w:r>
-        <w:rPr>
-          <w:rFonts w:ascii="Times New Roman" w:hAnsi="Times New Roman" w:eastAsia="Times New Roman"/>
-          <w:b/>
-          <w:sz w:val="26"/>
-        </w:rPr>
-        <w:t>4.3. Желательно</w:t>
-      </w:r>
-    </w:p>
-    <w:p>
-      <w:pPr>
-        <w:pStyle w:val="ListBullet"/>
-        <w:spacing w:after="40"/>
-      </w:pPr>
-      <w:r>
-        <w:rPr>
-          <w:rFonts w:ascii="Times New Roman" w:hAnsi="Times New Roman" w:eastAsia="Times New Roman"/>
-          <w:b w:val="0"/>
-          <w:sz w:val="22"/>
-        </w:rPr>
-        <w:t>Добавить видео 16:9 и 9:16 (Директ сам предупреждает о охвате).</w:t>
-      </w:r>
-    </w:p>
-    <w:p>
-      <w:pPr>
-        <w:pStyle w:val="ListBullet"/>
-        <w:spacing w:after="40"/>
-      </w:pPr>
-      <w:r>
-        <w:rPr>
-          <w:rFonts w:ascii="Times New Roman" w:hAnsi="Times New Roman" w:eastAsia="Times New Roman"/>
-          <w:b w:val="0"/>
-          <w:sz w:val="22"/>
-        </w:rPr>
-        <w:t>Разнести ключи на 3 группы: Сириус / Адлер / Аренда-заказ — разные H1.</w:t>
-      </w:r>
-    </w:p>
-    <w:p>
-      <w:pPr>
-        <w:pStyle w:val="ListBullet"/>
-        <w:spacing w:after="40"/>
-      </w:pPr>
-      <w:r>
-        <w:rPr>
-          <w:rFonts w:ascii="Times New Roman" w:hAnsi="Times New Roman" w:eastAsia="Times New Roman"/>
-          <w:b w:val="0"/>
-          <w:sz w:val="22"/>
-        </w:rPr>
-        <w:t>Заменить слабый заголовок «Прогулка на закат в море - Сириус» на более офферный с ценой/бронью.</w:t>
-      </w:r>
-    </w:p>
-    <w:p>
-      <w:pPr>
-        <w:pStyle w:val="ListBullet"/>
-        <w:spacing w:after="40"/>
-      </w:pPr>
-      <w:r>
-        <w:rPr>
-          <w:rFonts w:ascii="Times New Roman" w:hAnsi="Times New Roman" w:eastAsia="Times New Roman"/>
-          <w:b w:val="0"/>
-          <w:sz w:val="22"/>
-        </w:rPr>
-        <w:t>Нейрообъявления пока не включать — сначала чистые тексты и минуса.</w:t>
-      </w:r>
-    </w:p>
-    <w:p>
-      <w:pPr>
-        <w:pStyle w:val="ListBullet"/>
-        <w:spacing w:after="40"/>
-      </w:pPr>
-      <w:r>
-        <w:rPr>
-          <w:rFonts w:ascii="Times New Roman" w:hAnsi="Times New Roman" w:eastAsia="Times New Roman"/>
-          <w:b w:val="0"/>
-          <w:sz w:val="22"/>
-        </w:rPr>
-        <w:t>Через 5–7 дней выгрузить поисковые запросы и дочистить.</w:t>
-      </w:r>
-    </w:p>
-    <w:p>
-      <w:pPr>
-        <w:pStyle w:val="Heading1"/>
-      </w:pPr>
-      <w:r>
-        <w:rPr>
-          <w:rFonts w:ascii="Times New Roman" w:hAnsi="Times New Roman" w:eastAsia="Times New Roman"/>
-          <w:b/>
-          <w:sz w:val="32"/>
-        </w:rPr>
-        <w:t>5. География — почему это главный риск</w:t>
-      </w:r>
-    </w:p>
-    <w:p>
-      <w:pPr>
-        <w:spacing w:after="120"/>
-      </w:pPr>
-      <w:r>
-        <w:rPr>
-          <w:rFonts w:ascii="Times New Roman" w:hAnsi="Times New Roman" w:eastAsia="Times New Roman"/>
-          <w:b w:val="0"/>
-          <w:sz w:val="22"/>
-        </w:rPr>
-        <w:t>Сейчас показы только если пользователь в Сочи или Сириусе (плюс расширенный гео: запрос содержит название региона).</w:t>
-      </w:r>
-    </w:p>
-    <w:p>
-      <w:pPr>
-        <w:spacing w:after="120"/>
-      </w:pPr>
-      <w:r>
-        <w:rPr>
-          <w:rFonts w:ascii="Times New Roman" w:hAnsi="Times New Roman" w:eastAsia="Times New Roman"/>
-          <w:b w:val="0"/>
-          <w:sz w:val="22"/>
-        </w:rPr>
-        <w:t>Проблема: значимая доля бронирований морских прогулок делается до поездки из других городов. При узком гео вы теряете этих людей, даже если они ищут «закат на яхте сириус».</w:t>
-      </w:r>
-    </w:p>
-    <w:p>
-      <w:pPr>
-        <w:spacing w:after="120"/>
-      </w:pPr>
-      <w:r>
-        <w:rPr>
-          <w:rFonts w:ascii="Times New Roman" w:hAnsi="Times New Roman" w:eastAsia="Times New Roman"/>
-          <w:b w:val="0"/>
-          <w:sz w:val="22"/>
-        </w:rPr>
-        <w:t>Рекомендуемая схема:</w:t>
-      </w:r>
-    </w:p>
-    <w:p>
-      <w:pPr>
-        <w:pStyle w:val="ListBullet"/>
-        <w:spacing w:after="40"/>
-      </w:pPr>
-      <w:r>
-        <w:rPr>
-          <w:rFonts w:ascii="Times New Roman" w:hAnsi="Times New Roman" w:eastAsia="Times New Roman"/>
-          <w:b w:val="0"/>
-          <w:sz w:val="22"/>
-        </w:rPr>
-        <w:t>Гео показов: Россия.</w:t>
-      </w:r>
-    </w:p>
-    <w:p>
-      <w:pPr>
-        <w:pStyle w:val="ListBullet"/>
-        <w:spacing w:after="40"/>
-      </w:pPr>
-      <w:r>
-        <w:rPr>
-          <w:rFonts w:ascii="Times New Roman" w:hAnsi="Times New Roman" w:eastAsia="Times New Roman"/>
-          <w:b w:val="0"/>
-          <w:sz w:val="22"/>
-        </w:rPr>
-        <w:t>Расширенный геотаргетинг: ВКЛ (уже включён — оставить).</w:t>
-      </w:r>
-    </w:p>
-    <w:p>
-      <w:pPr>
-        <w:pStyle w:val="ListBullet"/>
-        <w:spacing w:after="40"/>
-      </w:pPr>
-      <w:r>
-        <w:rPr>
-          <w:rFonts w:ascii="Times New Roman" w:hAnsi="Times New Roman" w:eastAsia="Times New Roman"/>
-          <w:b w:val="0"/>
-          <w:sz w:val="22"/>
-        </w:rPr>
-        <w:t>Минус-слова по чужим курортам (Анапа, Геленджик, Туапсе…) — уже частично есть, дописать.</w:t>
-      </w:r>
-    </w:p>
-    <w:p>
-      <w:pPr>
-        <w:pStyle w:val="ListBullet"/>
-        <w:spacing w:after="40"/>
-      </w:pPr>
-      <w:r>
-        <w:rPr>
-          <w:rFonts w:ascii="Times New Roman" w:hAnsi="Times New Roman" w:eastAsia="Times New Roman"/>
-          <w:b w:val="0"/>
-          <w:sz w:val="22"/>
-        </w:rPr>
-        <w:t>Не использовать «только Сочи+Сириус», пока не будет отдельной кампании «локальный спрос сегодня/завтра».</w:t>
-      </w:r>
-    </w:p>
-    <w:p>
-      <w:pPr>
-        <w:pStyle w:val="Heading1"/>
-      </w:pPr>
-      <w:r>
-        <w:rPr>
-          <w:rFonts w:ascii="Times New Roman" w:hAnsi="Times New Roman" w:eastAsia="Times New Roman"/>
-          <w:b/>
-          <w:sz w:val="32"/>
-        </w:rPr>
-        <w:t>6. Автотаргетинг — целевая конфигурация</w:t>
-      </w:r>
-    </w:p>
-    <w:p>
-      <w:pPr>
-        <w:spacing w:after="120"/>
-      </w:pPr>
-      <w:r>
-        <w:rPr>
-          <w:rFonts w:ascii="Times New Roman" w:hAnsi="Times New Roman" w:eastAsia="Times New Roman"/>
-          <w:b w:val="0"/>
-          <w:sz w:val="22"/>
-        </w:rPr>
-        <w:t>Оставить включёнными:</w:t>
-      </w:r>
-    </w:p>
-    <w:p>
-      <w:pPr>
-        <w:pStyle w:val="ListBullet"/>
-        <w:spacing w:after="40"/>
-      </w:pPr>
-      <w:r>
-        <w:rPr>
-          <w:rFonts w:ascii="Times New Roman" w:hAnsi="Times New Roman" w:eastAsia="Times New Roman"/>
-          <w:b w:val="0"/>
-          <w:sz w:val="22"/>
-        </w:rPr>
-        <w:t>Целевые</w:t>
-      </w:r>
-    </w:p>
-    <w:p>
-      <w:pPr>
-        <w:pStyle w:val="ListBullet"/>
-        <w:spacing w:after="40"/>
-      </w:pPr>
-      <w:r>
-        <w:rPr>
-          <w:rFonts w:ascii="Times New Roman" w:hAnsi="Times New Roman" w:eastAsia="Times New Roman"/>
-          <w:b w:val="0"/>
-          <w:sz w:val="22"/>
-        </w:rPr>
-        <w:t>Узкие</w:t>
-      </w:r>
-    </w:p>
-    <w:p>
-      <w:pPr>
-        <w:pStyle w:val="ListBullet"/>
-        <w:spacing w:after="40"/>
-      </w:pPr>
-      <w:r>
-        <w:rPr>
-          <w:rFonts w:ascii="Times New Roman" w:hAnsi="Times New Roman" w:eastAsia="Times New Roman"/>
-          <w:b w:val="0"/>
-          <w:sz w:val="22"/>
-        </w:rPr>
-        <w:t>Сопутствующие</w:t>
-      </w:r>
-    </w:p>
-    <w:p>
-      <w:pPr>
-        <w:spacing w:after="120"/>
-      </w:pPr>
-      <w:r>
-        <w:rPr>
-          <w:rFonts w:ascii="Times New Roman" w:hAnsi="Times New Roman" w:eastAsia="Times New Roman"/>
-          <w:b w:val="0"/>
-          <w:sz w:val="22"/>
-        </w:rPr>
-        <w:t>Выключить:</w:t>
-      </w:r>
-    </w:p>
-    <w:p>
-      <w:pPr>
-        <w:pStyle w:val="ListBullet"/>
-        <w:spacing w:after="40"/>
-      </w:pPr>
-      <w:r>
-        <w:rPr>
-          <w:rFonts w:ascii="Times New Roman" w:hAnsi="Times New Roman" w:eastAsia="Times New Roman"/>
-          <w:b w:val="0"/>
-          <w:sz w:val="22"/>
-        </w:rPr>
-        <w:t>Широкие (примеры в UI: «экскурсии сочи», «прогулка в сириусе» — не ваш оффер)</w:t>
-      </w:r>
-    </w:p>
-    <w:p>
-      <w:pPr>
-        <w:pStyle w:val="ListBullet"/>
-        <w:spacing w:after="40"/>
-      </w:pPr>
-      <w:r>
-        <w:rPr>
-          <w:rFonts w:ascii="Times New Roman" w:hAnsi="Times New Roman" w:eastAsia="Times New Roman"/>
-          <w:b w:val="0"/>
-          <w:sz w:val="22"/>
-        </w:rPr>
-        <w:t>Альтернативные (примеры: «яндекс экскурсии», «софия сириус аренда катамарана» — увод к конкурентам/агрегаторам)</w:t>
-      </w:r>
-    </w:p>
-    <w:p>
-      <w:pPr>
-        <w:pStyle w:val="Heading1"/>
-      </w:pPr>
-      <w:r>
-        <w:rPr>
-          <w:rFonts w:ascii="Times New Roman" w:hAnsi="Times New Roman" w:eastAsia="Times New Roman"/>
-          <w:b/>
-          <w:sz w:val="32"/>
-        </w:rPr>
-        <w:t>7. Ключи — правки формулировок</w:t>
-      </w:r>
-    </w:p>
-    <w:tbl>
-      <w:tblPr>
-        <w:tblStyle w:val="TableGrid"/>
-        <w:tblW w:type="auto" w:w="0"/>
-        <w:tblLook w:firstColumn="1" w:firstRow="1" w:lastColumn="0" w:lastRow="0" w:noHBand="0" w:noVBand="1" w:val="04A0"/>
-      </w:tblPr>
-      <w:tblGrid>
-        <w:gridCol w:w="4929"/>
-        <w:gridCol w:w="4929"/>
-      </w:tblGrid>
-      <w:tr>
-        <w:tc>
-          <w:tcPr>
-            <w:tcW w:type="dxa" w:w="4929"/>
-            <w:shd w:fill="D9E2F3" w:val="clear"/>
-          </w:tcPr>
-          <w:p>
-            <w:r/>
-            <w:r>
-              <w:rPr>
-                <w:rFonts w:ascii="Times New Roman" w:hAnsi="Times New Roman" w:eastAsia="Times New Roman"/>
-                <w:b/>
-                <w:sz w:val="20"/>
-              </w:rPr>
-              <w:t>Было</w:t>
-            </w:r>
-          </w:p>
-        </w:tc>
-        <w:tc>
-          <w:tcPr>
-            <w:tcW w:type="dxa" w:w="4929"/>
-            <w:shd w:fill="D9E2F3" w:val="clear"/>
-          </w:tcPr>
-          <w:p>
-            <w:r/>
-            <w:r>
-              <w:rPr>
-                <w:rFonts w:ascii="Times New Roman" w:hAnsi="Times New Roman" w:eastAsia="Times New Roman"/>
-                <w:b/>
-                <w:sz w:val="20"/>
-              </w:rPr>
-              <w:t>Стало</w:t>
-            </w:r>
-          </w:p>
-        </w:tc>
-      </w:tr>
-      <w:tr>
-        <w:tc>
-          <w:tcPr>
-            <w:tcW w:type="dxa" w:w="4929"/>
-          </w:tcPr>
-          <w:p>
-            <w:r/>
-            <w:r>
-              <w:rPr>
-                <w:rFonts w:ascii="Times New Roman" w:hAnsi="Times New Roman" w:eastAsia="Times New Roman"/>
-                <w:b w:val="0"/>
-                <w:sz w:val="20"/>
-              </w:rPr>
-              <w:t>морская прогулка адлер -цена -яхта -2026</w:t>
-            </w:r>
-          </w:p>
-        </w:tc>
-        <w:tc>
-          <w:tcPr>
-            <w:tcW w:type="dxa" w:w="4929"/>
-          </w:tcPr>
-          <w:p>
-            <w:r/>
-            <w:r>
-              <w:rPr>
-                <w:rFonts w:ascii="Times New Roman" w:hAnsi="Times New Roman" w:eastAsia="Times New Roman"/>
-                <w:b w:val="0"/>
-                <w:sz w:val="20"/>
-              </w:rPr>
-              <w:t>морская прогулка адлер</w:t>
-            </w:r>
-          </w:p>
-        </w:tc>
-      </w:tr>
-      <w:tr>
-        <w:tc>
-          <w:tcPr>
-            <w:tcW w:type="dxa" w:w="4929"/>
-          </w:tcPr>
-          <w:p>
-            <w:r/>
-            <w:r>
-              <w:rPr>
-                <w:rFonts w:ascii="Times New Roman" w:hAnsi="Times New Roman" w:eastAsia="Times New Roman"/>
-                <w:b w:val="0"/>
-                <w:sz w:val="20"/>
-              </w:rPr>
-              <w:t>вечерняя прогулка на яхте адлер -сочи</w:t>
-            </w:r>
-          </w:p>
-        </w:tc>
-        <w:tc>
-          <w:tcPr>
-            <w:tcW w:type="dxa" w:w="4929"/>
-          </w:tcPr>
-          <w:p>
-            <w:r/>
-            <w:r>
-              <w:rPr>
-                <w:rFonts w:ascii="Times New Roman" w:hAnsi="Times New Roman" w:eastAsia="Times New Roman"/>
-                <w:b w:val="0"/>
-                <w:sz w:val="20"/>
-              </w:rPr>
-              <w:t>вечерняя прогулка на яхте адлер  (или оставить -сочи, если боитесь канибализации)</w:t>
-            </w:r>
-          </w:p>
-        </w:tc>
-      </w:tr>
-      <w:tr>
-        <w:tc>
-          <w:tcPr>
-            <w:tcW w:type="dxa" w:w="4929"/>
-          </w:tcPr>
-          <w:p>
-            <w:r/>
-            <w:r>
-              <w:rPr>
-                <w:rFonts w:ascii="Times New Roman" w:hAnsi="Times New Roman" w:eastAsia="Times New Roman"/>
-                <w:b w:val="0"/>
-                <w:sz w:val="20"/>
-              </w:rPr>
-              <w:t>«аренда катера на закат сочi»</w:t>
-            </w:r>
-          </w:p>
-        </w:tc>
-        <w:tc>
-          <w:tcPr>
-            <w:tcW w:type="dxa" w:w="4929"/>
-          </w:tcPr>
-          <w:p>
-            <w:r/>
-            <w:r>
-              <w:rPr>
-                <w:rFonts w:ascii="Times New Roman" w:hAnsi="Times New Roman" w:eastAsia="Times New Roman"/>
-                <w:b w:val="0"/>
-                <w:sz w:val="20"/>
-              </w:rPr>
-              <w:t>«аренда катера на закат сочи»</w:t>
-            </w:r>
-          </w:p>
-        </w:tc>
-      </w:tr>
-      <w:tr>
-        <w:tc>
-          <w:tcPr>
-            <w:tcW w:type="dxa" w:w="4929"/>
-          </w:tcPr>
-          <w:p>
-            <w:r/>
-            <w:r>
-              <w:rPr>
-                <w:rFonts w:ascii="Times New Roman" w:hAnsi="Times New Roman" w:eastAsia="Times New Roman"/>
-                <w:b w:val="0"/>
-                <w:sz w:val="20"/>
-              </w:rPr>
-              <w:t>—</w:t>
-            </w:r>
-          </w:p>
-        </w:tc>
-        <w:tc>
-          <w:tcPr>
-            <w:tcW w:type="dxa" w:w="4929"/>
-          </w:tcPr>
-          <w:p>
-            <w:r/>
-            <w:r>
-              <w:rPr>
-                <w:rFonts w:ascii="Times New Roman" w:hAnsi="Times New Roman" w:eastAsia="Times New Roman"/>
-                <w:b w:val="0"/>
-                <w:sz w:val="20"/>
-              </w:rPr>
-              <w:t>Добавить: прогулка на яхте сириус; морские прогулки сириус; яхта сириус закат; закат имеретинский порт</w:t>
+              <w:t>СДЕЛАТЬ</w:t>
             </w:r>
           </w:p>
         </w:tc>
@@ -4948,874 +1968,7 @@
           <w:b/>
           <w:sz w:val="32"/>
         </w:rPr>
-        <w:t>8. Минус-фразы — что убрать и что добавить</w:t>
-      </w:r>
-    </w:p>
-    <w:p>
-      <w:pPr>
-        <w:spacing w:after="120"/>
-      </w:pPr>
-      <w:r>
-        <w:rPr>
-          <w:rFonts w:ascii="Times New Roman" w:hAnsi="Times New Roman" w:eastAsia="Times New Roman"/>
-          <w:b/>
-          <w:sz w:val="22"/>
-        </w:rPr>
-        <w:t>Убрать из минусов кампании:</w:t>
-      </w:r>
-    </w:p>
-    <w:p>
-      <w:pPr>
-        <w:pStyle w:val="ListBullet"/>
-        <w:spacing w:after="40"/>
-      </w:pPr>
-      <w:r>
-        <w:rPr>
-          <w:rFonts w:ascii="Times New Roman" w:hAnsi="Times New Roman" w:eastAsia="Times New Roman"/>
-          <w:b w:val="0"/>
-          <w:sz w:val="22"/>
-        </w:rPr>
-        <w:t>-бархатные сезоны  ← была конверсия 01–03.08</w:t>
-      </w:r>
-    </w:p>
-    <w:p>
-      <w:pPr>
-        <w:spacing w:after="120"/>
-      </w:pPr>
-      <w:r>
-        <w:rPr>
-          <w:rFonts w:ascii="Times New Roman" w:hAnsi="Times New Roman" w:eastAsia="Times New Roman"/>
-          <w:b/>
-          <w:sz w:val="22"/>
-        </w:rPr>
-        <w:t>Добавить (если ещё нет в полном списке):</w:t>
-      </w:r>
-    </w:p>
-    <w:p>
-      <w:pPr>
-        <w:pStyle w:val="ListBullet"/>
-        <w:spacing w:after="40"/>
-      </w:pPr>
-      <w:r>
-        <w:rPr>
-          <w:rFonts w:ascii="Times New Roman" w:hAnsi="Times New Roman" w:eastAsia="Times New Roman"/>
-          <w:b w:val="0"/>
-          <w:sz w:val="22"/>
-        </w:rPr>
-        <w:t>-без капитана</w:t>
-      </w:r>
-    </w:p>
-    <w:p>
-      <w:pPr>
-        <w:pStyle w:val="ListBullet"/>
-        <w:spacing w:after="40"/>
-      </w:pPr>
-      <w:r>
-        <w:rPr>
-          <w:rFonts w:ascii="Times New Roman" w:hAnsi="Times New Roman" w:eastAsia="Times New Roman"/>
-          <w:b w:val="0"/>
-          <w:sz w:val="22"/>
-        </w:rPr>
-        <w:t>-банан</w:t>
-      </w:r>
-    </w:p>
-    <w:p>
-      <w:pPr>
-        <w:pStyle w:val="ListBullet"/>
-        <w:spacing w:after="40"/>
-      </w:pPr>
-      <w:r>
-        <w:rPr>
-          <w:rFonts w:ascii="Times New Roman" w:hAnsi="Times New Roman" w:eastAsia="Times New Roman"/>
-          <w:b w:val="0"/>
-          <w:sz w:val="22"/>
-        </w:rPr>
-        <w:t>-банане</w:t>
-      </w:r>
-    </w:p>
-    <w:p>
-      <w:pPr>
-        <w:pStyle w:val="ListBullet"/>
-        <w:spacing w:after="40"/>
-      </w:pPr>
-      <w:r>
-        <w:rPr>
-          <w:rFonts w:ascii="Times New Roman" w:hAnsi="Times New Roman" w:eastAsia="Times New Roman"/>
-          <w:b w:val="0"/>
-          <w:sz w:val="22"/>
-        </w:rPr>
-        <w:t>-роупджампинг</w:t>
-      </w:r>
-    </w:p>
-    <w:p>
-      <w:pPr>
-        <w:pStyle w:val="ListBullet"/>
-        <w:spacing w:after="40"/>
-      </w:pPr>
-      <w:r>
-        <w:rPr>
-          <w:rFonts w:ascii="Times New Roman" w:hAnsi="Times New Roman" w:eastAsia="Times New Roman"/>
-          <w:b w:val="0"/>
-          <w:sz w:val="22"/>
-        </w:rPr>
-        <w:t>-роупджамп</w:t>
-      </w:r>
-    </w:p>
-    <w:p>
-      <w:pPr>
-        <w:pStyle w:val="ListBullet"/>
-        <w:spacing w:after="40"/>
-      </w:pPr>
-      <w:r>
-        <w:rPr>
-          <w:rFonts w:ascii="Times New Roman" w:hAnsi="Times New Roman" w:eastAsia="Times New Roman"/>
-          <w:b w:val="0"/>
-          <w:sz w:val="22"/>
-        </w:rPr>
-        <w:t>-комета</w:t>
-      </w:r>
-    </w:p>
-    <w:p>
-      <w:pPr>
-        <w:pStyle w:val="ListBullet"/>
-        <w:spacing w:after="40"/>
-      </w:pPr>
-      <w:r>
-        <w:rPr>
-          <w:rFonts w:ascii="Times New Roman" w:hAnsi="Times New Roman" w:eastAsia="Times New Roman"/>
-          <w:b w:val="0"/>
-          <w:sz w:val="22"/>
-        </w:rPr>
-        <w:t>-теплоход</w:t>
-      </w:r>
-    </w:p>
-    <w:p>
-      <w:pPr>
-        <w:pStyle w:val="ListBullet"/>
-        <w:spacing w:after="40"/>
-      </w:pPr>
-      <w:r>
-        <w:rPr>
-          <w:rFonts w:ascii="Times New Roman" w:hAnsi="Times New Roman" w:eastAsia="Times New Roman"/>
-          <w:b w:val="0"/>
-          <w:sz w:val="22"/>
-        </w:rPr>
-        <w:t>-паром</w:t>
-      </w:r>
-    </w:p>
-    <w:p>
-      <w:pPr>
-        <w:pStyle w:val="ListBullet"/>
-        <w:spacing w:after="40"/>
-      </w:pPr>
-      <w:r>
-        <w:rPr>
-          <w:rFonts w:ascii="Times New Roman" w:hAnsi="Times New Roman" w:eastAsia="Times New Roman"/>
-          <w:b w:val="0"/>
-          <w:sz w:val="22"/>
-        </w:rPr>
-        <w:t>-рейс</w:t>
-      </w:r>
-    </w:p>
-    <w:p>
-      <w:pPr>
-        <w:pStyle w:val="ListBullet"/>
-        <w:spacing w:after="40"/>
-      </w:pPr>
-      <w:r>
-        <w:rPr>
-          <w:rFonts w:ascii="Times New Roman" w:hAnsi="Times New Roman" w:eastAsia="Times New Roman"/>
-          <w:b w:val="0"/>
-          <w:sz w:val="22"/>
-        </w:rPr>
-        <w:t>-бесплатно</w:t>
-      </w:r>
-    </w:p>
-    <w:p>
-      <w:pPr>
-        <w:pStyle w:val="ListBullet"/>
-        <w:spacing w:after="40"/>
-      </w:pPr>
-      <w:r>
-        <w:rPr>
-          <w:rFonts w:ascii="Times New Roman" w:hAnsi="Times New Roman" w:eastAsia="Times New Roman"/>
-          <w:b w:val="0"/>
-          <w:sz w:val="22"/>
-        </w:rPr>
-        <w:t>-туапсе</w:t>
-      </w:r>
-    </w:p>
-    <w:p>
-      <w:pPr>
-        <w:pStyle w:val="ListBullet"/>
-        <w:spacing w:after="40"/>
-      </w:pPr>
-      <w:r>
-        <w:rPr>
-          <w:rFonts w:ascii="Times New Roman" w:hAnsi="Times New Roman" w:eastAsia="Times New Roman"/>
-          <w:b w:val="0"/>
-          <w:sz w:val="22"/>
-        </w:rPr>
-        <w:t>-лазаревское</w:t>
-      </w:r>
-    </w:p>
-    <w:p>
-      <w:pPr>
-        <w:pStyle w:val="ListBullet"/>
-        <w:spacing w:after="40"/>
-      </w:pPr>
-      <w:r>
-        <w:rPr>
-          <w:rFonts w:ascii="Times New Roman" w:hAnsi="Times New Roman" w:eastAsia="Times New Roman"/>
-          <w:b w:val="0"/>
-          <w:sz w:val="22"/>
-        </w:rPr>
-        <w:t>-хоста</w:t>
-      </w:r>
-    </w:p>
-    <w:p>
-      <w:pPr>
-        <w:pStyle w:val="ListBullet"/>
-        <w:spacing w:after="40"/>
-      </w:pPr>
-      <w:r>
-        <w:rPr>
-          <w:rFonts w:ascii="Times New Roman" w:hAnsi="Times New Roman" w:eastAsia="Times New Roman"/>
-          <w:b w:val="0"/>
-          <w:sz w:val="22"/>
-        </w:rPr>
-        <w:t>-дагомыс</w:t>
-      </w:r>
-    </w:p>
-    <w:p>
-      <w:pPr>
-        <w:pStyle w:val="ListBullet"/>
-        <w:spacing w:after="40"/>
-      </w:pPr>
-      <w:r>
-        <w:rPr>
-          <w:rFonts w:ascii="Times New Roman" w:hAnsi="Times New Roman" w:eastAsia="Times New Roman"/>
-          <w:b w:val="0"/>
-          <w:sz w:val="22"/>
-        </w:rPr>
-        <w:t>-абхазия</w:t>
-      </w:r>
-    </w:p>
-    <w:p>
-      <w:pPr>
-        <w:pStyle w:val="ListBullet"/>
-        <w:spacing w:after="40"/>
-      </w:pPr>
-      <w:r>
-        <w:rPr>
-          <w:rFonts w:ascii="Times New Roman" w:hAnsi="Times New Roman" w:eastAsia="Times New Roman"/>
-          <w:b w:val="0"/>
-          <w:sz w:val="22"/>
-        </w:rPr>
-        <w:t>-гагра</w:t>
-      </w:r>
-    </w:p>
-    <w:p>
-      <w:pPr>
-        <w:pStyle w:val="ListBullet"/>
-        <w:spacing w:after="40"/>
-      </w:pPr>
-      <w:r>
-        <w:rPr>
-          <w:rFonts w:ascii="Times New Roman" w:hAnsi="Times New Roman" w:eastAsia="Times New Roman"/>
-          <w:b w:val="0"/>
-          <w:sz w:val="22"/>
-        </w:rPr>
-        <w:t>-дельфинарий</w:t>
-      </w:r>
-    </w:p>
-    <w:p>
-      <w:pPr>
-        <w:pStyle w:val="ListBullet"/>
-        <w:spacing w:after="40"/>
-      </w:pPr>
-      <w:r>
-        <w:rPr>
-          <w:rFonts w:ascii="Times New Roman" w:hAnsi="Times New Roman" w:eastAsia="Times New Roman"/>
-          <w:b w:val="0"/>
-          <w:sz w:val="22"/>
-        </w:rPr>
-        <w:t>-океанариум</w:t>
-      </w:r>
-    </w:p>
-    <w:p>
-      <w:pPr>
-        <w:pStyle w:val="ListBullet"/>
-        <w:spacing w:after="40"/>
-      </w:pPr>
-      <w:r>
-        <w:rPr>
-          <w:rFonts w:ascii="Times New Roman" w:hAnsi="Times New Roman" w:eastAsia="Times New Roman"/>
-          <w:b w:val="0"/>
-          <w:sz w:val="22"/>
-        </w:rPr>
-        <w:t>-обучение</w:t>
-      </w:r>
-    </w:p>
-    <w:p>
-      <w:pPr>
-        <w:pStyle w:val="ListBullet"/>
-        <w:spacing w:after="40"/>
-      </w:pPr>
-      <w:r>
-        <w:rPr>
-          <w:rFonts w:ascii="Times New Roman" w:hAnsi="Times New Roman" w:eastAsia="Times New Roman"/>
-          <w:b w:val="0"/>
-          <w:sz w:val="22"/>
-        </w:rPr>
-        <w:t>-курсы</w:t>
-      </w:r>
-    </w:p>
-    <w:p>
-      <w:pPr>
-        <w:pStyle w:val="ListBullet"/>
-        <w:spacing w:after="40"/>
-      </w:pPr>
-      <w:r>
-        <w:rPr>
-          <w:rFonts w:ascii="Times New Roman" w:hAnsi="Times New Roman" w:eastAsia="Times New Roman"/>
-          <w:b w:val="0"/>
-          <w:sz w:val="22"/>
-        </w:rPr>
-        <w:t>-права</w:t>
-      </w:r>
-    </w:p>
-    <w:p>
-      <w:pPr>
-        <w:pStyle w:val="ListBullet"/>
-        <w:spacing w:after="40"/>
-      </w:pPr>
-      <w:r>
-        <w:rPr>
-          <w:rFonts w:ascii="Times New Roman" w:hAnsi="Times New Roman" w:eastAsia="Times New Roman"/>
-          <w:b w:val="0"/>
-          <w:sz w:val="22"/>
-        </w:rPr>
-        <w:t>-чертеж</w:t>
-      </w:r>
-    </w:p>
-    <w:p>
-      <w:pPr>
-        <w:pStyle w:val="ListBullet"/>
-        <w:spacing w:after="40"/>
-      </w:pPr>
-      <w:r>
-        <w:rPr>
-          <w:rFonts w:ascii="Times New Roman" w:hAnsi="Times New Roman" w:eastAsia="Times New Roman"/>
-          <w:b w:val="0"/>
-          <w:sz w:val="22"/>
-        </w:rPr>
-        <w:t>-б/у</w:t>
-      </w:r>
-    </w:p>
-    <w:p>
-      <w:pPr>
-        <w:pStyle w:val="ListBullet"/>
-        <w:spacing w:after="40"/>
-      </w:pPr>
-      <w:r>
-        <w:rPr>
-          <w:rFonts w:ascii="Times New Roman" w:hAnsi="Times New Roman" w:eastAsia="Times New Roman"/>
-          <w:b w:val="0"/>
-          <w:sz w:val="22"/>
-        </w:rPr>
-        <w:t>-что делать</w:t>
-      </w:r>
-    </w:p>
-    <w:p>
-      <w:pPr>
-        <w:pStyle w:val="ListBullet"/>
-        <w:spacing w:after="40"/>
-      </w:pPr>
-      <w:r>
-        <w:rPr>
-          <w:rFonts w:ascii="Times New Roman" w:hAnsi="Times New Roman" w:eastAsia="Times New Roman"/>
-          <w:b w:val="0"/>
-          <w:sz w:val="22"/>
-        </w:rPr>
-        <w:t>-куда сходить</w:t>
-      </w:r>
-    </w:p>
-    <w:p>
-      <w:pPr>
-        <w:spacing w:after="120"/>
-      </w:pPr>
-      <w:r>
-        <w:rPr>
-          <w:rFonts w:ascii="Times New Roman" w:hAnsi="Times New Roman" w:eastAsia="Times New Roman"/>
-          <w:b w:val="0"/>
-          <w:sz w:val="22"/>
-        </w:rPr>
-        <w:t>У вас уже сильный кампанийный список (авито, анапа, аквапарк, билеты…). Групповой короткий список можно не дублировать — достаточно кампанийного уровня + точечные минуса в группе.</w:t>
-      </w:r>
-    </w:p>
-    <w:p>
-      <w:pPr>
-        <w:pStyle w:val="Heading1"/>
-      </w:pPr>
-      <w:r>
-        <w:rPr>
-          <w:rFonts w:ascii="Times New Roman" w:hAnsi="Times New Roman" w:eastAsia="Times New Roman"/>
-          <w:b/>
-          <w:sz w:val="32"/>
-        </w:rPr>
-        <w:t>9. Стратегия / бюджет / места показа</w:t>
-      </w:r>
-    </w:p>
-    <w:p>
-      <w:pPr>
-        <w:spacing w:after="120"/>
-      </w:pPr>
-      <w:r>
-        <w:rPr>
-          <w:rFonts w:ascii="Times New Roman" w:hAnsi="Times New Roman" w:eastAsia="Times New Roman"/>
-          <w:b w:val="0"/>
-          <w:sz w:val="22"/>
-        </w:rPr>
-        <w:t>На загруженных скринах блок стратегии/бюджета/мест показа попал в обрезку лимита описаний. Проверьте вручную и выставьте:</w:t>
-      </w:r>
-    </w:p>
-    <w:tbl>
-      <w:tblPr>
-        <w:tblStyle w:val="TableGrid"/>
-        <w:tblW w:type="auto" w:w="0"/>
-        <w:tblLook w:firstColumn="1" w:firstRow="1" w:lastColumn="0" w:lastRow="0" w:noHBand="0" w:noVBand="1" w:val="04A0"/>
-      </w:tblPr>
-      <w:tblGrid>
-        <w:gridCol w:w="4929"/>
-        <w:gridCol w:w="4929"/>
-      </w:tblGrid>
-      <w:tr>
-        <w:tc>
-          <w:tcPr>
-            <w:tcW w:type="dxa" w:w="4929"/>
-            <w:shd w:fill="D9E2F3" w:val="clear"/>
-          </w:tcPr>
-          <w:p>
-            <w:r/>
-            <w:r>
-              <w:rPr>
-                <w:rFonts w:ascii="Times New Roman" w:hAnsi="Times New Roman" w:eastAsia="Times New Roman"/>
-                <w:b/>
-                <w:sz w:val="20"/>
-              </w:rPr>
-              <w:t>Параметр</w:t>
-            </w:r>
-          </w:p>
-        </w:tc>
-        <w:tc>
-          <w:tcPr>
-            <w:tcW w:type="dxa" w:w="4929"/>
-            <w:shd w:fill="D9E2F3" w:val="clear"/>
-          </w:tcPr>
-          <w:p>
-            <w:r/>
-            <w:r>
-              <w:rPr>
-                <w:rFonts w:ascii="Times New Roman" w:hAnsi="Times New Roman" w:eastAsia="Times New Roman"/>
-                <w:b/>
-                <w:sz w:val="20"/>
-              </w:rPr>
-              <w:t>Нужное значение</w:t>
-            </w:r>
-          </w:p>
-        </w:tc>
-      </w:tr>
-      <w:tr>
-        <w:tc>
-          <w:tcPr>
-            <w:tcW w:type="dxa" w:w="4929"/>
-          </w:tcPr>
-          <w:p>
-            <w:r/>
-            <w:r>
-              <w:rPr>
-                <w:rFonts w:ascii="Times New Roman" w:hAnsi="Times New Roman" w:eastAsia="Times New Roman"/>
-                <w:b w:val="0"/>
-                <w:sz w:val="20"/>
-              </w:rPr>
-              <w:t>Места показа</w:t>
-            </w:r>
-          </w:p>
-        </w:tc>
-        <w:tc>
-          <w:tcPr>
-            <w:tcW w:type="dxa" w:w="4929"/>
-          </w:tcPr>
-          <w:p>
-            <w:r/>
-            <w:r>
-              <w:rPr>
-                <w:rFonts w:ascii="Times New Roman" w:hAnsi="Times New Roman" w:eastAsia="Times New Roman"/>
-                <w:b w:val="0"/>
-                <w:sz w:val="20"/>
-              </w:rPr>
-              <w:t>Только Поиск (Сети, Галерея услуг, Карты — выкл)</w:t>
-            </w:r>
-          </w:p>
-        </w:tc>
-      </w:tr>
-      <w:tr>
-        <w:tc>
-          <w:tcPr>
-            <w:tcW w:type="dxa" w:w="4929"/>
-          </w:tcPr>
-          <w:p>
-            <w:r/>
-            <w:r>
-              <w:rPr>
-                <w:rFonts w:ascii="Times New Roman" w:hAnsi="Times New Roman" w:eastAsia="Times New Roman"/>
-                <w:b w:val="0"/>
-                <w:sz w:val="20"/>
-              </w:rPr>
-              <w:t>Стратегия на 7 дней</w:t>
-            </w:r>
-          </w:p>
-        </w:tc>
-        <w:tc>
-          <w:tcPr>
-            <w:tcW w:type="dxa" w:w="4929"/>
-          </w:tcPr>
-          <w:p>
-            <w:r/>
-            <w:r>
-              <w:rPr>
-                <w:rFonts w:ascii="Times New Roman" w:hAnsi="Times New Roman" w:eastAsia="Times New Roman"/>
-                <w:b w:val="0"/>
-                <w:sz w:val="20"/>
-              </w:rPr>
-              <w:t>Максимум кликов с потолком CPC 15–20 ₽ ИЛИ мягкий CPA ≥ 180–200 ₽</w:t>
-            </w:r>
-          </w:p>
-        </w:tc>
-      </w:tr>
-      <w:tr>
-        <w:tc>
-          <w:tcPr>
-            <w:tcW w:type="dxa" w:w="4929"/>
-          </w:tcPr>
-          <w:p>
-            <w:r/>
-            <w:r>
-              <w:rPr>
-                <w:rFonts w:ascii="Times New Roman" w:hAnsi="Times New Roman" w:eastAsia="Times New Roman"/>
-                <w:b w:val="0"/>
-                <w:sz w:val="20"/>
-              </w:rPr>
-              <w:t>После 10–15 конверсий</w:t>
-            </w:r>
-          </w:p>
-        </w:tc>
-        <w:tc>
-          <w:tcPr>
-            <w:tcW w:type="dxa" w:w="4929"/>
-          </w:tcPr>
-          <w:p>
-            <w:r/>
-            <w:r>
-              <w:rPr>
-                <w:rFonts w:ascii="Times New Roman" w:hAnsi="Times New Roman" w:eastAsia="Times New Roman"/>
-                <w:b w:val="0"/>
-                <w:sz w:val="20"/>
-              </w:rPr>
-              <w:t>Максимум конверсий, целевая CPA 150–180 ₽</w:t>
-            </w:r>
-          </w:p>
-        </w:tc>
-      </w:tr>
-      <w:tr>
-        <w:tc>
-          <w:tcPr>
-            <w:tcW w:type="dxa" w:w="4929"/>
-          </w:tcPr>
-          <w:p>
-            <w:r/>
-            <w:r>
-              <w:rPr>
-                <w:rFonts w:ascii="Times New Roman" w:hAnsi="Times New Roman" w:eastAsia="Times New Roman"/>
-                <w:b w:val="0"/>
-                <w:sz w:val="20"/>
-              </w:rPr>
-              <w:t>Недельный бюджет</w:t>
-            </w:r>
-          </w:p>
-        </w:tc>
-        <w:tc>
-          <w:tcPr>
-            <w:tcW w:type="dxa" w:w="4929"/>
-          </w:tcPr>
-          <w:p>
-            <w:r/>
-            <w:r>
-              <w:rPr>
-                <w:rFonts w:ascii="Times New Roman" w:hAnsi="Times New Roman" w:eastAsia="Times New Roman"/>
-                <w:b w:val="0"/>
-                <w:sz w:val="20"/>
-              </w:rPr>
-              <w:t>2 000–3 500 ₽ на тест</w:t>
-            </w:r>
-          </w:p>
-        </w:tc>
-      </w:tr>
-      <w:tr>
-        <w:tc>
-          <w:tcPr>
-            <w:tcW w:type="dxa" w:w="4929"/>
-          </w:tcPr>
-          <w:p>
-            <w:r/>
-            <w:r>
-              <w:rPr>
-                <w:rFonts w:ascii="Times New Roman" w:hAnsi="Times New Roman" w:eastAsia="Times New Roman"/>
-                <w:b w:val="0"/>
-                <w:sz w:val="20"/>
-              </w:rPr>
-              <w:t>Автоприменение рекомендаций</w:t>
-            </w:r>
-          </w:p>
-        </w:tc>
-        <w:tc>
-          <w:tcPr>
-            <w:tcW w:type="dxa" w:w="4929"/>
-          </w:tcPr>
-          <w:p>
-            <w:r/>
-            <w:r>
-              <w:rPr>
-                <w:rFonts w:ascii="Times New Roman" w:hAnsi="Times New Roman" w:eastAsia="Times New Roman"/>
-                <w:b w:val="0"/>
-                <w:sz w:val="20"/>
-              </w:rPr>
-              <w:t>Выкл</w:t>
-            </w:r>
-          </w:p>
-        </w:tc>
-      </w:tr>
-    </w:tbl>
-    <w:p/>
-    <w:p>
-      <w:pPr>
-        <w:pStyle w:val="Heading1"/>
-      </w:pPr>
-      <w:r>
-        <w:rPr>
-          <w:rFonts w:ascii="Times New Roman" w:hAnsi="Times New Roman" w:eastAsia="Times New Roman"/>
-          <w:b/>
-          <w:sz w:val="32"/>
-        </w:rPr>
-        <w:t>10. Объявления — микроправки</w:t>
-      </w:r>
-    </w:p>
-    <w:p>
-      <w:pPr>
-        <w:pStyle w:val="ListBullet"/>
-        <w:spacing w:after="40"/>
-      </w:pPr>
-      <w:r>
-        <w:rPr>
-          <w:rFonts w:ascii="Times New Roman" w:hAnsi="Times New Roman" w:eastAsia="Times New Roman"/>
-          <w:b w:val="0"/>
-          <w:sz w:val="22"/>
-        </w:rPr>
-        <w:t>Заменить/ослабить заголовок «Прогулка на закат в море - Сириус» (много кликов без заявок).</w:t>
-      </w:r>
-    </w:p>
-    <w:p>
-      <w:pPr>
-        <w:pStyle w:val="ListBullet"/>
-        <w:spacing w:after="40"/>
-      </w:pPr>
-      <w:r>
-        <w:rPr>
-          <w:rFonts w:ascii="Times New Roman" w:hAnsi="Times New Roman" w:eastAsia="Times New Roman"/>
-          <w:b w:val="0"/>
-          <w:sz w:val="22"/>
-        </w:rPr>
-        <w:t>Добавить заголовок с ценой: «Закат на катере от 8 000 ₽/час — Сириус».</w:t>
-      </w:r>
-    </w:p>
-    <w:p>
-      <w:pPr>
-        <w:pStyle w:val="ListBullet"/>
-        <w:spacing w:after="40"/>
-      </w:pPr>
-      <w:r>
-        <w:rPr>
-          <w:rFonts w:ascii="Times New Roman" w:hAnsi="Times New Roman" w:eastAsia="Times New Roman"/>
-          <w:b w:val="0"/>
-          <w:sz w:val="22"/>
-        </w:rPr>
-        <w:t>В тексте явно: «с капитаном», «Имеретинский порт», «бронь заранее».</w:t>
-      </w:r>
-    </w:p>
-    <w:p>
-      <w:pPr>
-        <w:pStyle w:val="ListBullet"/>
-        <w:spacing w:after="40"/>
-      </w:pPr>
-      <w:r>
-        <w:rPr>
-          <w:rFonts w:ascii="Times New Roman" w:hAnsi="Times New Roman" w:eastAsia="Times New Roman"/>
-          <w:b w:val="0"/>
-          <w:sz w:val="22"/>
-        </w:rPr>
-        <w:t>Исправить опечатку в заголовке: «Бронируете заранее» → «Бронируйте заранее».</w:t>
-      </w:r>
-    </w:p>
-    <w:p>
-      <w:pPr>
-        <w:pStyle w:val="ListBullet"/>
-        <w:spacing w:after="40"/>
-      </w:pPr>
-      <w:r>
-        <w:rPr>
-          <w:rFonts w:ascii="Times New Roman" w:hAnsi="Times New Roman" w:eastAsia="Times New Roman"/>
-          <w:b w:val="0"/>
-          <w:sz w:val="22"/>
-        </w:rPr>
-        <w:t>Title страницы boat-sochi.ru сейчас про дельфинов — для заката это бьёт по ожиданию; идеально отдельный лендинг/якорь с title про закат.</w:t>
-      </w:r>
-    </w:p>
-    <w:p>
-      <w:pPr>
-        <w:pStyle w:val="Heading1"/>
-      </w:pPr>
-      <w:r>
-        <w:rPr>
-          <w:rFonts w:ascii="Times New Roman" w:hAnsi="Times New Roman" w:eastAsia="Times New Roman"/>
-          <w:b/>
-          <w:sz w:val="32"/>
-        </w:rPr>
-        <w:t>11. Приоритет на сегодня (10 минут в кабинете)</w:t>
-      </w:r>
-    </w:p>
-    <w:p>
-      <w:pPr>
-        <w:spacing w:after="120"/>
-      </w:pPr>
-      <w:r>
-        <w:rPr>
-          <w:rFonts w:ascii="Times New Roman" w:hAnsi="Times New Roman" w:eastAsia="Times New Roman"/>
-          <w:b w:val="0"/>
-          <w:sz w:val="22"/>
-        </w:rPr>
-        <w:t>Сделайте в таком порядке:</w:t>
-      </w:r>
-    </w:p>
-    <w:p>
-      <w:pPr>
-        <w:pStyle w:val="ListBullet"/>
-        <w:spacing w:after="40"/>
-      </w:pPr>
-      <w:r>
-        <w:rPr>
-          <w:rFonts w:ascii="Times New Roman" w:hAnsi="Times New Roman" w:eastAsia="Times New Roman"/>
-          <w:b w:val="0"/>
-          <w:sz w:val="22"/>
-        </w:rPr>
-        <w:t>1) Гео → Россия.</w:t>
-      </w:r>
-    </w:p>
-    <w:p>
-      <w:pPr>
-        <w:pStyle w:val="ListBullet"/>
-        <w:spacing w:after="40"/>
-      </w:pPr>
-      <w:r>
-        <w:rPr>
-          <w:rFonts w:ascii="Times New Roman" w:hAnsi="Times New Roman" w:eastAsia="Times New Roman"/>
-          <w:b w:val="0"/>
-          <w:sz w:val="22"/>
-        </w:rPr>
-        <w:t>2) Автотаргетинг → выкл Широкие + Альтернативные.</w:t>
-      </w:r>
-    </w:p>
-    <w:p>
-      <w:pPr>
-        <w:pStyle w:val="ListBullet"/>
-        <w:spacing w:after="40"/>
-      </w:pPr>
-      <w:r>
-        <w:rPr>
-          <w:rFonts w:ascii="Times New Roman" w:hAnsi="Times New Roman" w:eastAsia="Times New Roman"/>
-          <w:b w:val="0"/>
-          <w:sz w:val="22"/>
-        </w:rPr>
-        <w:t>3) Ключ адлер: убрать -цена -яхта.</w:t>
-      </w:r>
-    </w:p>
-    <w:p>
-      <w:pPr>
-        <w:pStyle w:val="ListBullet"/>
-        <w:spacing w:after="40"/>
-      </w:pPr>
-      <w:r>
-        <w:rPr>
-          <w:rFonts w:ascii="Times New Roman" w:hAnsi="Times New Roman" w:eastAsia="Times New Roman"/>
-          <w:b w:val="0"/>
-          <w:sz w:val="22"/>
-        </w:rPr>
-        <w:t>4) Мониторинг сайта → Вкл.</w:t>
-      </w:r>
-    </w:p>
-    <w:p>
-      <w:pPr>
-        <w:pStyle w:val="ListBullet"/>
-        <w:spacing w:after="40"/>
-      </w:pPr>
-      <w:r>
-        <w:rPr>
-          <w:rFonts w:ascii="Times New Roman" w:hAnsi="Times New Roman" w:eastAsia="Times New Roman"/>
-          <w:b w:val="0"/>
-          <w:sz w:val="22"/>
-        </w:rPr>
-        <w:t>5) Убрать минус «бархатные сезоны».</w:t>
-      </w:r>
-    </w:p>
-    <w:p>
-      <w:pPr>
-        <w:pStyle w:val="ListBullet"/>
-        <w:spacing w:after="40"/>
-      </w:pPr>
-      <w:r>
-        <w:rPr>
-          <w:rFonts w:ascii="Times New Roman" w:hAnsi="Times New Roman" w:eastAsia="Times New Roman"/>
-          <w:b w:val="0"/>
-          <w:sz w:val="22"/>
-        </w:rPr>
-        <w:t>6) Добавить блок минусов (банан, без капитана, роупджампинг, комета…).</w:t>
-      </w:r>
-    </w:p>
-    <w:p>
-      <w:pPr>
-        <w:pStyle w:val="ListBullet"/>
-        <w:spacing w:after="40"/>
-      </w:pPr>
-      <w:r>
-        <w:rPr>
-          <w:rFonts w:ascii="Times New Roman" w:hAnsi="Times New Roman" w:eastAsia="Times New Roman"/>
-          <w:b w:val="0"/>
-          <w:sz w:val="22"/>
-        </w:rPr>
-        <w:t>7) Сохранить → остановить старую группу Закат в ЕПК.</w:t>
-      </w:r>
-    </w:p>
-    <w:p>
-      <w:pPr>
-        <w:pStyle w:val="Heading1"/>
-      </w:pPr>
-      <w:r>
-        <w:rPr>
-          <w:rFonts w:ascii="Times New Roman" w:hAnsi="Times New Roman" w:eastAsia="Times New Roman"/>
-          <w:b/>
-          <w:sz w:val="32"/>
-        </w:rPr>
-        <w:t>12. KPI на неделю</w:t>
+        <w:t>5. KPI на неделю</w:t>
       </w:r>
     </w:p>
     <w:tbl>
@@ -5911,7 +2064,7 @@
                 <w:b w:val="0"/>
                 <w:sz w:val="20"/>
               </w:rPr>
-              <w:t>CR клик → заявка</w:t>
+              <w:t>CR</w:t>
             </w:r>
           </w:p>
         </w:tc>
@@ -5945,7 +2098,7 @@
                 <w:b w:val="0"/>
                 <w:sz w:val="20"/>
               </w:rPr>
-              <w:t>CPA заявки</w:t>
+              <w:t>CPA</w:t>
             </w:r>
           </w:p>
         </w:tc>
@@ -6000,40 +2153,6 @@
           </w:p>
         </w:tc>
       </w:tr>
-      <w:tr>
-        <w:tc>
-          <w:tcPr>
-            <w:tcW w:type="dxa" w:w="4929"/>
-          </w:tcPr>
-          <w:p>
-            <w:r/>
-            <w:r>
-              <w:rPr>
-                <w:rFonts w:ascii="Times New Roman" w:hAnsi="Times New Roman" w:eastAsia="Times New Roman"/>
-                <w:b w:val="0"/>
-                <w:sz w:val="20"/>
-              </w:rPr>
-              <w:t>Реальные брони из заявок</w:t>
-            </w:r>
-          </w:p>
-        </w:tc>
-        <w:tc>
-          <w:tcPr>
-            <w:tcW w:type="dxa" w:w="4929"/>
-          </w:tcPr>
-          <w:p>
-            <w:r/>
-            <w:r>
-              <w:rPr>
-                <w:rFonts w:ascii="Times New Roman" w:hAnsi="Times New Roman" w:eastAsia="Times New Roman"/>
-                <w:b w:val="0"/>
-                <w:sz w:val="20"/>
-              </w:rPr>
-              <w:t>считать вручную отдельно от целей Метрики</w:t>
-            </w:r>
-          </w:p>
-        </w:tc>
-      </w:tr>
     </w:tbl>
     <w:p/>
     <w:p>
@@ -6046,7 +2165,7 @@
           <w:b/>
           <w:sz w:val="32"/>
         </w:rPr>
-        <w:t>13. Итог</w:t>
+        <w:t>6. Итог</w:t>
       </w:r>
     </w:p>
     <w:p>
@@ -6059,7 +2178,7 @@
           <w:b w:val="0"/>
           <w:sz w:val="22"/>
         </w:rPr>
-        <w:t>Креативы и структура объявления для заката — сильные. Основная угроза эффективности сейчас не в текстах, а в таргетинге: узкое гео Сочи+Сириус, слишком широкий автотаргетинг и один вредоносный ключ с минусами -цена/-яхта. Закройте критичный блок из раздела 4.1 — и новая поисковая кампания начнёт собирать тот спрос, ради которого вы её вынесли из ЕПК.</w:t>
+        <w:t>Корректировки настроены грамотно — это плюс кампании. Добавьте возраст 25–44 и закройте критичные пункты по гео/автотаргетингу/ключам — тогда поисковая кампания «Закат на море» будет готова к нормальному обучению.</w:t>
       </w:r>
     </w:p>
     <w:sectPr>
